--- a/Отчет 1 лаб.docx
+++ b/Отчет 1 лаб.docx
@@ -1,10 +1,11 @@
 
 <file path=word/document.xml><?xml version="1.0" encoding="utf-8"?>
-<w:document xmlns:wpc="http://schemas.microsoft.com/office/word/2010/wordprocessingCanvas" xmlns:cx="http://schemas.microsoft.com/office/drawing/2014/chartex" xmlns:mc="http://schemas.openxmlformats.org/markup-compatibility/2006" xmlns:o="urn:schemas-microsoft-com:office:office" xmlns:r="http://schemas.openxmlformats.org/officeDocument/2006/relationships" xmlns:m="http://schemas.openxmlformats.org/officeDocument/2006/math" xmlns:v="urn:schemas-microsoft-com:vml" xmlns:wp14="http://schemas.microsoft.com/office/word/2010/wordprocessingDrawing" xmlns:wp="http://schemas.openxmlformats.org/drawingml/2006/wordprocessingDrawing" xmlns:w10="urn:schemas-microsoft-com:office:word" xmlns:w="http://schemas.openxmlformats.org/wordprocessingml/2006/main" xmlns:w14="http://schemas.microsoft.com/office/word/2010/wordml" xmlns:w15="http://schemas.microsoft.com/office/word/2012/wordml" xmlns:w16se="http://schemas.microsoft.com/office/word/2015/wordml/symex" xmlns:wpg="http://schemas.microsoft.com/office/word/2010/wordprocessingGroup" xmlns:wpi="http://schemas.microsoft.com/office/word/2010/wordprocessingInk" xmlns:wne="http://schemas.microsoft.com/office/word/2006/wordml" xmlns:wps="http://schemas.microsoft.com/office/word/2010/wordprocessingShape" mc:Ignorable="w14 w15 w16se wp14">
+<w:document xmlns:wpc="http://schemas.microsoft.com/office/word/2010/wordprocessingCanvas" xmlns:cx="http://schemas.microsoft.com/office/drawing/2014/chartex" xmlns:cx1="http://schemas.microsoft.com/office/drawing/2015/9/8/chartex" xmlns:cx2="http://schemas.microsoft.com/office/drawing/2015/10/21/chartex" xmlns:cx3="http://schemas.microsoft.com/office/drawing/2016/5/9/chartex" xmlns:cx4="http://schemas.microsoft.com/office/drawing/2016/5/10/chartex" xmlns:cx5="http://schemas.microsoft.com/office/drawing/2016/5/11/chartex" xmlns:cx6="http://schemas.microsoft.com/office/drawing/2016/5/12/chartex" xmlns:cx7="http://schemas.microsoft.com/office/drawing/2016/5/13/chartex" xmlns:cx8="http://schemas.microsoft.com/office/drawing/2016/5/14/chartex" xmlns:mc="http://schemas.openxmlformats.org/markup-compatibility/2006" xmlns:aink="http://schemas.microsoft.com/office/drawing/2016/ink" xmlns:am3d="http://schemas.microsoft.com/office/drawing/2017/model3d" xmlns:o="urn:schemas-microsoft-com:office:office" xmlns:r="http://schemas.openxmlformats.org/officeDocument/2006/relationships" xmlns:m="http://schemas.openxmlformats.org/officeDocument/2006/math" xmlns:v="urn:schemas-microsoft-com:vml" xmlns:wp14="http://schemas.microsoft.com/office/word/2010/wordprocessingDrawing" xmlns:wp="http://schemas.openxmlformats.org/drawingml/2006/wordprocessingDrawing" xmlns:w10="urn:schemas-microsoft-com:office:word" xmlns:w="http://schemas.openxmlformats.org/wordprocessingml/2006/main" xmlns:w14="http://schemas.microsoft.com/office/word/2010/wordml" xmlns:w15="http://schemas.microsoft.com/office/word/2012/wordml" xmlns:w16cex="http://schemas.microsoft.com/office/word/2018/wordml/cex" xmlns:w16cid="http://schemas.microsoft.com/office/word/2016/wordml/cid" xmlns:w16="http://schemas.microsoft.com/office/word/2018/wordml" xmlns:w16sdtdh="http://schemas.microsoft.com/office/word/2020/wordml/sdtdatahash" xmlns:w16se="http://schemas.microsoft.com/office/word/2015/wordml/symex" xmlns:wpg="http://schemas.microsoft.com/office/word/2010/wordprocessingGroup" xmlns:wpi="http://schemas.microsoft.com/office/word/2010/wordprocessingInk" xmlns:wne="http://schemas.microsoft.com/office/word/2006/wordml" xmlns:wps="http://schemas.microsoft.com/office/word/2010/wordprocessingShape" mc:Ignorable="w14 w15 w16se w16cid w16 w16cex w16sdtdh wp14">
   <w:body>
     <w:p>
       <w:pPr>
         <w:keepNext/>
+        <w:spacing w:line="360" w:lineRule="auto"/>
         <w:contextualSpacing/>
         <w:jc w:val="center"/>
         <w:rPr>
@@ -27,6 +28,7 @@
     <w:p>
       <w:pPr>
         <w:keepNext/>
+        <w:spacing w:line="360" w:lineRule="auto"/>
         <w:contextualSpacing/>
         <w:jc w:val="center"/>
         <w:rPr>
@@ -49,6 +51,7 @@
     <w:p>
       <w:pPr>
         <w:keepNext/>
+        <w:spacing w:line="360" w:lineRule="auto"/>
         <w:contextualSpacing/>
         <w:jc w:val="center"/>
         <w:rPr>
@@ -99,6 +102,7 @@
     <w:p>
       <w:pPr>
         <w:keepNext/>
+        <w:spacing w:line="360" w:lineRule="auto"/>
         <w:contextualSpacing/>
         <w:jc w:val="center"/>
         <w:rPr>
@@ -141,6 +145,7 @@
     <w:p>
       <w:pPr>
         <w:keepNext/>
+        <w:spacing w:line="360" w:lineRule="auto"/>
         <w:jc w:val="center"/>
         <w:rPr>
           <w:rFonts w:ascii="Times New Roman" w:eastAsia="Times New Roman" w:hAnsi="Times New Roman"/>
@@ -162,6 +167,7 @@
     <w:p>
       <w:pPr>
         <w:keepNext/>
+        <w:spacing w:line="360" w:lineRule="auto"/>
         <w:jc w:val="center"/>
         <w:rPr>
           <w:rFonts w:ascii="Times New Roman" w:eastAsia="Times New Roman" w:hAnsi="Times New Roman"/>
@@ -201,11 +207,10 @@
         <w:suppressAutoHyphens/>
         <w:autoSpaceDN w:val="0"/>
         <w:spacing w:line="360" w:lineRule="auto"/>
-        <w:jc w:val="center"/>
         <w:textAlignment w:val="baseline"/>
         <w:rPr>
-          <w:rFonts w:ascii="Times New Roman" w:eastAsia="Times New Roman" w:hAnsi="Times New Roman"/>
-          <w:color w:val="000000"/>
+          <w:rFonts w:ascii="Times New Roman" w:eastAsia="Arial Unicode MS" w:hAnsi="Times New Roman" w:cs="Tahoma"/>
+          <w:kern w:val="3"/>
           <w:sz w:val="28"/>
           <w:szCs w:val="28"/>
           <w:lang w:eastAsia="ru-RU"/>
@@ -220,13 +225,19 @@
         <w:jc w:val="center"/>
         <w:textAlignment w:val="baseline"/>
         <w:rPr>
-          <w:rFonts w:ascii="Times New Roman" w:eastAsia="Times New Roman" w:hAnsi="Times New Roman"/>
-          <w:color w:val="000000"/>
-          <w:sz w:val="28"/>
-          <w:szCs w:val="28"/>
-          <w:lang w:eastAsia="ru-RU"/>
-        </w:rPr>
-      </w:pPr>
+          <w:rFonts w:ascii="Times New Roman" w:hAnsi="Times New Roman"/>
+          <w:sz w:val="28"/>
+          <w:szCs w:val="28"/>
+        </w:rPr>
+      </w:pPr>
+      <w:r>
+        <w:rPr>
+          <w:rFonts w:ascii="Times New Roman" w:hAnsi="Times New Roman"/>
+          <w:sz w:val="28"/>
+          <w:szCs w:val="28"/>
+        </w:rPr>
+        <w:t>ЛАБОРАТОРНАЯ РАБОТА № 1</w:t>
+      </w:r>
     </w:p>
     <w:p>
       <w:pPr>
@@ -236,42 +247,6 @@
         <w:jc w:val="center"/>
         <w:textAlignment w:val="baseline"/>
         <w:rPr>
-          <w:rFonts w:ascii="Times New Roman" w:eastAsia="Arial Unicode MS" w:hAnsi="Times New Roman" w:cs="Tahoma"/>
-          <w:kern w:val="3"/>
-          <w:sz w:val="28"/>
-          <w:szCs w:val="28"/>
-          <w:lang w:eastAsia="ru-RU"/>
-        </w:rPr>
-      </w:pPr>
-    </w:p>
-    <w:p>
-      <w:pPr>
-        <w:suppressAutoHyphens/>
-        <w:autoSpaceDN w:val="0"/>
-        <w:jc w:val="center"/>
-        <w:textAlignment w:val="baseline"/>
-        <w:rPr>
-          <w:rFonts w:ascii="Times New Roman" w:hAnsi="Times New Roman"/>
-          <w:sz w:val="28"/>
-          <w:szCs w:val="28"/>
-        </w:rPr>
-      </w:pPr>
-      <w:r>
-        <w:rPr>
-          <w:rFonts w:ascii="Times New Roman" w:hAnsi="Times New Roman"/>
-          <w:sz w:val="28"/>
-          <w:szCs w:val="28"/>
-        </w:rPr>
-        <w:t>ЛАБОРАТОРНАЯ РАБОТА № 1</w:t>
-      </w:r>
-    </w:p>
-    <w:p>
-      <w:pPr>
-        <w:suppressAutoHyphens/>
-        <w:autoSpaceDN w:val="0"/>
-        <w:jc w:val="center"/>
-        <w:textAlignment w:val="baseline"/>
-        <w:rPr>
           <w:rFonts w:ascii="Times New Roman" w:hAnsi="Times New Roman"/>
           <w:sz w:val="28"/>
           <w:szCs w:val="28"/>
@@ -302,45 +277,6 @@
         </w:rPr>
         <w:t>»</w:t>
       </w:r>
-    </w:p>
-    <w:p>
-      <w:pPr>
-        <w:suppressAutoHyphens/>
-        <w:autoSpaceDN w:val="0"/>
-        <w:jc w:val="center"/>
-        <w:textAlignment w:val="baseline"/>
-        <w:rPr>
-          <w:rFonts w:ascii="Times New Roman" w:eastAsia="Arial Unicode MS" w:hAnsi="Times New Roman"/>
-          <w:kern w:val="3"/>
-          <w:sz w:val="28"/>
-          <w:szCs w:val="28"/>
-          <w:lang w:eastAsia="ru-RU"/>
-        </w:rPr>
-      </w:pPr>
-      <w:r>
-        <w:rPr>
-          <w:rFonts w:ascii="Times New Roman" w:hAnsi="Times New Roman"/>
-          <w:sz w:val="28"/>
-          <w:szCs w:val="28"/>
-        </w:rPr>
-        <w:t>Вариант № 1</w:t>
-      </w:r>
-    </w:p>
-    <w:p>
-      <w:pPr>
-        <w:suppressAutoHyphens/>
-        <w:autoSpaceDN w:val="0"/>
-        <w:spacing w:before="113" w:after="113"/>
-        <w:jc w:val="center"/>
-        <w:textAlignment w:val="baseline"/>
-        <w:rPr>
-          <w:rFonts w:ascii="Times New Roman" w:eastAsia="Arial Unicode MS" w:hAnsi="Times New Roman" w:cs="Tahoma"/>
-          <w:kern w:val="3"/>
-          <w:sz w:val="28"/>
-          <w:szCs w:val="28"/>
-          <w:lang w:eastAsia="ru-RU"/>
-        </w:rPr>
-      </w:pPr>
     </w:p>
     <w:p>
       <w:pPr>
@@ -350,7 +286,7 @@
         <w:jc w:val="center"/>
         <w:textAlignment w:val="baseline"/>
         <w:rPr>
-          <w:rFonts w:ascii="Times New Roman" w:eastAsia="Arial Unicode MS" w:hAnsi="Times New Roman" w:cs="Tahoma"/>
+          <w:rFonts w:ascii="Times New Roman" w:eastAsia="Arial Unicode MS" w:hAnsi="Times New Roman"/>
           <w:kern w:val="3"/>
           <w:sz w:val="28"/>
           <w:szCs w:val="28"/>
@@ -359,23 +295,11 @@
       </w:pPr>
       <w:r>
         <w:rPr>
-          <w:rFonts w:ascii="Times New Roman" w:eastAsia="Arial Unicode MS" w:hAnsi="Times New Roman" w:cs="Tahoma"/>
-          <w:kern w:val="3"/>
-          <w:sz w:val="28"/>
-          <w:szCs w:val="28"/>
-          <w:lang w:eastAsia="ru-RU"/>
-        </w:rPr>
-        <w:t>Направление подготовки 01.03</w:t>
-      </w:r>
-      <w:r>
-        <w:rPr>
-          <w:rFonts w:ascii="Times New Roman" w:eastAsia="Arial Unicode MS" w:hAnsi="Times New Roman" w:cs="Tahoma"/>
-          <w:kern w:val="3"/>
-          <w:sz w:val="28"/>
-          <w:szCs w:val="28"/>
-          <w:lang w:eastAsia="ru-RU"/>
-        </w:rPr>
-        <w:t>.04 «Прикладная математика»</w:t>
+          <w:rFonts w:ascii="Times New Roman" w:hAnsi="Times New Roman"/>
+          <w:sz w:val="28"/>
+          <w:szCs w:val="28"/>
+        </w:rPr>
+        <w:t>Вариант № 1</w:t>
       </w:r>
     </w:p>
     <w:p>
@@ -386,6 +310,58 @@
         <w:jc w:val="center"/>
         <w:textAlignment w:val="baseline"/>
         <w:rPr>
+          <w:rFonts w:ascii="Times New Roman" w:eastAsia="Arial Unicode MS" w:hAnsi="Times New Roman" w:cs="Tahoma"/>
+          <w:kern w:val="3"/>
+          <w:sz w:val="28"/>
+          <w:szCs w:val="28"/>
+          <w:lang w:eastAsia="ru-RU"/>
+        </w:rPr>
+      </w:pPr>
+    </w:p>
+    <w:p>
+      <w:pPr>
+        <w:suppressAutoHyphens/>
+        <w:autoSpaceDN w:val="0"/>
+        <w:spacing w:line="360" w:lineRule="auto"/>
+        <w:jc w:val="center"/>
+        <w:textAlignment w:val="baseline"/>
+        <w:rPr>
+          <w:rFonts w:ascii="Times New Roman" w:eastAsia="Arial Unicode MS" w:hAnsi="Times New Roman" w:cs="Tahoma"/>
+          <w:kern w:val="3"/>
+          <w:sz w:val="28"/>
+          <w:szCs w:val="28"/>
+          <w:lang w:eastAsia="ru-RU"/>
+        </w:rPr>
+      </w:pPr>
+      <w:r>
+        <w:rPr>
+          <w:rFonts w:ascii="Times New Roman" w:eastAsia="Arial Unicode MS" w:hAnsi="Times New Roman" w:cs="Tahoma"/>
+          <w:kern w:val="3"/>
+          <w:sz w:val="28"/>
+          <w:szCs w:val="28"/>
+          <w:lang w:eastAsia="ru-RU"/>
+        </w:rPr>
+        <w:t>Направление подготовки 01.03</w:t>
+      </w:r>
+      <w:r>
+        <w:rPr>
+          <w:rFonts w:ascii="Times New Roman" w:eastAsia="Arial Unicode MS" w:hAnsi="Times New Roman" w:cs="Tahoma"/>
+          <w:kern w:val="3"/>
+          <w:sz w:val="28"/>
+          <w:szCs w:val="28"/>
+          <w:lang w:eastAsia="ru-RU"/>
+        </w:rPr>
+        <w:t>.04 «Прикладная математика»</w:t>
+      </w:r>
+    </w:p>
+    <w:p>
+      <w:pPr>
+        <w:suppressAutoHyphens/>
+        <w:autoSpaceDN w:val="0"/>
+        <w:spacing w:line="360" w:lineRule="auto"/>
+        <w:jc w:val="center"/>
+        <w:textAlignment w:val="baseline"/>
+        <w:rPr>
           <w:rFonts w:ascii="Times New Roman" w:eastAsia="Arial Unicode MS" w:hAnsi="Times New Roman"/>
           <w:kern w:val="3"/>
           <w:sz w:val="28"/>
@@ -441,7 +417,7 @@
         </w:tabs>
         <w:suppressAutoHyphens/>
         <w:autoSpaceDN w:val="0"/>
-        <w:spacing w:line="312" w:lineRule="auto"/>
+        <w:spacing w:line="360" w:lineRule="auto"/>
         <w:textAlignment w:val="baseline"/>
         <w:rPr>
           <w:rFonts w:ascii="Times New Roman" w:eastAsia="Arial Unicode MS" w:hAnsi="Times New Roman"/>
@@ -459,7 +435,7 @@
         </w:tabs>
         <w:suppressAutoHyphens/>
         <w:autoSpaceDN w:val="0"/>
-        <w:spacing w:line="312" w:lineRule="auto"/>
+        <w:spacing w:line="360" w:lineRule="auto"/>
         <w:textAlignment w:val="baseline"/>
         <w:rPr>
           <w:rFonts w:ascii="Times New Roman" w:eastAsia="Arial Unicode MS" w:hAnsi="Times New Roman"/>
@@ -477,7 +453,7 @@
         </w:tabs>
         <w:suppressAutoHyphens/>
         <w:autoSpaceDN w:val="0"/>
-        <w:spacing w:line="312" w:lineRule="auto"/>
+        <w:spacing w:line="360" w:lineRule="auto"/>
         <w:textAlignment w:val="baseline"/>
         <w:rPr>
           <w:rFonts w:ascii="Times New Roman" w:eastAsia="Arial Unicode MS" w:hAnsi="Times New Roman"/>
@@ -495,7 +471,7 @@
         </w:tabs>
         <w:suppressAutoHyphens/>
         <w:autoSpaceDN w:val="0"/>
-        <w:spacing w:line="288" w:lineRule="auto"/>
+        <w:spacing w:line="360" w:lineRule="auto"/>
         <w:textAlignment w:val="baseline"/>
         <w:rPr>
           <w:rFonts w:ascii="Times New Roman" w:eastAsia="Arial Unicode MS" w:hAnsi="Times New Roman"/>
@@ -523,7 +499,7 @@
         </w:tabs>
         <w:suppressAutoHyphens/>
         <w:autoSpaceDN w:val="0"/>
-        <w:spacing w:line="288" w:lineRule="auto"/>
+        <w:spacing w:line="360" w:lineRule="auto"/>
         <w:textAlignment w:val="baseline"/>
         <w:rPr>
           <w:rFonts w:ascii="Times New Roman" w:eastAsia="Arial Unicode MS" w:hAnsi="Times New Roman"/>
@@ -574,7 +550,7 @@
         </w:tabs>
         <w:suppressAutoHyphens/>
         <w:autoSpaceDN w:val="0"/>
-        <w:spacing w:line="288" w:lineRule="auto"/>
+        <w:spacing w:line="360" w:lineRule="auto"/>
         <w:textAlignment w:val="baseline"/>
         <w:rPr>
           <w:rFonts w:ascii="Times New Roman" w:eastAsia="Arial Unicode MS" w:hAnsi="Times New Roman"/>
@@ -592,7 +568,7 @@
         </w:tabs>
         <w:suppressAutoHyphens/>
         <w:autoSpaceDN w:val="0"/>
-        <w:spacing w:line="288" w:lineRule="auto"/>
+        <w:spacing w:line="360" w:lineRule="auto"/>
         <w:textAlignment w:val="baseline"/>
         <w:rPr>
           <w:rFonts w:ascii="Times New Roman" w:eastAsia="Arial Unicode MS" w:hAnsi="Times New Roman"/>
@@ -664,7 +640,7 @@
         </w:tabs>
         <w:suppressAutoHyphens/>
         <w:autoSpaceDN w:val="0"/>
-        <w:spacing w:line="288" w:lineRule="auto"/>
+        <w:spacing w:line="360" w:lineRule="auto"/>
         <w:textAlignment w:val="baseline"/>
         <w:rPr>
           <w:rFonts w:ascii="Times New Roman" w:eastAsia="Arial Unicode MS" w:hAnsi="Times New Roman"/>
@@ -682,7 +658,7 @@
         </w:tabs>
         <w:suppressAutoHyphens/>
         <w:autoSpaceDN w:val="0"/>
-        <w:spacing w:line="288" w:lineRule="auto"/>
+        <w:spacing w:line="360" w:lineRule="auto"/>
         <w:textAlignment w:val="baseline"/>
         <w:rPr>
           <w:rFonts w:ascii="Times New Roman" w:eastAsia="Arial Unicode MS" w:hAnsi="Times New Roman"/>
@@ -779,6 +755,7 @@
         <w:suppressAutoHyphens/>
         <w:autoSpaceDE w:val="0"/>
         <w:autoSpaceDN w:val="0"/>
+        <w:spacing w:line="360" w:lineRule="auto"/>
         <w:textAlignment w:val="baseline"/>
         <w:rPr>
           <w:rFonts w:ascii="Times New Roman" w:eastAsia="Arial Unicode MS" w:hAnsi="Times New Roman"/>
@@ -795,6 +772,7 @@
         <w:suppressAutoHyphens/>
         <w:autoSpaceDE w:val="0"/>
         <w:autoSpaceDN w:val="0"/>
+        <w:spacing w:line="360" w:lineRule="auto"/>
         <w:textAlignment w:val="baseline"/>
         <w:rPr>
           <w:rFonts w:ascii="Times New Roman" w:eastAsia="Arial Unicode MS" w:hAnsi="Times New Roman"/>
@@ -807,24 +785,9 @@
     </w:p>
     <w:p>
       <w:pPr>
-        <w:widowControl w:val="0"/>
-        <w:suppressAutoHyphens/>
-        <w:autoSpaceDE w:val="0"/>
-        <w:autoSpaceDN w:val="0"/>
-        <w:textAlignment w:val="baseline"/>
-        <w:rPr>
-          <w:rFonts w:ascii="Times New Roman" w:eastAsia="Arial Unicode MS" w:hAnsi="Times New Roman"/>
-          <w:kern w:val="3"/>
-          <w:sz w:val="28"/>
-          <w:szCs w:val="28"/>
-          <w:lang w:eastAsia="ru-RU"/>
-        </w:rPr>
-      </w:pPr>
-    </w:p>
-    <w:p>
-      <w:pPr>
         <w:suppressAutoHyphens/>
         <w:autoSpaceDN w:val="0"/>
+        <w:spacing w:line="360" w:lineRule="auto"/>
         <w:jc w:val="center"/>
         <w:textAlignment w:val="baseline"/>
         <w:rPr>
@@ -911,7 +874,7 @@
           <w:sz w:val="28"/>
           <w:szCs w:val="28"/>
         </w:rPr>
-        <w:object w:dxaOrig="520" w:dyaOrig="340">
+        <w:object w:dxaOrig="520" w:dyaOrig="340" w14:anchorId="1B11C51D">
           <v:shapetype id="_x0000_t75" coordsize="21600,21600" o:spt="75" o:preferrelative="t" path="m@4@5l@4@11@9@11@9@5xe" filled="f" stroked="f">
             <v:stroke joinstyle="miter"/>
             <v:formulas>
@@ -932,9 +895,9 @@
             <o:lock v:ext="edit" aspectratio="t"/>
           </v:shapetype>
           <v:shape id="_x0000_i1025" type="#_x0000_t75" style="width:26.25pt;height:17.25pt" o:ole="">
-            <v:imagedata r:id="rId4" o:title=""/>
-          </v:shape>
-          <o:OLEObject Type="Embed" ProgID="Equation.3" ShapeID="_x0000_i1025" DrawAspect="Content" ObjectID="_1820844319" r:id="rId5"/>
+            <v:imagedata r:id="rId5" o:title=""/>
+          </v:shape>
+          <o:OLEObject Type="Embed" ProgID="Equation.3" ShapeID="_x0000_i1025" DrawAspect="Content" ObjectID="_1823101527" r:id="rId6"/>
         </w:object>
       </w:r>
       <w:r>
@@ -952,11 +915,11 @@
           <w:sz w:val="28"/>
           <w:szCs w:val="28"/>
         </w:rPr>
-        <w:object w:dxaOrig="520" w:dyaOrig="340">
+        <w:object w:dxaOrig="520" w:dyaOrig="340" w14:anchorId="13C3BC09">
           <v:shape id="_x0000_i1026" type="#_x0000_t75" style="width:26.25pt;height:17.25pt" o:ole="">
-            <v:imagedata r:id="rId6" o:title=""/>
-          </v:shape>
-          <o:OLEObject Type="Embed" ProgID="Equation.3" ShapeID="_x0000_i1026" DrawAspect="Content" ObjectID="_1820844320" r:id="rId7"/>
+            <v:imagedata r:id="rId7" o:title=""/>
+          </v:shape>
+          <o:OLEObject Type="Embed" ProgID="Equation.3" ShapeID="_x0000_i1026" DrawAspect="Content" ObjectID="_1823101528" r:id="rId8"/>
         </w:object>
       </w:r>
       <w:r>
@@ -974,11 +937,11 @@
           <w:sz w:val="28"/>
           <w:szCs w:val="28"/>
         </w:rPr>
-        <w:object w:dxaOrig="520" w:dyaOrig="340">
+        <w:object w:dxaOrig="520" w:dyaOrig="340" w14:anchorId="57115838">
           <v:shape id="_x0000_i1027" type="#_x0000_t75" style="width:26.25pt;height:17.25pt" o:ole="">
-            <v:imagedata r:id="rId8" o:title=""/>
-          </v:shape>
-          <o:OLEObject Type="Embed" ProgID="Equation.3" ShapeID="_x0000_i1027" DrawAspect="Content" ObjectID="_1820844321" r:id="rId9"/>
+            <v:imagedata r:id="rId9" o:title=""/>
+          </v:shape>
+          <o:OLEObject Type="Embed" ProgID="Equation.3" ShapeID="_x0000_i1027" DrawAspect="Content" ObjectID="_1823101529" r:id="rId10"/>
         </w:object>
       </w:r>
       <w:r>
@@ -996,11 +959,11 @@
           <w:sz w:val="28"/>
           <w:szCs w:val="28"/>
         </w:rPr>
-        <w:object w:dxaOrig="520" w:dyaOrig="340">
+        <w:object w:dxaOrig="520" w:dyaOrig="340" w14:anchorId="4F7249F7">
           <v:shape id="_x0000_i1028" type="#_x0000_t75" style="width:26.25pt;height:17.25pt" o:ole="">
-            <v:imagedata r:id="rId10" o:title=""/>
-          </v:shape>
-          <o:OLEObject Type="Embed" ProgID="Equation.3" ShapeID="_x0000_i1028" DrawAspect="Content" ObjectID="_1820844322" r:id="rId11"/>
+            <v:imagedata r:id="rId11" o:title=""/>
+          </v:shape>
+          <o:OLEObject Type="Embed" ProgID="Equation.3" ShapeID="_x0000_i1028" DrawAspect="Content" ObjectID="_1823101530" r:id="rId12"/>
         </w:object>
       </w:r>
       <w:r>
@@ -1018,11 +981,11 @@
           <w:sz w:val="28"/>
           <w:szCs w:val="28"/>
         </w:rPr>
-        <w:object w:dxaOrig="580" w:dyaOrig="360">
+        <w:object w:dxaOrig="580" w:dyaOrig="360" w14:anchorId="6E8C589A">
           <v:shape id="_x0000_i1029" type="#_x0000_t75" style="width:29.25pt;height:18pt" o:ole="">
-            <v:imagedata r:id="rId12" o:title=""/>
-          </v:shape>
-          <o:OLEObject Type="Embed" ProgID="Equation.3" ShapeID="_x0000_i1029" DrawAspect="Content" ObjectID="_1820844323" r:id="rId13"/>
+            <v:imagedata r:id="rId13" o:title=""/>
+          </v:shape>
+          <o:OLEObject Type="Embed" ProgID="Equation.3" ShapeID="_x0000_i1029" DrawAspect="Content" ObjectID="_1823101531" r:id="rId14"/>
         </w:object>
       </w:r>
       <w:r>
@@ -1058,11 +1021,11 @@
           <w:sz w:val="28"/>
           <w:szCs w:val="28"/>
         </w:rPr>
-        <w:object w:dxaOrig="1920" w:dyaOrig="360">
+        <w:object w:dxaOrig="1920" w:dyaOrig="360" w14:anchorId="192FFDEA">
           <v:shape id="_x0000_i1030" type="#_x0000_t75" style="width:96pt;height:18pt" o:ole="">
-            <v:imagedata r:id="rId14" o:title=""/>
-          </v:shape>
-          <o:OLEObject Type="Embed" ProgID="Equation.3" ShapeID="_x0000_i1030" DrawAspect="Content" ObjectID="_1820844324" r:id="rId15"/>
+            <v:imagedata r:id="rId15" o:title=""/>
+          </v:shape>
+          <o:OLEObject Type="Embed" ProgID="Equation.3" ShapeID="_x0000_i1030" DrawAspect="Content" ObjectID="_1823101532" r:id="rId16"/>
         </w:object>
       </w:r>
       <w:r>
@@ -1119,11 +1082,11 @@
           <w:sz w:val="28"/>
           <w:szCs w:val="28"/>
         </w:rPr>
-        <w:object w:dxaOrig="900" w:dyaOrig="279">
+        <w:object w:dxaOrig="900" w:dyaOrig="279" w14:anchorId="612CB81F">
           <v:shape id="_x0000_i1031" type="#_x0000_t75" style="width:45pt;height:14.25pt" o:ole="">
-            <v:imagedata r:id="rId16" o:title=""/>
-          </v:shape>
-          <o:OLEObject Type="Embed" ProgID="Equation.3" ShapeID="_x0000_i1031" DrawAspect="Content" ObjectID="_1820844325" r:id="rId17"/>
+            <v:imagedata r:id="rId17" o:title=""/>
+          </v:shape>
+          <o:OLEObject Type="Embed" ProgID="Equation.3" ShapeID="_x0000_i1031" DrawAspect="Content" ObjectID="_1823101533" r:id="rId18"/>
         </w:object>
       </w:r>
       <w:r>
@@ -1141,11 +1104,11 @@
           <w:sz w:val="28"/>
           <w:szCs w:val="28"/>
         </w:rPr>
-        <w:object w:dxaOrig="1219" w:dyaOrig="400">
+        <w:object w:dxaOrig="1219" w:dyaOrig="400" w14:anchorId="0BA06D5C">
           <v:shape id="_x0000_i1032" type="#_x0000_t75" style="width:60.75pt;height:20.25pt" o:ole="">
-            <v:imagedata r:id="rId18" o:title=""/>
-          </v:shape>
-          <o:OLEObject Type="Embed" ProgID="Equation.3" ShapeID="_x0000_i1032" DrawAspect="Content" ObjectID="_1820844326" r:id="rId19"/>
+            <v:imagedata r:id="rId19" o:title=""/>
+          </v:shape>
+          <o:OLEObject Type="Embed" ProgID="Equation.3" ShapeID="_x0000_i1032" DrawAspect="Content" ObjectID="_1823101534" r:id="rId20"/>
         </w:object>
       </w:r>
       <w:r>
@@ -1163,11 +1126,11 @@
           <w:sz w:val="28"/>
           <w:szCs w:val="28"/>
         </w:rPr>
-        <w:object w:dxaOrig="520" w:dyaOrig="340">
+        <w:object w:dxaOrig="520" w:dyaOrig="340" w14:anchorId="24900BB6">
           <v:shape id="_x0000_i1033" type="#_x0000_t75" style="width:26.25pt;height:17.25pt" o:ole="">
-            <v:imagedata r:id="rId20" o:title=""/>
-          </v:shape>
-          <o:OLEObject Type="Embed" ProgID="Equation.3" ShapeID="_x0000_i1033" DrawAspect="Content" ObjectID="_1820844327" r:id="rId21"/>
+            <v:imagedata r:id="rId21" o:title=""/>
+          </v:shape>
+          <o:OLEObject Type="Embed" ProgID="Equation.3" ShapeID="_x0000_i1033" DrawAspect="Content" ObjectID="_1823101535" r:id="rId22"/>
         </w:object>
       </w:r>
       <w:r>
@@ -1205,11 +1168,11 @@
           <w:sz w:val="28"/>
           <w:szCs w:val="28"/>
         </w:rPr>
-        <w:object w:dxaOrig="1560" w:dyaOrig="680">
+        <w:object w:dxaOrig="1560" w:dyaOrig="680" w14:anchorId="451DFBD1">
           <v:shape id="_x0000_i1034" type="#_x0000_t75" style="width:78pt;height:33.75pt" o:ole="">
-            <v:imagedata r:id="rId22" o:title=""/>
-          </v:shape>
-          <o:OLEObject Type="Embed" ProgID="Equation.3" ShapeID="_x0000_i1034" DrawAspect="Content" ObjectID="_1820844328" r:id="rId23"/>
+            <v:imagedata r:id="rId23" o:title=""/>
+          </v:shape>
+          <o:OLEObject Type="Embed" ProgID="Equation.3" ShapeID="_x0000_i1034" DrawAspect="Content" ObjectID="_1823101536" r:id="rId24"/>
         </w:object>
       </w:r>
       <w:r>
@@ -1263,11 +1226,11 @@
           <w:sz w:val="28"/>
           <w:szCs w:val="28"/>
         </w:rPr>
-        <w:object w:dxaOrig="1460" w:dyaOrig="360">
+        <w:object w:dxaOrig="1460" w:dyaOrig="360" w14:anchorId="2A524B55">
           <v:shape id="_x0000_i1035" type="#_x0000_t75" style="width:72.75pt;height:18pt" o:ole="">
-            <v:imagedata r:id="rId24" o:title=""/>
-          </v:shape>
-          <o:OLEObject Type="Embed" ProgID="Equation.3" ShapeID="_x0000_i1035" DrawAspect="Content" ObjectID="_1820844329" r:id="rId25"/>
+            <v:imagedata r:id="rId25" o:title=""/>
+          </v:shape>
+          <o:OLEObject Type="Embed" ProgID="Equation.3" ShapeID="_x0000_i1035" DrawAspect="Content" ObjectID="_1823101537" r:id="rId26"/>
         </w:object>
       </w:r>
       <w:r>
@@ -1285,11 +1248,11 @@
           <w:sz w:val="28"/>
           <w:szCs w:val="28"/>
         </w:rPr>
-        <w:object w:dxaOrig="520" w:dyaOrig="340">
+        <w:object w:dxaOrig="520" w:dyaOrig="340" w14:anchorId="3220BD84">
           <v:shape id="_x0000_i1036" type="#_x0000_t75" style="width:26.25pt;height:17.25pt" o:ole="">
-            <v:imagedata r:id="rId26" o:title=""/>
-          </v:shape>
-          <o:OLEObject Type="Embed" ProgID="Equation.3" ShapeID="_x0000_i1036" DrawAspect="Content" ObjectID="_1820844330" r:id="rId27"/>
+            <v:imagedata r:id="rId27" o:title=""/>
+          </v:shape>
+          <o:OLEObject Type="Embed" ProgID="Equation.3" ShapeID="_x0000_i1036" DrawAspect="Content" ObjectID="_1823101538" r:id="rId28"/>
         </w:object>
       </w:r>
       <w:r>
@@ -1325,11 +1288,11 @@
           <w:sz w:val="28"/>
           <w:szCs w:val="28"/>
         </w:rPr>
-        <w:object w:dxaOrig="580" w:dyaOrig="360">
+        <w:object w:dxaOrig="580" w:dyaOrig="360" w14:anchorId="2D134F4A">
           <v:shape id="_x0000_i1037" type="#_x0000_t75" style="width:29.25pt;height:18pt" o:ole="">
-            <v:imagedata r:id="rId28" o:title=""/>
-          </v:shape>
-          <o:OLEObject Type="Embed" ProgID="Equation.3" ShapeID="_x0000_i1037" DrawAspect="Content" ObjectID="_1820844331" r:id="rId29"/>
+            <v:imagedata r:id="rId29" o:title=""/>
+          </v:shape>
+          <o:OLEObject Type="Embed" ProgID="Equation.3" ShapeID="_x0000_i1037" DrawAspect="Content" ObjectID="_1823101539" r:id="rId30"/>
         </w:object>
       </w:r>
       <w:r>
@@ -1357,11 +1320,11 @@
           <w:sz w:val="28"/>
           <w:szCs w:val="28"/>
         </w:rPr>
-        <w:object w:dxaOrig="2240" w:dyaOrig="400">
+        <w:object w:dxaOrig="2240" w:dyaOrig="400" w14:anchorId="58D597A8">
           <v:shape id="_x0000_i1038" type="#_x0000_t75" style="width:111.75pt;height:20.25pt" o:ole="">
-            <v:imagedata r:id="rId30" o:title=""/>
-          </v:shape>
-          <o:OLEObject Type="Embed" ProgID="Equation.3" ShapeID="_x0000_i1038" DrawAspect="Content" ObjectID="_1820844332" r:id="rId31"/>
+            <v:imagedata r:id="rId31" o:title=""/>
+          </v:shape>
+          <o:OLEObject Type="Embed" ProgID="Equation.3" ShapeID="_x0000_i1038" DrawAspect="Content" ObjectID="_1823101540" r:id="rId32"/>
         </w:object>
       </w:r>
       <w:r>
@@ -1415,11 +1378,11 @@
           <w:sz w:val="28"/>
           <w:szCs w:val="28"/>
         </w:rPr>
-        <w:object w:dxaOrig="520" w:dyaOrig="340">
+        <w:object w:dxaOrig="520" w:dyaOrig="340" w14:anchorId="1527F6B4">
           <v:shape id="_x0000_i1039" type="#_x0000_t75" style="width:26.25pt;height:17.25pt" o:ole="">
-            <v:imagedata r:id="rId32" o:title=""/>
-          </v:shape>
-          <o:OLEObject Type="Embed" ProgID="Equation.3" ShapeID="_x0000_i1039" DrawAspect="Content" ObjectID="_1820844333" r:id="rId33"/>
+            <v:imagedata r:id="rId33" o:title=""/>
+          </v:shape>
+          <o:OLEObject Type="Embed" ProgID="Equation.3" ShapeID="_x0000_i1039" DrawAspect="Content" ObjectID="_1823101541" r:id="rId34"/>
         </w:object>
       </w:r>
       <w:r>
@@ -1447,11 +1410,11 @@
           <w:sz w:val="28"/>
           <w:szCs w:val="28"/>
         </w:rPr>
-        <w:object w:dxaOrig="560" w:dyaOrig="400">
+        <w:object w:dxaOrig="560" w:dyaOrig="400" w14:anchorId="393015BB">
           <v:shape id="_x0000_i1040" type="#_x0000_t75" style="width:27.75pt;height:20.25pt" o:ole="">
-            <v:imagedata r:id="rId34" o:title=""/>
-          </v:shape>
-          <o:OLEObject Type="Embed" ProgID="Equation.3" ShapeID="_x0000_i1040" DrawAspect="Content" ObjectID="_1820844334" r:id="rId35"/>
+            <v:imagedata r:id="rId35" o:title=""/>
+          </v:shape>
+          <o:OLEObject Type="Embed" ProgID="Equation.3" ShapeID="_x0000_i1040" DrawAspect="Content" ObjectID="_1823101542" r:id="rId36"/>
         </w:object>
       </w:r>
       <w:r>
@@ -1479,11 +1442,11 @@
           <w:sz w:val="28"/>
           <w:szCs w:val="28"/>
         </w:rPr>
-        <w:object w:dxaOrig="2820" w:dyaOrig="880">
+        <w:object w:dxaOrig="2820" w:dyaOrig="880" w14:anchorId="04BE8592">
           <v:shape id="_x0000_i1041" type="#_x0000_t75" style="width:141pt;height:44.25pt" o:ole="">
-            <v:imagedata r:id="rId36" o:title=""/>
-          </v:shape>
-          <o:OLEObject Type="Embed" ProgID="Equation.3" ShapeID="_x0000_i1041" DrawAspect="Content" ObjectID="_1820844335" r:id="rId37"/>
+            <v:imagedata r:id="rId37" o:title=""/>
+          </v:shape>
+          <o:OLEObject Type="Embed" ProgID="Equation.3" ShapeID="_x0000_i1041" DrawAspect="Content" ObjectID="_1823101543" r:id="rId38"/>
         </w:object>
       </w:r>
       <w:r>
@@ -1520,11 +1483,11 @@
           <w:sz w:val="28"/>
           <w:szCs w:val="28"/>
         </w:rPr>
-        <w:object w:dxaOrig="900" w:dyaOrig="279">
+        <w:object w:dxaOrig="900" w:dyaOrig="279" w14:anchorId="1C16F554">
           <v:shape id="_x0000_i1042" type="#_x0000_t75" style="width:45pt;height:14.25pt" o:ole="">
-            <v:imagedata r:id="rId38" o:title=""/>
-          </v:shape>
-          <o:OLEObject Type="Embed" ProgID="Equation.3" ShapeID="_x0000_i1042" DrawAspect="Content" ObjectID="_1820844336" r:id="rId39"/>
+            <v:imagedata r:id="rId39" o:title=""/>
+          </v:shape>
+          <o:OLEObject Type="Embed" ProgID="Equation.3" ShapeID="_x0000_i1042" DrawAspect="Content" ObjectID="_1823101544" r:id="rId40"/>
         </w:object>
       </w:r>
       <w:r>
@@ -1542,11 +1505,11 @@
           <w:sz w:val="28"/>
           <w:szCs w:val="28"/>
         </w:rPr>
-        <w:object w:dxaOrig="2100" w:dyaOrig="360">
+        <w:object w:dxaOrig="2100" w:dyaOrig="360" w14:anchorId="37CE4F57">
           <v:shape id="_x0000_i1043" type="#_x0000_t75" style="width:105pt;height:18pt" o:ole="" fillcolor="window">
-            <v:imagedata r:id="rId40" o:title=""/>
-          </v:shape>
-          <o:OLEObject Type="Embed" ProgID="Equation.3" ShapeID="_x0000_i1043" DrawAspect="Content" ObjectID="_1820844337" r:id="rId41"/>
+            <v:imagedata r:id="rId41" o:title=""/>
+          </v:shape>
+          <o:OLEObject Type="Embed" ProgID="Equation.3" ShapeID="_x0000_i1043" DrawAspect="Content" ObjectID="_1823101545" r:id="rId42"/>
         </w:object>
       </w:r>
       <w:r>
@@ -1564,11 +1527,11 @@
           <w:sz w:val="28"/>
           <w:szCs w:val="28"/>
         </w:rPr>
-        <w:object w:dxaOrig="1200" w:dyaOrig="360">
+        <w:object w:dxaOrig="1200" w:dyaOrig="360" w14:anchorId="00C67C73">
           <v:shape id="_x0000_i1044" type="#_x0000_t75" style="width:60pt;height:18pt" o:ole="">
-            <v:imagedata r:id="rId42" o:title=""/>
-          </v:shape>
-          <o:OLEObject Type="Embed" ProgID="Equation.3" ShapeID="_x0000_i1044" DrawAspect="Content" ObjectID="_1820844338" r:id="rId43"/>
+            <v:imagedata r:id="rId43" o:title=""/>
+          </v:shape>
+          <o:OLEObject Type="Embed" ProgID="Equation.3" ShapeID="_x0000_i1044" DrawAspect="Content" ObjectID="_1823101546" r:id="rId44"/>
         </w:object>
       </w:r>
       <w:r>
@@ -1586,11 +1549,11 @@
           <w:sz w:val="28"/>
           <w:szCs w:val="28"/>
         </w:rPr>
-        <w:object w:dxaOrig="480" w:dyaOrig="320">
+        <w:object w:dxaOrig="480" w:dyaOrig="320" w14:anchorId="59A0F1F6">
           <v:shape id="_x0000_i1045" type="#_x0000_t75" style="width:24pt;height:15.75pt" o:ole="">
-            <v:imagedata r:id="rId44" o:title=""/>
-          </v:shape>
-          <o:OLEObject Type="Embed" ProgID="Equation.3" ShapeID="_x0000_i1045" DrawAspect="Content" ObjectID="_1820844339" r:id="rId45"/>
+            <v:imagedata r:id="rId45" o:title=""/>
+          </v:shape>
+          <o:OLEObject Type="Embed" ProgID="Equation.3" ShapeID="_x0000_i1045" DrawAspect="Content" ObjectID="_1823101547" r:id="rId46"/>
         </w:object>
       </w:r>
       <w:r>
@@ -1618,11 +1581,11 @@
           <w:sz w:val="28"/>
           <w:szCs w:val="28"/>
         </w:rPr>
-        <w:object w:dxaOrig="2380" w:dyaOrig="680">
+        <w:object w:dxaOrig="2380" w:dyaOrig="680" w14:anchorId="0E6F4E53">
           <v:shape id="_x0000_i1046" type="#_x0000_t75" style="width:119.25pt;height:33.75pt" o:ole="" fillcolor="window">
-            <v:imagedata r:id="rId46" o:title=""/>
-          </v:shape>
-          <o:OLEObject Type="Embed" ProgID="Equation.3" ShapeID="_x0000_i1046" DrawAspect="Content" ObjectID="_1820844340" r:id="rId47"/>
+            <v:imagedata r:id="rId47" o:title=""/>
+          </v:shape>
+          <o:OLEObject Type="Embed" ProgID="Equation.3" ShapeID="_x0000_i1046" DrawAspect="Content" ObjectID="_1823101548" r:id="rId48"/>
         </w:object>
       </w:r>
       <w:proofErr w:type="gramStart"/>
@@ -1667,11 +1630,11 @@
           <w:sz w:val="28"/>
           <w:szCs w:val="28"/>
         </w:rPr>
-        <w:object w:dxaOrig="2060" w:dyaOrig="540">
+        <w:object w:dxaOrig="2060" w:dyaOrig="540" w14:anchorId="5F1C90EE">
           <v:shape id="_x0000_i1047" type="#_x0000_t75" style="width:102.75pt;height:27pt" o:ole="" fillcolor="window">
-            <v:imagedata r:id="rId48" o:title=""/>
-          </v:shape>
-          <o:OLEObject Type="Embed" ProgID="Equation.3" ShapeID="_x0000_i1047" DrawAspect="Content" ObjectID="_1820844341" r:id="rId49"/>
+            <v:imagedata r:id="rId49" o:title=""/>
+          </v:shape>
+          <o:OLEObject Type="Embed" ProgID="Equation.3" ShapeID="_x0000_i1047" DrawAspect="Content" ObjectID="_1823101549" r:id="rId50"/>
         </w:object>
       </w:r>
       <w:r>
@@ -1689,11 +1652,11 @@
           <w:sz w:val="28"/>
           <w:szCs w:val="28"/>
         </w:rPr>
-        <w:object w:dxaOrig="3320" w:dyaOrig="360">
+        <w:object w:dxaOrig="3320" w:dyaOrig="360" w14:anchorId="65F0DEF0">
           <v:shape id="_x0000_i1048" type="#_x0000_t75" style="width:165.75pt;height:18pt" o:ole="" fillcolor="window">
-            <v:imagedata r:id="rId50" o:title=""/>
-          </v:shape>
-          <o:OLEObject Type="Embed" ProgID="Equation.3" ShapeID="_x0000_i1048" DrawAspect="Content" ObjectID="_1820844342" r:id="rId51"/>
+            <v:imagedata r:id="rId51" o:title=""/>
+          </v:shape>
+          <o:OLEObject Type="Embed" ProgID="Equation.3" ShapeID="_x0000_i1048" DrawAspect="Content" ObjectID="_1823101550" r:id="rId52"/>
         </w:object>
       </w:r>
       <w:r>
@@ -1730,11 +1693,11 @@
           <w:sz w:val="28"/>
           <w:szCs w:val="28"/>
         </w:rPr>
-        <w:object w:dxaOrig="520" w:dyaOrig="340">
+        <w:object w:dxaOrig="520" w:dyaOrig="340" w14:anchorId="64A58D47">
           <v:shape id="_x0000_i1049" type="#_x0000_t75" style="width:26.25pt;height:17.25pt" o:ole="">
-            <v:imagedata r:id="rId52" o:title=""/>
-          </v:shape>
-          <o:OLEObject Type="Embed" ProgID="Equation.3" ShapeID="_x0000_i1049" DrawAspect="Content" ObjectID="_1820844343" r:id="rId53"/>
+            <v:imagedata r:id="rId53" o:title=""/>
+          </v:shape>
+          <o:OLEObject Type="Embed" ProgID="Equation.3" ShapeID="_x0000_i1049" DrawAspect="Content" ObjectID="_1823101551" r:id="rId54"/>
         </w:object>
       </w:r>
       <w:r>
@@ -1752,11 +1715,11 @@
           <w:sz w:val="28"/>
           <w:szCs w:val="28"/>
         </w:rPr>
-        <w:object w:dxaOrig="960" w:dyaOrig="360">
+        <w:object w:dxaOrig="960" w:dyaOrig="360" w14:anchorId="3E29D2CE">
           <v:shape id="_x0000_i1050" type="#_x0000_t75" style="width:48pt;height:18pt" o:ole="" fillcolor="window">
-            <v:imagedata r:id="rId54" o:title=""/>
-          </v:shape>
-          <o:OLEObject Type="Embed" ProgID="Equation.3" ShapeID="_x0000_i1050" DrawAspect="Content" ObjectID="_1820844344" r:id="rId55"/>
+            <v:imagedata r:id="rId55" o:title=""/>
+          </v:shape>
+          <o:OLEObject Type="Embed" ProgID="Equation.3" ShapeID="_x0000_i1050" DrawAspect="Content" ObjectID="_1823101552" r:id="rId56"/>
         </w:object>
       </w:r>
       <w:r>
@@ -1774,11 +1737,11 @@
           <w:sz w:val="28"/>
           <w:szCs w:val="28"/>
         </w:rPr>
-        <w:object w:dxaOrig="1800" w:dyaOrig="460">
+        <w:object w:dxaOrig="1800" w:dyaOrig="460" w14:anchorId="658905E5">
           <v:shape id="_x0000_i1051" type="#_x0000_t75" style="width:90pt;height:23.25pt" o:ole="">
-            <v:imagedata r:id="rId56" o:title=""/>
-          </v:shape>
-          <o:OLEObject Type="Embed" ProgID="Equation.3" ShapeID="_x0000_i1051" DrawAspect="Content" ObjectID="_1820844345" r:id="rId57"/>
+            <v:imagedata r:id="rId57" o:title=""/>
+          </v:shape>
+          <o:OLEObject Type="Embed" ProgID="Equation.3" ShapeID="_x0000_i1051" DrawAspect="Content" ObjectID="_1823101553" r:id="rId58"/>
         </w:object>
       </w:r>
       <w:r>
@@ -1796,11 +1759,11 @@
           <w:sz w:val="28"/>
           <w:szCs w:val="28"/>
         </w:rPr>
-        <w:object w:dxaOrig="520" w:dyaOrig="340">
+        <w:object w:dxaOrig="520" w:dyaOrig="340" w14:anchorId="54B412F5">
           <v:shape id="_x0000_i1052" type="#_x0000_t75" style="width:26.25pt;height:17.25pt" o:ole="">
-            <v:imagedata r:id="rId58" o:title=""/>
-          </v:shape>
-          <o:OLEObject Type="Embed" ProgID="Equation.3" ShapeID="_x0000_i1052" DrawAspect="Content" ObjectID="_1820844346" r:id="rId59"/>
+            <v:imagedata r:id="rId59" o:title=""/>
+          </v:shape>
+          <o:OLEObject Type="Embed" ProgID="Equation.3" ShapeID="_x0000_i1052" DrawAspect="Content" ObjectID="_1823101554" r:id="rId60"/>
         </w:object>
       </w:r>
       <w:r>
@@ -1818,11 +1781,11 @@
           <w:sz w:val="28"/>
           <w:szCs w:val="28"/>
         </w:rPr>
-        <w:object w:dxaOrig="2200" w:dyaOrig="480">
+        <w:object w:dxaOrig="2200" w:dyaOrig="480" w14:anchorId="1B482902">
           <v:shape id="_x0000_i1053" type="#_x0000_t75" style="width:110.25pt;height:24pt" o:ole="">
-            <v:imagedata r:id="rId60" o:title=""/>
-          </v:shape>
-          <o:OLEObject Type="Embed" ProgID="Equation.3" ShapeID="_x0000_i1053" DrawAspect="Content" ObjectID="_1820844347" r:id="rId61"/>
+            <v:imagedata r:id="rId61" o:title=""/>
+          </v:shape>
+          <o:OLEObject Type="Embed" ProgID="Equation.3" ShapeID="_x0000_i1053" DrawAspect="Content" ObjectID="_1823101555" r:id="rId62"/>
         </w:object>
       </w:r>
       <w:r>
@@ -1840,11 +1803,11 @@
           <w:sz w:val="28"/>
           <w:szCs w:val="28"/>
         </w:rPr>
-        <w:object w:dxaOrig="740" w:dyaOrig="220">
+        <w:object w:dxaOrig="740" w:dyaOrig="220" w14:anchorId="3A59E9B3">
           <v:shape id="_x0000_i1054" type="#_x0000_t75" style="width:36.75pt;height:11.25pt" o:ole="">
-            <v:imagedata r:id="rId62" o:title=""/>
-          </v:shape>
-          <o:OLEObject Type="Embed" ProgID="Equation.3" ShapeID="_x0000_i1054" DrawAspect="Content" ObjectID="_1820844348" r:id="rId63"/>
+            <v:imagedata r:id="rId63" o:title=""/>
+          </v:shape>
+          <o:OLEObject Type="Embed" ProgID="Equation.3" ShapeID="_x0000_i1054" DrawAspect="Content" ObjectID="_1823101556" r:id="rId64"/>
         </w:object>
       </w:r>
       <w:r>
@@ -1892,20 +1855,38 @@
           <w:sz w:val="28"/>
           <w:szCs w:val="28"/>
         </w:rPr>
-        <w:object w:dxaOrig="520" w:dyaOrig="340">
+        <w:object w:dxaOrig="520" w:dyaOrig="340" w14:anchorId="266745CE">
           <v:shape id="_x0000_i1055" type="#_x0000_t75" style="width:26.25pt;height:17.25pt" o:ole="">
-            <v:imagedata r:id="rId64" o:title=""/>
-          </v:shape>
-          <o:OLEObject Type="Embed" ProgID="Equation.3" ShapeID="_x0000_i1055" DrawAspect="Content" ObjectID="_1820844349" r:id="rId65"/>
-        </w:object>
-      </w:r>
-      <w:r>
-        <w:rPr>
-          <w:rFonts w:ascii="Times New Roman" w:hAnsi="Times New Roman"/>
-          <w:sz w:val="28"/>
-          <w:szCs w:val="28"/>
-        </w:rPr>
-        <w:t xml:space="preserve"> разбивают на частичные отрезки и на каждом из частичных отрезков  приближенно заменяют функцию </w:t>
+            <v:imagedata r:id="rId65" o:title=""/>
+          </v:shape>
+          <o:OLEObject Type="Embed" ProgID="Equation.3" ShapeID="_x0000_i1055" DrawAspect="Content" ObjectID="_1823101557" r:id="rId66"/>
+        </w:object>
+      </w:r>
+      <w:r>
+        <w:rPr>
+          <w:rFonts w:ascii="Times New Roman" w:hAnsi="Times New Roman"/>
+          <w:sz w:val="28"/>
+          <w:szCs w:val="28"/>
+        </w:rPr>
+        <w:t xml:space="preserve"> разбивают на частичные отрезки и на каждом из частичных </w:t>
+      </w:r>
+      <w:proofErr w:type="gramStart"/>
+      <w:r>
+        <w:rPr>
+          <w:rFonts w:ascii="Times New Roman" w:hAnsi="Times New Roman"/>
+          <w:sz w:val="28"/>
+          <w:szCs w:val="28"/>
+        </w:rPr>
+        <w:t>отрезков  приближенно</w:t>
+      </w:r>
+      <w:proofErr w:type="gramEnd"/>
+      <w:r>
+        <w:rPr>
+          <w:rFonts w:ascii="Times New Roman" w:hAnsi="Times New Roman"/>
+          <w:sz w:val="28"/>
+          <w:szCs w:val="28"/>
+        </w:rPr>
+        <w:t xml:space="preserve"> заменяют функцию </w:t>
       </w:r>
       <w:r>
         <w:rPr>
@@ -1914,11 +1895,11 @@
           <w:sz w:val="28"/>
           <w:szCs w:val="28"/>
         </w:rPr>
-        <w:object w:dxaOrig="520" w:dyaOrig="340">
+        <w:object w:dxaOrig="520" w:dyaOrig="340" w14:anchorId="62EDB824">
           <v:shape id="_x0000_i1056" type="#_x0000_t75" style="width:26.25pt;height:17.25pt" o:ole="">
-            <v:imagedata r:id="rId66" o:title=""/>
-          </v:shape>
-          <o:OLEObject Type="Embed" ProgID="Equation.3" ShapeID="_x0000_i1056" DrawAspect="Content" ObjectID="_1820844350" r:id="rId67"/>
+            <v:imagedata r:id="rId67" o:title=""/>
+          </v:shape>
+          <o:OLEObject Type="Embed" ProgID="Equation.3" ShapeID="_x0000_i1056" DrawAspect="Content" ObjectID="_1823101558" r:id="rId68"/>
         </w:object>
       </w:r>
       <w:r>
@@ -1965,11 +1946,11 @@
           <w:sz w:val="28"/>
           <w:szCs w:val="28"/>
         </w:rPr>
-        <w:object w:dxaOrig="520" w:dyaOrig="340">
+        <w:object w:dxaOrig="520" w:dyaOrig="340" w14:anchorId="54BE21C8">
           <v:shape id="_x0000_i1057" type="#_x0000_t75" style="width:26.25pt;height:17.25pt" o:ole="">
-            <v:imagedata r:id="rId68" o:title=""/>
-          </v:shape>
-          <o:OLEObject Type="Embed" ProgID="Equation.3" ShapeID="_x0000_i1057" DrawAspect="Content" ObjectID="_1820844351" r:id="rId69"/>
+            <v:imagedata r:id="rId69" o:title=""/>
+          </v:shape>
+          <o:OLEObject Type="Embed" ProgID="Equation.3" ShapeID="_x0000_i1057" DrawAspect="Content" ObjectID="_1823101559" r:id="rId70"/>
         </w:object>
       </w:r>
       <w:r>
@@ -2006,11 +1987,11 @@
           <w:sz w:val="28"/>
           <w:szCs w:val="28"/>
         </w:rPr>
-        <w:object w:dxaOrig="520" w:dyaOrig="340">
+        <w:object w:dxaOrig="520" w:dyaOrig="340" w14:anchorId="1D22D44B">
           <v:shape id="_x0000_i1058" type="#_x0000_t75" style="width:26.25pt;height:17.25pt" o:ole="">
-            <v:imagedata r:id="rId70" o:title=""/>
-          </v:shape>
-          <o:OLEObject Type="Embed" ProgID="Equation.3" ShapeID="_x0000_i1058" DrawAspect="Content" ObjectID="_1820844352" r:id="rId71"/>
+            <v:imagedata r:id="rId71" o:title=""/>
+          </v:shape>
+          <o:OLEObject Type="Embed" ProgID="Equation.3" ShapeID="_x0000_i1058" DrawAspect="Content" ObjectID="_1823101560" r:id="rId72"/>
         </w:object>
       </w:r>
       <w:r>
@@ -2028,11 +2009,11 @@
           <w:sz w:val="28"/>
           <w:szCs w:val="28"/>
         </w:rPr>
-        <w:object w:dxaOrig="520" w:dyaOrig="340">
+        <w:object w:dxaOrig="520" w:dyaOrig="340" w14:anchorId="5C370488">
           <v:shape id="_x0000_i1059" type="#_x0000_t75" style="width:26.25pt;height:17.25pt" o:ole="">
-            <v:imagedata r:id="rId72" o:title=""/>
-          </v:shape>
-          <o:OLEObject Type="Embed" ProgID="Equation.3" ShapeID="_x0000_i1059" DrawAspect="Content" ObjectID="_1820844353" r:id="rId73"/>
+            <v:imagedata r:id="rId73" o:title=""/>
+          </v:shape>
+          <o:OLEObject Type="Embed" ProgID="Equation.3" ShapeID="_x0000_i1059" DrawAspect="Content" ObjectID="_1823101561" r:id="rId74"/>
         </w:object>
       </w:r>
       <w:r>
@@ -2050,11 +2031,11 @@
           <w:sz w:val="28"/>
           <w:szCs w:val="28"/>
         </w:rPr>
-        <w:object w:dxaOrig="2880" w:dyaOrig="360">
+        <w:object w:dxaOrig="2880" w:dyaOrig="360" w14:anchorId="45B5B397">
           <v:shape id="_x0000_i1060" type="#_x0000_t75" style="width:2in;height:18pt" o:ole="">
-            <v:imagedata r:id="rId74" o:title=""/>
-          </v:shape>
-          <o:OLEObject Type="Embed" ProgID="Equation.3" ShapeID="_x0000_i1060" DrawAspect="Content" ObjectID="_1820844354" r:id="rId75"/>
+            <v:imagedata r:id="rId75" o:title=""/>
+          </v:shape>
+          <o:OLEObject Type="Embed" ProgID="Equation.3" ShapeID="_x0000_i1060" DrawAspect="Content" ObjectID="_1823101562" r:id="rId76"/>
         </w:object>
       </w:r>
       <w:r>
@@ -2072,11 +2053,11 @@
           <w:sz w:val="28"/>
           <w:szCs w:val="28"/>
         </w:rPr>
-        <w:object w:dxaOrig="1180" w:dyaOrig="360">
+        <w:object w:dxaOrig="1180" w:dyaOrig="360" w14:anchorId="66B78E0E">
           <v:shape id="_x0000_i1061" type="#_x0000_t75" style="width:59.25pt;height:18pt" o:ole="">
-            <v:imagedata r:id="rId76" o:title=""/>
-          </v:shape>
-          <o:OLEObject Type="Embed" ProgID="Equation.3" ShapeID="_x0000_i1061" DrawAspect="Content" ObjectID="_1820844355" r:id="rId77"/>
+            <v:imagedata r:id="rId77" o:title=""/>
+          </v:shape>
+          <o:OLEObject Type="Embed" ProgID="Equation.3" ShapeID="_x0000_i1061" DrawAspect="Content" ObjectID="_1823101563" r:id="rId78"/>
         </w:object>
       </w:r>
       <w:r>
@@ -2094,11 +2075,11 @@
           <w:sz w:val="28"/>
           <w:szCs w:val="28"/>
         </w:rPr>
-        <w:object w:dxaOrig="2280" w:dyaOrig="360">
+        <w:object w:dxaOrig="2280" w:dyaOrig="360" w14:anchorId="2AD1A600">
           <v:shape id="_x0000_i1062" type="#_x0000_t75" style="width:114pt;height:18pt" o:ole="">
-            <v:imagedata r:id="rId78" o:title=""/>
-          </v:shape>
-          <o:OLEObject Type="Embed" ProgID="Equation.3" ShapeID="_x0000_i1062" DrawAspect="Content" ObjectID="_1820844356" r:id="rId79"/>
+            <v:imagedata r:id="rId79" o:title=""/>
+          </v:shape>
+          <o:OLEObject Type="Embed" ProgID="Equation.3" ShapeID="_x0000_i1062" DrawAspect="Content" ObjectID="_1823101564" r:id="rId80"/>
         </w:object>
       </w:r>
       <w:r>
@@ -2134,11 +2115,11 @@
           <w:sz w:val="28"/>
           <w:szCs w:val="28"/>
         </w:rPr>
-        <w:object w:dxaOrig="520" w:dyaOrig="340">
+        <w:object w:dxaOrig="520" w:dyaOrig="340" w14:anchorId="47DA0B97">
           <v:shape id="_x0000_i1063" type="#_x0000_t75" style="width:26.25pt;height:17.25pt" o:ole="">
-            <v:imagedata r:id="rId80" o:title=""/>
-          </v:shape>
-          <o:OLEObject Type="Embed" ProgID="Equation.3" ShapeID="_x0000_i1063" DrawAspect="Content" ObjectID="_1820844357" r:id="rId81"/>
+            <v:imagedata r:id="rId81" o:title=""/>
+          </v:shape>
+          <o:OLEObject Type="Embed" ProgID="Equation.3" ShapeID="_x0000_i1063" DrawAspect="Content" ObjectID="_1823101565" r:id="rId82"/>
         </w:object>
       </w:r>
       <w:r>
@@ -2156,11 +2137,11 @@
           <w:sz w:val="28"/>
           <w:szCs w:val="28"/>
         </w:rPr>
-        <w:object w:dxaOrig="620" w:dyaOrig="400">
+        <w:object w:dxaOrig="620" w:dyaOrig="400" w14:anchorId="12FB8589">
           <v:shape id="_x0000_i1064" type="#_x0000_t75" style="width:30.75pt;height:20.25pt" o:ole="">
-            <v:imagedata r:id="rId82" o:title=""/>
-          </v:shape>
-          <o:OLEObject Type="Embed" ProgID="Equation.3" ShapeID="_x0000_i1064" DrawAspect="Content" ObjectID="_1820844358" r:id="rId83"/>
+            <v:imagedata r:id="rId83" o:title=""/>
+          </v:shape>
+          <o:OLEObject Type="Embed" ProgID="Equation.3" ShapeID="_x0000_i1064" DrawAspect="Content" ObjectID="_1823101566" r:id="rId84"/>
         </w:object>
       </w:r>
       <w:r>
@@ -2178,11 +2159,11 @@
           <w:sz w:val="28"/>
           <w:szCs w:val="28"/>
         </w:rPr>
-        <w:object w:dxaOrig="440" w:dyaOrig="340">
+        <w:object w:dxaOrig="440" w:dyaOrig="340" w14:anchorId="563E9EE7">
           <v:shape id="_x0000_i1065" type="#_x0000_t75" style="width:21.75pt;height:17.25pt" o:ole="">
-            <v:imagedata r:id="rId84" o:title=""/>
-          </v:shape>
-          <o:OLEObject Type="Embed" ProgID="Equation.3" ShapeID="_x0000_i1065" DrawAspect="Content" ObjectID="_1820844359" r:id="rId85"/>
+            <v:imagedata r:id="rId85" o:title=""/>
+          </v:shape>
+          <o:OLEObject Type="Embed" ProgID="Equation.3" ShapeID="_x0000_i1065" DrawAspect="Content" ObjectID="_1823101567" r:id="rId86"/>
         </w:object>
       </w:r>
       <w:r>
@@ -2219,11 +2200,11 @@
           <w:sz w:val="28"/>
           <w:szCs w:val="28"/>
         </w:rPr>
-        <w:object w:dxaOrig="2000" w:dyaOrig="360">
+        <w:object w:dxaOrig="2000" w:dyaOrig="360" w14:anchorId="3B62DE5B">
           <v:shape id="_x0000_i1066" type="#_x0000_t75" style="width:99.75pt;height:18pt" o:ole="">
-            <v:imagedata r:id="rId86" o:title=""/>
-          </v:shape>
-          <o:OLEObject Type="Embed" ProgID="Equation.3" ShapeID="_x0000_i1066" DrawAspect="Content" ObjectID="_1820844360" r:id="rId87"/>
+            <v:imagedata r:id="rId87" o:title=""/>
+          </v:shape>
+          <o:OLEObject Type="Embed" ProgID="Equation.3" ShapeID="_x0000_i1066" DrawAspect="Content" ObjectID="_1823101568" r:id="rId88"/>
         </w:object>
       </w:r>
       <w:r>
@@ -2241,11 +2222,11 @@
           <w:sz w:val="28"/>
           <w:szCs w:val="28"/>
         </w:rPr>
-        <w:object w:dxaOrig="440" w:dyaOrig="340">
+        <w:object w:dxaOrig="440" w:dyaOrig="340" w14:anchorId="5AF92C1D">
           <v:shape id="_x0000_i1067" type="#_x0000_t75" style="width:21.75pt;height:17.25pt" o:ole="">
-            <v:imagedata r:id="rId88" o:title=""/>
-          </v:shape>
-          <o:OLEObject Type="Embed" ProgID="Equation.3" ShapeID="_x0000_i1067" DrawAspect="Content" ObjectID="_1820844361" r:id="rId89"/>
+            <v:imagedata r:id="rId89" o:title=""/>
+          </v:shape>
+          <o:OLEObject Type="Embed" ProgID="Equation.3" ShapeID="_x0000_i1067" DrawAspect="Content" ObjectID="_1823101569" r:id="rId90"/>
         </w:object>
       </w:r>
       <w:r>
@@ -2273,11 +2254,11 @@
           <w:sz w:val="28"/>
           <w:szCs w:val="28"/>
         </w:rPr>
-        <w:object w:dxaOrig="4760" w:dyaOrig="960">
+        <w:object w:dxaOrig="4760" w:dyaOrig="960" w14:anchorId="241E3352">
           <v:shape id="_x0000_i1068" type="#_x0000_t75" style="width:237.75pt;height:48pt" o:ole="" fillcolor="window">
-            <v:imagedata r:id="rId90" o:title=""/>
-          </v:shape>
-          <o:OLEObject Type="Embed" ProgID="Equation.3" ShapeID="_x0000_i1068" DrawAspect="Content" ObjectID="_1820844362" r:id="rId91"/>
+            <v:imagedata r:id="rId91" o:title=""/>
+          </v:shape>
+          <o:OLEObject Type="Embed" ProgID="Equation.3" ShapeID="_x0000_i1068" DrawAspect="Content" ObjectID="_1823101570" r:id="rId92"/>
         </w:object>
       </w:r>
       <w:r>
@@ -2313,11 +2294,11 @@
           <w:sz w:val="28"/>
           <w:szCs w:val="28"/>
         </w:rPr>
-        <w:object w:dxaOrig="1460" w:dyaOrig="360">
+        <w:object w:dxaOrig="1460" w:dyaOrig="360" w14:anchorId="35A3A203">
           <v:shape id="_x0000_i1069" type="#_x0000_t75" style="width:72.75pt;height:18pt" o:ole="">
-            <v:imagedata r:id="rId92" o:title=""/>
-          </v:shape>
-          <o:OLEObject Type="Embed" ProgID="Equation.3" ShapeID="_x0000_i1069" DrawAspect="Content" ObjectID="_1820844363" r:id="rId93"/>
+            <v:imagedata r:id="rId93" o:title=""/>
+          </v:shape>
+          <o:OLEObject Type="Embed" ProgID="Equation.3" ShapeID="_x0000_i1069" DrawAspect="Content" ObjectID="_1823101571" r:id="rId94"/>
         </w:object>
       </w:r>
       <w:r>
@@ -2354,11 +2335,11 @@
           <w:sz w:val="28"/>
           <w:szCs w:val="28"/>
         </w:rPr>
-        <w:object w:dxaOrig="440" w:dyaOrig="340">
+        <w:object w:dxaOrig="440" w:dyaOrig="340" w14:anchorId="618B2308">
           <v:shape id="_x0000_i1070" type="#_x0000_t75" style="width:21.75pt;height:17.25pt" o:ole="">
-            <v:imagedata r:id="rId94" o:title=""/>
-          </v:shape>
-          <o:OLEObject Type="Embed" ProgID="Equation.3" ShapeID="_x0000_i1070" DrawAspect="Content" ObjectID="_1820844364" r:id="rId95"/>
+            <v:imagedata r:id="rId95" o:title=""/>
+          </v:shape>
+          <o:OLEObject Type="Embed" ProgID="Equation.3" ShapeID="_x0000_i1070" DrawAspect="Content" ObjectID="_1823101572" r:id="rId96"/>
         </w:object>
       </w:r>
       <w:r>
@@ -2376,11 +2357,11 @@
           <w:sz w:val="28"/>
           <w:szCs w:val="28"/>
         </w:rPr>
-        <w:object w:dxaOrig="520" w:dyaOrig="340">
+        <w:object w:dxaOrig="520" w:dyaOrig="340" w14:anchorId="31CBD0DC">
           <v:shape id="_x0000_i1071" type="#_x0000_t75" style="width:26.25pt;height:17.25pt" o:ole="">
-            <v:imagedata r:id="rId96" o:title=""/>
-          </v:shape>
-          <o:OLEObject Type="Embed" ProgID="Equation.3" ShapeID="_x0000_i1071" DrawAspect="Content" ObjectID="_1820844365" r:id="rId97"/>
+            <v:imagedata r:id="rId97" o:title=""/>
+          </v:shape>
+          <o:OLEObject Type="Embed" ProgID="Equation.3" ShapeID="_x0000_i1071" DrawAspect="Content" ObjectID="_1823101573" r:id="rId98"/>
         </w:object>
       </w:r>
       <w:r>
@@ -2417,11 +2398,11 @@
           <w:sz w:val="28"/>
           <w:szCs w:val="28"/>
         </w:rPr>
-        <w:object w:dxaOrig="2040" w:dyaOrig="400">
+        <w:object w:dxaOrig="2040" w:dyaOrig="400" w14:anchorId="7318516C">
           <v:shape id="_x0000_i1072" type="#_x0000_t75" style="width:102pt;height:20.25pt" o:ole="">
-            <v:imagedata r:id="rId98" o:title=""/>
-          </v:shape>
-          <o:OLEObject Type="Embed" ProgID="Equation.3" ShapeID="_x0000_i1072" DrawAspect="Content" ObjectID="_1820844366" r:id="rId99"/>
+            <v:imagedata r:id="rId99" o:title=""/>
+          </v:shape>
+          <o:OLEObject Type="Embed" ProgID="Equation.3" ShapeID="_x0000_i1072" DrawAspect="Content" ObjectID="_1823101574" r:id="rId100"/>
         </w:object>
       </w:r>
       <w:r>
@@ -2458,11 +2439,11 @@
           <w:sz w:val="28"/>
           <w:szCs w:val="28"/>
         </w:rPr>
-        <w:object w:dxaOrig="1579" w:dyaOrig="340">
+        <w:object w:dxaOrig="1579" w:dyaOrig="340" w14:anchorId="06F8A3B5">
           <v:shape id="_x0000_i1073" type="#_x0000_t75" style="width:78.75pt;height:17.25pt" o:ole="">
-            <v:imagedata r:id="rId100" o:title=""/>
-          </v:shape>
-          <o:OLEObject Type="Embed" ProgID="Equation.3" ShapeID="_x0000_i1073" DrawAspect="Content" ObjectID="_1820844367" r:id="rId101"/>
+            <v:imagedata r:id="rId101" o:title=""/>
+          </v:shape>
+          <o:OLEObject Type="Embed" ProgID="Equation.3" ShapeID="_x0000_i1073" DrawAspect="Content" ObjectID="_1823101575" r:id="rId102"/>
         </w:object>
       </w:r>
       <w:r>
@@ -2499,11 +2480,11 @@
           <w:sz w:val="28"/>
           <w:szCs w:val="28"/>
         </w:rPr>
-        <w:object w:dxaOrig="1460" w:dyaOrig="320">
+        <w:object w:dxaOrig="1460" w:dyaOrig="320" w14:anchorId="0BAD19D1">
           <v:shape id="_x0000_i1074" type="#_x0000_t75" style="width:72.75pt;height:15.75pt" o:ole="">
-            <v:imagedata r:id="rId102" o:title=""/>
-          </v:shape>
-          <o:OLEObject Type="Embed" ProgID="Equation.3" ShapeID="_x0000_i1074" DrawAspect="Content" ObjectID="_1820844368" r:id="rId103"/>
+            <v:imagedata r:id="rId103" o:title=""/>
+          </v:shape>
+          <o:OLEObject Type="Embed" ProgID="Equation.3" ShapeID="_x0000_i1074" DrawAspect="Content" ObjectID="_1823101576" r:id="rId104"/>
         </w:object>
       </w:r>
       <w:r>
@@ -2535,11 +2516,11 @@
           <w:szCs w:val="28"/>
           <w:lang w:val="en-US"/>
         </w:rPr>
-        <w:object w:dxaOrig="5160" w:dyaOrig="760">
+        <w:object w:dxaOrig="5160" w:dyaOrig="760" w14:anchorId="0AC43036">
           <v:shape id="_x0000_i1075" type="#_x0000_t75" style="width:246.75pt;height:38.25pt" o:ole="">
-            <v:imagedata r:id="rId104" o:title=""/>
-          </v:shape>
-          <o:OLEObject Type="Embed" ProgID="Equation.3" ShapeID="_x0000_i1075" DrawAspect="Content" ObjectID="_1820844369" r:id="rId105"/>
+            <v:imagedata r:id="rId105" o:title=""/>
+          </v:shape>
+          <o:OLEObject Type="Embed" ProgID="Equation.3" ShapeID="_x0000_i1075" DrawAspect="Content" ObjectID="_1823101577" r:id="rId106"/>
         </w:object>
       </w:r>
       <w:proofErr w:type="gramStart"/>
@@ -2606,11 +2587,11 @@
           <w:sz w:val="28"/>
           <w:szCs w:val="28"/>
         </w:rPr>
-        <w:object w:dxaOrig="940" w:dyaOrig="380">
+        <w:object w:dxaOrig="940" w:dyaOrig="380" w14:anchorId="237A2D75">
           <v:shape id="_x0000_i1076" type="#_x0000_t75" style="width:47.25pt;height:18.75pt" o:ole="">
-            <v:imagedata r:id="rId106" o:title=""/>
-          </v:shape>
-          <o:OLEObject Type="Embed" ProgID="Equation.3" ShapeID="_x0000_i1076" DrawAspect="Content" ObjectID="_1820844370" r:id="rId107"/>
+            <v:imagedata r:id="rId107" o:title=""/>
+          </v:shape>
+          <o:OLEObject Type="Embed" ProgID="Equation.3" ShapeID="_x0000_i1076" DrawAspect="Content" ObjectID="_1823101578" r:id="rId108"/>
         </w:object>
       </w:r>
       <w:r>
@@ -2629,11 +2610,11 @@
           <w:sz w:val="28"/>
           <w:szCs w:val="28"/>
         </w:rPr>
-        <w:object w:dxaOrig="620" w:dyaOrig="360">
+        <w:object w:dxaOrig="620" w:dyaOrig="360" w14:anchorId="212EB0EE">
           <v:shape id="_x0000_i1077" type="#_x0000_t75" style="width:30.75pt;height:18pt" o:ole="">
-            <v:imagedata r:id="rId108" o:title=""/>
-          </v:shape>
-          <o:OLEObject Type="Embed" ProgID="Equation.3" ShapeID="_x0000_i1077" DrawAspect="Content" ObjectID="_1820844371" r:id="rId109"/>
+            <v:imagedata r:id="rId109" o:title=""/>
+          </v:shape>
+          <o:OLEObject Type="Embed" ProgID="Equation.3" ShapeID="_x0000_i1077" DrawAspect="Content" ObjectID="_1823101579" r:id="rId110"/>
         </w:object>
       </w:r>
       <w:r>
@@ -2651,11 +2632,11 @@
           <w:sz w:val="28"/>
           <w:szCs w:val="28"/>
         </w:rPr>
-        <w:object w:dxaOrig="639" w:dyaOrig="360">
+        <w:object w:dxaOrig="639" w:dyaOrig="360" w14:anchorId="1746629F">
           <v:shape id="_x0000_i1078" type="#_x0000_t75" style="width:32.25pt;height:18pt" o:ole="">
-            <v:imagedata r:id="rId110" o:title=""/>
-          </v:shape>
-          <o:OLEObject Type="Embed" ProgID="Equation.3" ShapeID="_x0000_i1078" DrawAspect="Content" ObjectID="_1820844372" r:id="rId111"/>
+            <v:imagedata r:id="rId111" o:title=""/>
+          </v:shape>
+          <o:OLEObject Type="Embed" ProgID="Equation.3" ShapeID="_x0000_i1078" DrawAspect="Content" ObjectID="_1823101580" r:id="rId112"/>
         </w:object>
       </w:r>
       <w:r>
@@ -2684,11 +2665,11 @@
           <w:sz w:val="28"/>
           <w:szCs w:val="28"/>
         </w:rPr>
-        <w:object w:dxaOrig="1240" w:dyaOrig="680">
+        <w:object w:dxaOrig="1240" w:dyaOrig="680" w14:anchorId="02421E2B">
           <v:shape id="_x0000_i1079" type="#_x0000_t75" style="width:62.25pt;height:33.75pt" o:ole="">
-            <v:imagedata r:id="rId112" o:title=""/>
-          </v:shape>
-          <o:OLEObject Type="Embed" ProgID="Equation.3" ShapeID="_x0000_i1079" DrawAspect="Content" ObjectID="_1820844373" r:id="rId113"/>
+            <v:imagedata r:id="rId113" o:title=""/>
+          </v:shape>
+          <o:OLEObject Type="Embed" ProgID="Equation.3" ShapeID="_x0000_i1079" DrawAspect="Content" ObjectID="_1823101581" r:id="rId114"/>
         </w:object>
       </w:r>
       <w:r>
@@ -2706,11 +2687,11 @@
           <w:sz w:val="28"/>
           <w:szCs w:val="28"/>
         </w:rPr>
-        <w:object w:dxaOrig="2600" w:dyaOrig="720">
+        <w:object w:dxaOrig="2600" w:dyaOrig="720" w14:anchorId="3D8C1823">
           <v:shape id="_x0000_i1080" type="#_x0000_t75" style="width:129.75pt;height:36pt" o:ole="">
-            <v:imagedata r:id="rId114" o:title=""/>
-          </v:shape>
-          <o:OLEObject Type="Embed" ProgID="Equation.3" ShapeID="_x0000_i1080" DrawAspect="Content" ObjectID="_1820844374" r:id="rId115"/>
+            <v:imagedata r:id="rId115" o:title=""/>
+          </v:shape>
+          <o:OLEObject Type="Embed" ProgID="Equation.3" ShapeID="_x0000_i1080" DrawAspect="Content" ObjectID="_1823101582" r:id="rId116"/>
         </w:object>
       </w:r>
       <w:r>
@@ -2729,11 +2710,11 @@
           <w:sz w:val="28"/>
           <w:szCs w:val="28"/>
         </w:rPr>
-        <w:object w:dxaOrig="660" w:dyaOrig="380">
+        <w:object w:dxaOrig="660" w:dyaOrig="380" w14:anchorId="4286B941">
           <v:shape id="_x0000_i1081" type="#_x0000_t75" style="width:33pt;height:18.75pt" o:ole="">
-            <v:imagedata r:id="rId116" o:title=""/>
-          </v:shape>
-          <o:OLEObject Type="Embed" ProgID="Equation.3" ShapeID="_x0000_i1081" DrawAspect="Content" ObjectID="_1820844375" r:id="rId117"/>
+            <v:imagedata r:id="rId117" o:title=""/>
+          </v:shape>
+          <o:OLEObject Type="Embed" ProgID="Equation.3" ShapeID="_x0000_i1081" DrawAspect="Content" ObjectID="_1823101583" r:id="rId118"/>
         </w:object>
       </w:r>
       <w:r>
@@ -2743,8 +2724,19 @@
           <w:sz w:val="28"/>
           <w:szCs w:val="28"/>
         </w:rPr>
-        <w:t>,                                (</w:t>
-      </w:r>
+        <w:t xml:space="preserve">,                             </w:t>
+      </w:r>
+      <w:proofErr w:type="gramStart"/>
+      <w:r>
+        <w:rPr>
+          <w:rFonts w:ascii="Times New Roman" w:hAnsi="Times New Roman"/>
+          <w:bCs/>
+          <w:sz w:val="28"/>
+          <w:szCs w:val="28"/>
+        </w:rPr>
+        <w:t xml:space="preserve">   (</w:t>
+      </w:r>
+      <w:proofErr w:type="gramEnd"/>
       <w:r>
         <w:rPr>
           <w:rFonts w:ascii="Times New Roman" w:hAnsi="Times New Roman"/>
@@ -2779,11 +2771,11 @@
           <w:sz w:val="28"/>
           <w:szCs w:val="28"/>
         </w:rPr>
-        <w:object w:dxaOrig="680" w:dyaOrig="360">
+        <w:object w:dxaOrig="680" w:dyaOrig="360" w14:anchorId="457DC87B">
           <v:shape id="_x0000_i1082" type="#_x0000_t75" style="width:33.75pt;height:18pt" o:ole="">
-            <v:imagedata r:id="rId118" o:title=""/>
-          </v:shape>
-          <o:OLEObject Type="Embed" ProgID="Equation.3" ShapeID="_x0000_i1082" DrawAspect="Content" ObjectID="_1820844376" r:id="rId119"/>
+            <v:imagedata r:id="rId119" o:title=""/>
+          </v:shape>
+          <o:OLEObject Type="Embed" ProgID="Equation.3" ShapeID="_x0000_i1082" DrawAspect="Content" ObjectID="_1823101584" r:id="rId120"/>
         </w:object>
       </w:r>
       <w:r>
@@ -2802,11 +2794,11 @@
           <w:sz w:val="28"/>
           <w:szCs w:val="28"/>
         </w:rPr>
-        <w:object w:dxaOrig="660" w:dyaOrig="380">
+        <w:object w:dxaOrig="660" w:dyaOrig="380" w14:anchorId="0580F6AC">
           <v:shape id="_x0000_i1083" type="#_x0000_t75" style="width:33pt;height:18.75pt" o:ole="">
-            <v:imagedata r:id="rId120" o:title=""/>
-          </v:shape>
-          <o:OLEObject Type="Embed" ProgID="Equation.3" ShapeID="_x0000_i1083" DrawAspect="Content" ObjectID="_1820844377" r:id="rId121"/>
+            <v:imagedata r:id="rId121" o:title=""/>
+          </v:shape>
+          <o:OLEObject Type="Embed" ProgID="Equation.3" ShapeID="_x0000_i1083" DrawAspect="Content" ObjectID="_1823101585" r:id="rId122"/>
         </w:object>
       </w:r>
       <w:r>
@@ -2825,11 +2817,11 @@
           <w:sz w:val="28"/>
           <w:szCs w:val="28"/>
         </w:rPr>
-        <w:object w:dxaOrig="740" w:dyaOrig="360">
+        <w:object w:dxaOrig="740" w:dyaOrig="360" w14:anchorId="3F83CBBF">
           <v:shape id="_x0000_i1084" type="#_x0000_t75" style="width:36.75pt;height:18pt" o:ole="">
-            <v:imagedata r:id="rId122" o:title=""/>
-          </v:shape>
-          <o:OLEObject Type="Embed" ProgID="Equation.3" ShapeID="_x0000_i1084" DrawAspect="Content" ObjectID="_1820844378" r:id="rId123"/>
+            <v:imagedata r:id="rId123" o:title=""/>
+          </v:shape>
+          <o:OLEObject Type="Embed" ProgID="Equation.3" ShapeID="_x0000_i1084" DrawAspect="Content" ObjectID="_1823101586" r:id="rId124"/>
         </w:object>
       </w:r>
       <w:r>
@@ -2903,11 +2895,11 @@
           <w:sz w:val="28"/>
           <w:szCs w:val="28"/>
         </w:rPr>
-        <w:object w:dxaOrig="740" w:dyaOrig="360">
+        <w:object w:dxaOrig="740" w:dyaOrig="360" w14:anchorId="3E2C3F1F">
           <v:shape id="_x0000_i1085" type="#_x0000_t75" style="width:36.75pt;height:18pt" o:ole="">
-            <v:imagedata r:id="rId124" o:title=""/>
-          </v:shape>
-          <o:OLEObject Type="Embed" ProgID="Equation.3" ShapeID="_x0000_i1085" DrawAspect="Content" ObjectID="_1820844379" r:id="rId125"/>
+            <v:imagedata r:id="rId125" o:title=""/>
+          </v:shape>
+          <o:OLEObject Type="Embed" ProgID="Equation.3" ShapeID="_x0000_i1085" DrawAspect="Content" ObjectID="_1823101587" r:id="rId126"/>
         </w:object>
       </w:r>
       <w:r>
@@ -2925,11 +2917,11 @@
           <w:sz w:val="28"/>
           <w:szCs w:val="28"/>
         </w:rPr>
-        <w:object w:dxaOrig="520" w:dyaOrig="340">
+        <w:object w:dxaOrig="520" w:dyaOrig="340" w14:anchorId="427E4ED8">
           <v:shape id="_x0000_i1086" type="#_x0000_t75" style="width:26.25pt;height:17.25pt" o:ole="">
-            <v:imagedata r:id="rId126" o:title=""/>
-          </v:shape>
-          <o:OLEObject Type="Embed" ProgID="Equation.3" ShapeID="_x0000_i1086" DrawAspect="Content" ObjectID="_1820844380" r:id="rId127"/>
+            <v:imagedata r:id="rId127" o:title=""/>
+          </v:shape>
+          <o:OLEObject Type="Embed" ProgID="Equation.3" ShapeID="_x0000_i1086" DrawAspect="Content" ObjectID="_1823101588" r:id="rId128"/>
         </w:object>
       </w:r>
       <w:r>
@@ -2947,11 +2939,11 @@
           <w:sz w:val="28"/>
           <w:szCs w:val="28"/>
         </w:rPr>
-        <w:object w:dxaOrig="960" w:dyaOrig="620">
+        <w:object w:dxaOrig="960" w:dyaOrig="620" w14:anchorId="02A3925C">
           <v:shape id="_x0000_i1087" type="#_x0000_t75" style="width:48pt;height:30.75pt" o:ole="">
-            <v:imagedata r:id="rId128" o:title=""/>
-          </v:shape>
-          <o:OLEObject Type="Embed" ProgID="Equation.3" ShapeID="_x0000_i1087" DrawAspect="Content" ObjectID="_1820844381" r:id="rId129"/>
+            <v:imagedata r:id="rId129" o:title=""/>
+          </v:shape>
+          <o:OLEObject Type="Embed" ProgID="Equation.3" ShapeID="_x0000_i1087" DrawAspect="Content" ObjectID="_1823101589" r:id="rId130"/>
         </w:object>
       </w:r>
       <w:r>
@@ -2979,11 +2971,11 @@
           <w:sz w:val="28"/>
           <w:szCs w:val="28"/>
         </w:rPr>
-        <w:object w:dxaOrig="1600" w:dyaOrig="360">
+        <w:object w:dxaOrig="1600" w:dyaOrig="360" w14:anchorId="58327763">
           <v:shape id="_x0000_i1088" type="#_x0000_t75" style="width:80.25pt;height:18pt" o:ole="">
-            <v:imagedata r:id="rId130" o:title=""/>
-          </v:shape>
-          <o:OLEObject Type="Embed" ProgID="Equation.3" ShapeID="_x0000_i1088" DrawAspect="Content" ObjectID="_1820844382" r:id="rId131"/>
+            <v:imagedata r:id="rId131" o:title=""/>
+          </v:shape>
+          <o:OLEObject Type="Embed" ProgID="Equation.3" ShapeID="_x0000_i1088" DrawAspect="Content" ObjectID="_1823101590" r:id="rId132"/>
         </w:object>
       </w:r>
       <w:r>
@@ -3011,11 +3003,11 @@
           <w:sz w:val="28"/>
           <w:szCs w:val="28"/>
         </w:rPr>
-        <w:object w:dxaOrig="2360" w:dyaOrig="1700">
+        <w:object w:dxaOrig="2360" w:dyaOrig="1700" w14:anchorId="231AF200">
           <v:shape id="_x0000_i1089" type="#_x0000_t75" style="width:117.75pt;height:84.75pt" o:ole="">
-            <v:imagedata r:id="rId132" o:title=""/>
-          </v:shape>
-          <o:OLEObject Type="Embed" ProgID="Equation.3" ShapeID="_x0000_i1089" DrawAspect="Content" ObjectID="_1820844383" r:id="rId133"/>
+            <v:imagedata r:id="rId133" o:title=""/>
+          </v:shape>
+          <o:OLEObject Type="Embed" ProgID="Equation.3" ShapeID="_x0000_i1089" DrawAspect="Content" ObjectID="_1823101591" r:id="rId134"/>
         </w:object>
       </w:r>
       <w:r>
@@ -3051,11 +3043,11 @@
           <w:sz w:val="28"/>
           <w:szCs w:val="28"/>
         </w:rPr>
-        <w:object w:dxaOrig="1900" w:dyaOrig="540">
+        <w:object w:dxaOrig="1900" w:dyaOrig="540" w14:anchorId="5BC2BD18">
           <v:shape id="_x0000_i1090" type="#_x0000_t75" style="width:95.25pt;height:27pt" o:ole="" fillcolor="window">
-            <v:imagedata r:id="rId134" o:title=""/>
-          </v:shape>
-          <o:OLEObject Type="Embed" ProgID="Equation.3" ShapeID="_x0000_i1090" DrawAspect="Content" ObjectID="_1820844384" r:id="rId135"/>
+            <v:imagedata r:id="rId135" o:title=""/>
+          </v:shape>
+          <o:OLEObject Type="Embed" ProgID="Equation.3" ShapeID="_x0000_i1090" DrawAspect="Content" ObjectID="_1823101592" r:id="rId136"/>
         </w:object>
       </w:r>
       <w:r>
@@ -3092,11 +3084,11 @@
           <w:sz w:val="28"/>
           <w:szCs w:val="28"/>
         </w:rPr>
-        <w:object w:dxaOrig="1480" w:dyaOrig="340">
+        <w:object w:dxaOrig="1480" w:dyaOrig="340" w14:anchorId="58DD2C6A">
           <v:shape id="_x0000_i1091" type="#_x0000_t75" style="width:74.25pt;height:17.25pt" o:ole="">
-            <v:imagedata r:id="rId136" o:title=""/>
-          </v:shape>
-          <o:OLEObject Type="Embed" ProgID="Equation.3" ShapeID="_x0000_i1091" DrawAspect="Content" ObjectID="_1820844385" r:id="rId137"/>
+            <v:imagedata r:id="rId137" o:title=""/>
+          </v:shape>
+          <o:OLEObject Type="Embed" ProgID="Equation.3" ShapeID="_x0000_i1091" DrawAspect="Content" ObjectID="_1823101593" r:id="rId138"/>
         </w:object>
       </w:r>
       <w:r>
@@ -3114,11 +3106,11 @@
           <w:sz w:val="28"/>
           <w:szCs w:val="28"/>
         </w:rPr>
-        <w:object w:dxaOrig="1579" w:dyaOrig="380">
+        <w:object w:dxaOrig="1579" w:dyaOrig="380" w14:anchorId="37FDD186">
           <v:shape id="_x0000_i1092" type="#_x0000_t75" style="width:78.75pt;height:18.75pt" o:ole="">
-            <v:imagedata r:id="rId138" o:title=""/>
-          </v:shape>
-          <o:OLEObject Type="Embed" ProgID="Equation.3" ShapeID="_x0000_i1092" DrawAspect="Content" ObjectID="_1820844386" r:id="rId139"/>
+            <v:imagedata r:id="rId139" o:title=""/>
+          </v:shape>
+          <o:OLEObject Type="Embed" ProgID="Equation.3" ShapeID="_x0000_i1092" DrawAspect="Content" ObjectID="_1823101594" r:id="rId140"/>
         </w:object>
       </w:r>
       <w:r>
@@ -3136,11 +3128,11 @@
           <w:sz w:val="28"/>
           <w:szCs w:val="28"/>
         </w:rPr>
-        <w:object w:dxaOrig="1660" w:dyaOrig="360">
+        <w:object w:dxaOrig="1660" w:dyaOrig="360" w14:anchorId="1F5BD48D">
           <v:shape id="_x0000_i1093" type="#_x0000_t75" style="width:83.25pt;height:18pt" o:ole="">
-            <v:imagedata r:id="rId140" o:title=""/>
-          </v:shape>
-          <o:OLEObject Type="Embed" ProgID="Equation.3" ShapeID="_x0000_i1093" DrawAspect="Content" ObjectID="_1820844387" r:id="rId141"/>
+            <v:imagedata r:id="rId141" o:title=""/>
+          </v:shape>
+          <o:OLEObject Type="Embed" ProgID="Equation.3" ShapeID="_x0000_i1093" DrawAspect="Content" ObjectID="_1823101595" r:id="rId142"/>
         </w:object>
       </w:r>
       <w:r>
@@ -3180,17 +3172,7 @@
           <w:sz w:val="28"/>
           <w:szCs w:val="28"/>
         </w:rPr>
-        <w:t xml:space="preserve"> Метод прогонки,</w:t>
-      </w:r>
-      <w:bookmarkStart w:id="0" w:name="_GoBack"/>
-      <w:bookmarkEnd w:id="0"/>
-      <w:r>
-        <w:rPr>
-          <w:rFonts w:ascii="Times New Roman" w:hAnsi="Times New Roman"/>
-          <w:sz w:val="28"/>
-          <w:szCs w:val="28"/>
-        </w:rPr>
-        <w:t xml:space="preserve"> являющийся вариантом метода последовательного исключения неизвестных, предназначен для численного решения систем линейных алгебраических уравнений с </w:t>
+        <w:t xml:space="preserve"> Метод прогонки, являющийся вариантом метода последовательного исключения неизвестных, предназначен для численного решения систем линейных алгебраических уравнений с </w:t>
       </w:r>
       <w:proofErr w:type="spellStart"/>
       <w:r>
@@ -3227,11 +3209,11 @@
           <w:sz w:val="28"/>
           <w:szCs w:val="28"/>
         </w:rPr>
-        <w:object w:dxaOrig="2540" w:dyaOrig="360">
+        <w:object w:dxaOrig="2540" w:dyaOrig="360" w14:anchorId="20F5FB05">
           <v:shape id="_x0000_i1094" type="#_x0000_t75" style="width:126.75pt;height:18pt" o:ole="">
-            <v:imagedata r:id="rId142" o:title=""/>
-          </v:shape>
-          <o:OLEObject Type="Embed" ProgID="Equation.3" ShapeID="_x0000_i1094" DrawAspect="Content" ObjectID="_1820844388" r:id="rId143"/>
+            <v:imagedata r:id="rId143" o:title=""/>
+          </v:shape>
+          <o:OLEObject Type="Embed" ProgID="Equation.3" ShapeID="_x0000_i1094" DrawAspect="Content" ObjectID="_1823101596" r:id="rId144"/>
         </w:object>
       </w:r>
       <w:r>
@@ -3249,11 +3231,11 @@
           <w:sz w:val="28"/>
           <w:szCs w:val="28"/>
         </w:rPr>
-        <w:object w:dxaOrig="940" w:dyaOrig="380">
+        <w:object w:dxaOrig="940" w:dyaOrig="380" w14:anchorId="17ABA179">
           <v:shape id="_x0000_i1095" type="#_x0000_t75" style="width:47.25pt;height:18.75pt" o:ole="">
-            <v:imagedata r:id="rId144" o:title=""/>
-          </v:shape>
-          <o:OLEObject Type="Embed" ProgID="Equation.3" ShapeID="_x0000_i1095" DrawAspect="Content" ObjectID="_1820844389" r:id="rId145"/>
+            <v:imagedata r:id="rId145" o:title=""/>
+          </v:shape>
+          <o:OLEObject Type="Embed" ProgID="Equation.3" ShapeID="_x0000_i1095" DrawAspect="Content" ObjectID="_1823101597" r:id="rId146"/>
         </w:object>
       </w:r>
       <w:r>
@@ -3281,11 +3263,11 @@
           <w:sz w:val="28"/>
           <w:szCs w:val="28"/>
         </w:rPr>
-        <w:object w:dxaOrig="1359" w:dyaOrig="360">
+        <w:object w:dxaOrig="1359" w:dyaOrig="360" w14:anchorId="2E5E4A58">
           <v:shape id="_x0000_i1096" type="#_x0000_t75" style="width:68.25pt;height:18pt" o:ole="">
-            <v:imagedata r:id="rId146" o:title=""/>
-          </v:shape>
-          <o:OLEObject Type="Embed" ProgID="Equation.3" ShapeID="_x0000_i1096" DrawAspect="Content" ObjectID="_1820844390" r:id="rId147"/>
+            <v:imagedata r:id="rId147" o:title=""/>
+          </v:shape>
+          <o:OLEObject Type="Embed" ProgID="Equation.3" ShapeID="_x0000_i1096" DrawAspect="Content" ObjectID="_1823101598" r:id="rId148"/>
         </w:object>
       </w:r>
       <w:proofErr w:type="gramStart"/>
@@ -3323,11 +3305,11 @@
           <w:sz w:val="28"/>
           <w:szCs w:val="28"/>
         </w:rPr>
-        <w:object w:dxaOrig="1579" w:dyaOrig="360">
+        <w:object w:dxaOrig="1579" w:dyaOrig="360" w14:anchorId="7256CBF6">
           <v:shape id="_x0000_i1097" type="#_x0000_t75" style="width:78.75pt;height:18pt" o:ole="">
-            <v:imagedata r:id="rId148" o:title=""/>
-          </v:shape>
-          <o:OLEObject Type="Embed" ProgID="Equation.3" ShapeID="_x0000_i1097" DrawAspect="Content" ObjectID="_1820844391" r:id="rId149"/>
+            <v:imagedata r:id="rId149" o:title=""/>
+          </v:shape>
+          <o:OLEObject Type="Embed" ProgID="Equation.3" ShapeID="_x0000_i1097" DrawAspect="Content" ObjectID="_1823101599" r:id="rId150"/>
         </w:object>
       </w:r>
       <w:r>
@@ -3392,11 +3374,11 @@
           <w:sz w:val="28"/>
           <w:szCs w:val="28"/>
         </w:rPr>
-        <w:object w:dxaOrig="740" w:dyaOrig="340">
+        <w:object w:dxaOrig="740" w:dyaOrig="340" w14:anchorId="06DB8CD7">
           <v:shape id="_x0000_i1098" type="#_x0000_t75" style="width:36.75pt;height:17.25pt" o:ole="">
-            <v:imagedata r:id="rId150" o:title=""/>
-          </v:shape>
-          <o:OLEObject Type="Embed" ProgID="Equation.3" ShapeID="_x0000_i1098" DrawAspect="Content" ObjectID="_1820844392" r:id="rId151"/>
+            <v:imagedata r:id="rId151" o:title=""/>
+          </v:shape>
+          <o:OLEObject Type="Embed" ProgID="Equation.3" ShapeID="_x0000_i1098" DrawAspect="Content" ObjectID="_1823101600" r:id="rId152"/>
         </w:object>
       </w:r>
       <w:r>
@@ -3414,11 +3396,11 @@
           <w:sz w:val="28"/>
           <w:szCs w:val="28"/>
         </w:rPr>
-        <w:object w:dxaOrig="700" w:dyaOrig="340">
+        <w:object w:dxaOrig="700" w:dyaOrig="340" w14:anchorId="2FB6B9F2">
           <v:shape id="_x0000_i1099" type="#_x0000_t75" style="width:35.25pt;height:17.25pt" o:ole="">
-            <v:imagedata r:id="rId152" o:title=""/>
-          </v:shape>
-          <o:OLEObject Type="Embed" ProgID="Equation.3" ShapeID="_x0000_i1099" DrawAspect="Content" ObjectID="_1820844393" r:id="rId153"/>
+            <v:imagedata r:id="rId153" o:title=""/>
+          </v:shape>
+          <o:OLEObject Type="Embed" ProgID="Equation.3" ShapeID="_x0000_i1099" DrawAspect="Content" ObjectID="_1823101601" r:id="rId154"/>
         </w:object>
       </w:r>
       <w:r>
@@ -3446,11 +3428,11 @@
           <w:sz w:val="28"/>
           <w:szCs w:val="28"/>
         </w:rPr>
-        <w:object w:dxaOrig="1579" w:dyaOrig="680">
+        <w:object w:dxaOrig="1579" w:dyaOrig="680" w14:anchorId="10084857">
           <v:shape id="_x0000_i1100" type="#_x0000_t75" style="width:78.75pt;height:33.75pt" o:ole="">
-            <v:imagedata r:id="rId154" o:title=""/>
-          </v:shape>
-          <o:OLEObject Type="Embed" ProgID="Equation.3" ShapeID="_x0000_i1100" DrawAspect="Content" ObjectID="_1820844394" r:id="rId155"/>
+            <v:imagedata r:id="rId155" o:title=""/>
+          </v:shape>
+          <o:OLEObject Type="Embed" ProgID="Equation.3" ShapeID="_x0000_i1100" DrawAspect="Content" ObjectID="_1823101602" r:id="rId156"/>
         </w:object>
       </w:r>
       <w:r>
@@ -3468,11 +3450,11 @@
           <w:sz w:val="28"/>
           <w:szCs w:val="28"/>
         </w:rPr>
-        <w:object w:dxaOrig="1540" w:dyaOrig="680">
+        <w:object w:dxaOrig="1540" w:dyaOrig="680" w14:anchorId="28CBF9C3">
           <v:shape id="_x0000_i1101" type="#_x0000_t75" style="width:77.25pt;height:33.75pt" o:ole="">
-            <v:imagedata r:id="rId156" o:title=""/>
-          </v:shape>
-          <o:OLEObject Type="Embed" ProgID="Equation.3" ShapeID="_x0000_i1101" DrawAspect="Content" ObjectID="_1820844395" r:id="rId157"/>
+            <v:imagedata r:id="rId157" o:title=""/>
+          </v:shape>
+          <o:OLEObject Type="Embed" ProgID="Equation.3" ShapeID="_x0000_i1101" DrawAspect="Content" ObjectID="_1823101603" r:id="rId158"/>
         </w:object>
       </w:r>
       <w:r>
@@ -3490,11 +3472,11 @@
           <w:sz w:val="28"/>
           <w:szCs w:val="28"/>
         </w:rPr>
-        <w:object w:dxaOrig="940" w:dyaOrig="380">
+        <w:object w:dxaOrig="940" w:dyaOrig="380" w14:anchorId="3439849C">
           <v:shape id="_x0000_i1102" type="#_x0000_t75" style="width:47.25pt;height:18.75pt" o:ole="">
-            <v:imagedata r:id="rId158" o:title=""/>
-          </v:shape>
-          <o:OLEObject Type="Embed" ProgID="Equation.3" ShapeID="_x0000_i1102" DrawAspect="Content" ObjectID="_1820844396" r:id="rId159"/>
+            <v:imagedata r:id="rId159" o:title=""/>
+          </v:shape>
+          <o:OLEObject Type="Embed" ProgID="Equation.3" ShapeID="_x0000_i1102" DrawAspect="Content" ObjectID="_1823101604" r:id="rId160"/>
         </w:object>
       </w:r>
       <w:r>
@@ -3531,11 +3513,11 @@
           <w:sz w:val="28"/>
           <w:szCs w:val="28"/>
         </w:rPr>
-        <w:object w:dxaOrig="260" w:dyaOrig="360">
+        <w:object w:dxaOrig="260" w:dyaOrig="360" w14:anchorId="1DA11530">
           <v:shape id="_x0000_i1103" type="#_x0000_t75" style="width:12.75pt;height:18pt" o:ole="">
-            <v:imagedata r:id="rId160" o:title=""/>
-          </v:shape>
-          <o:OLEObject Type="Embed" ProgID="Equation.3" ShapeID="_x0000_i1103" DrawAspect="Content" ObjectID="_1820844397" r:id="rId161"/>
+            <v:imagedata r:id="rId161" o:title=""/>
+          </v:shape>
+          <o:OLEObject Type="Embed" ProgID="Equation.3" ShapeID="_x0000_i1103" DrawAspect="Content" ObjectID="_1823101605" r:id="rId162"/>
         </w:object>
       </w:r>
       <w:r>
@@ -3563,11 +3545,11 @@
           <w:sz w:val="28"/>
           <w:szCs w:val="28"/>
         </w:rPr>
-        <w:object w:dxaOrig="3019" w:dyaOrig="999">
+        <w:object w:dxaOrig="3019" w:dyaOrig="999" w14:anchorId="47B694F9">
           <v:shape id="_x0000_i1104" type="#_x0000_t75" style="width:150.75pt;height:50.25pt" o:ole="">
-            <v:imagedata r:id="rId162" o:title=""/>
-          </v:shape>
-          <o:OLEObject Type="Embed" ProgID="Equation.3" ShapeID="_x0000_i1104" DrawAspect="Content" ObjectID="_1820844398" r:id="rId163"/>
+            <v:imagedata r:id="rId163" o:title=""/>
+          </v:shape>
+          <o:OLEObject Type="Embed" ProgID="Equation.3" ShapeID="_x0000_i1104" DrawAspect="Content" ObjectID="_1823101606" r:id="rId164"/>
         </w:object>
       </w:r>
       <w:r>
@@ -3620,11 +3602,11 @@
           <w:sz w:val="28"/>
           <w:szCs w:val="28"/>
         </w:rPr>
-        <w:object w:dxaOrig="639" w:dyaOrig="360">
+        <w:object w:dxaOrig="639" w:dyaOrig="360" w14:anchorId="427DF9AF">
           <v:shape id="_x0000_i1105" type="#_x0000_t75" style="width:32.25pt;height:18pt" o:ole="">
-            <v:imagedata r:id="rId164" o:title=""/>
-          </v:shape>
-          <o:OLEObject Type="Embed" ProgID="Equation.3" ShapeID="_x0000_i1105" DrawAspect="Content" ObjectID="_1820844399" r:id="rId165"/>
+            <v:imagedata r:id="rId165" o:title=""/>
+          </v:shape>
+          <o:OLEObject Type="Embed" ProgID="Equation.3" ShapeID="_x0000_i1105" DrawAspect="Content" ObjectID="_1823101607" r:id="rId166"/>
         </w:object>
       </w:r>
       <w:r>
@@ -3642,11 +3624,11 @@
           <w:sz w:val="28"/>
           <w:szCs w:val="28"/>
         </w:rPr>
-        <w:object w:dxaOrig="639" w:dyaOrig="360">
+        <w:object w:dxaOrig="639" w:dyaOrig="360" w14:anchorId="75E0979F">
           <v:shape id="_x0000_i1106" type="#_x0000_t75" style="width:32.25pt;height:18pt" o:ole="">
-            <v:imagedata r:id="rId166" o:title=""/>
-          </v:shape>
-          <o:OLEObject Type="Embed" ProgID="Equation.3" ShapeID="_x0000_i1106" DrawAspect="Content" ObjectID="_1820844400" r:id="rId167"/>
+            <v:imagedata r:id="rId167" o:title=""/>
+          </v:shape>
+          <o:OLEObject Type="Embed" ProgID="Equation.3" ShapeID="_x0000_i1106" DrawAspect="Content" ObjectID="_1823101608" r:id="rId168"/>
         </w:object>
       </w:r>
       <w:r>
@@ -3664,11 +3646,11 @@
           <w:sz w:val="28"/>
           <w:szCs w:val="28"/>
         </w:rPr>
-        <w:object w:dxaOrig="1380" w:dyaOrig="400">
+        <w:object w:dxaOrig="1380" w:dyaOrig="400" w14:anchorId="4425A1ED">
           <v:shape id="_x0000_i1107" type="#_x0000_t75" style="width:69pt;height:20.25pt" o:ole="">
-            <v:imagedata r:id="rId168" o:title=""/>
-          </v:shape>
-          <o:OLEObject Type="Embed" ProgID="Equation.3" ShapeID="_x0000_i1107" DrawAspect="Content" ObjectID="_1820844401" r:id="rId169"/>
+            <v:imagedata r:id="rId169" o:title=""/>
+          </v:shape>
+          <o:OLEObject Type="Embed" ProgID="Equation.3" ShapeID="_x0000_i1107" DrawAspect="Content" ObjectID="_1823101609" r:id="rId170"/>
         </w:object>
       </w:r>
       <w:r>
@@ -3686,11 +3668,11 @@
           <w:sz w:val="28"/>
           <w:szCs w:val="28"/>
         </w:rPr>
-        <w:object w:dxaOrig="940" w:dyaOrig="380">
+        <w:object w:dxaOrig="940" w:dyaOrig="380" w14:anchorId="72C1E1FA">
           <v:shape id="_x0000_i1108" type="#_x0000_t75" style="width:47.25pt;height:18.75pt" o:ole="">
-            <v:imagedata r:id="rId170" o:title=""/>
-          </v:shape>
-          <o:OLEObject Type="Embed" ProgID="Equation.3" ShapeID="_x0000_i1108" DrawAspect="Content" ObjectID="_1820844402" r:id="rId171"/>
+            <v:imagedata r:id="rId171" o:title=""/>
+          </v:shape>
+          <o:OLEObject Type="Embed" ProgID="Equation.3" ShapeID="_x0000_i1108" DrawAspect="Content" ObjectID="_1823101610" r:id="rId172"/>
         </w:object>
       </w:r>
       <w:r>
@@ -3708,11 +3690,11 @@
           <w:sz w:val="28"/>
           <w:szCs w:val="28"/>
         </w:rPr>
-        <w:object w:dxaOrig="680" w:dyaOrig="400">
+        <w:object w:dxaOrig="680" w:dyaOrig="400" w14:anchorId="13072EB5">
           <v:shape id="_x0000_i1109" type="#_x0000_t75" style="width:33.75pt;height:20.25pt" o:ole="">
-            <v:imagedata r:id="rId172" o:title=""/>
-          </v:shape>
-          <o:OLEObject Type="Embed" ProgID="Equation.3" ShapeID="_x0000_i1109" DrawAspect="Content" ObjectID="_1820844403" r:id="rId173"/>
+            <v:imagedata r:id="rId173" o:title=""/>
+          </v:shape>
+          <o:OLEObject Type="Embed" ProgID="Equation.3" ShapeID="_x0000_i1109" DrawAspect="Content" ObjectID="_1823101611" r:id="rId174"/>
         </w:object>
       </w:r>
       <w:r>
@@ -3730,11 +3712,11 @@
           <w:sz w:val="28"/>
           <w:szCs w:val="28"/>
         </w:rPr>
-        <w:object w:dxaOrig="700" w:dyaOrig="400">
+        <w:object w:dxaOrig="700" w:dyaOrig="400" w14:anchorId="15978509">
           <v:shape id="_x0000_i1110" type="#_x0000_t75" style="width:35.25pt;height:20.25pt" o:ole="">
-            <v:imagedata r:id="rId174" o:title=""/>
-          </v:shape>
-          <o:OLEObject Type="Embed" ProgID="Equation.3" ShapeID="_x0000_i1110" DrawAspect="Content" ObjectID="_1820844404" r:id="rId175"/>
+            <v:imagedata r:id="rId175" o:title=""/>
+          </v:shape>
+          <o:OLEObject Type="Embed" ProgID="Equation.3" ShapeID="_x0000_i1110" DrawAspect="Content" ObjectID="_1823101612" r:id="rId176"/>
         </w:object>
       </w:r>
       <w:r>
@@ -3787,11 +3769,11 @@
           <w:sz w:val="28"/>
           <w:szCs w:val="28"/>
         </w:rPr>
-        <w:object w:dxaOrig="639" w:dyaOrig="360">
+        <w:object w:dxaOrig="639" w:dyaOrig="360" w14:anchorId="70D77558">
           <v:shape id="_x0000_i1111" type="#_x0000_t75" style="width:32.25pt;height:18pt" o:ole="">
-            <v:imagedata r:id="rId176" o:title=""/>
-          </v:shape>
-          <o:OLEObject Type="Embed" ProgID="Equation.3" ShapeID="_x0000_i1111" DrawAspect="Content" ObjectID="_1820844405" r:id="rId177"/>
+            <v:imagedata r:id="rId177" o:title=""/>
+          </v:shape>
+          <o:OLEObject Type="Embed" ProgID="Equation.3" ShapeID="_x0000_i1111" DrawAspect="Content" ObjectID="_1823101613" r:id="rId178"/>
         </w:object>
       </w:r>
       <w:r>
@@ -3809,11 +3791,11 @@
           <w:sz w:val="28"/>
           <w:szCs w:val="28"/>
         </w:rPr>
-        <w:object w:dxaOrig="639" w:dyaOrig="360">
+        <w:object w:dxaOrig="639" w:dyaOrig="360" w14:anchorId="14BDB153">
           <v:shape id="_x0000_i1112" type="#_x0000_t75" style="width:32.25pt;height:18pt" o:ole="">
-            <v:imagedata r:id="rId178" o:title=""/>
-          </v:shape>
-          <o:OLEObject Type="Embed" ProgID="Equation.3" ShapeID="_x0000_i1112" DrawAspect="Content" ObjectID="_1820844406" r:id="rId179"/>
+            <v:imagedata r:id="rId179" o:title=""/>
+          </v:shape>
+          <o:OLEObject Type="Embed" ProgID="Equation.3" ShapeID="_x0000_i1112" DrawAspect="Content" ObjectID="_1823101614" r:id="rId180"/>
         </w:object>
       </w:r>
       <w:r>
@@ -3831,11 +3813,11 @@
           <w:sz w:val="28"/>
           <w:szCs w:val="28"/>
         </w:rPr>
-        <w:object w:dxaOrig="1380" w:dyaOrig="400">
+        <w:object w:dxaOrig="1380" w:dyaOrig="400" w14:anchorId="4C487679">
           <v:shape id="_x0000_i1113" type="#_x0000_t75" style="width:69pt;height:20.25pt" o:ole="">
-            <v:imagedata r:id="rId180" o:title=""/>
-          </v:shape>
-          <o:OLEObject Type="Embed" ProgID="Equation.3" ShapeID="_x0000_i1113" DrawAspect="Content" ObjectID="_1820844407" r:id="rId181"/>
+            <v:imagedata r:id="rId181" o:title=""/>
+          </v:shape>
+          <o:OLEObject Type="Embed" ProgID="Equation.3" ShapeID="_x0000_i1113" DrawAspect="Content" ObjectID="_1823101615" r:id="rId182"/>
         </w:object>
       </w:r>
       <w:r>
@@ -3853,11 +3835,11 @@
           <w:sz w:val="28"/>
           <w:szCs w:val="28"/>
         </w:rPr>
-        <w:object w:dxaOrig="940" w:dyaOrig="380">
+        <w:object w:dxaOrig="940" w:dyaOrig="380" w14:anchorId="12F5D813">
           <v:shape id="_x0000_i1114" type="#_x0000_t75" style="width:47.25pt;height:18.75pt" o:ole="">
-            <v:imagedata r:id="rId182" o:title=""/>
-          </v:shape>
-          <o:OLEObject Type="Embed" ProgID="Equation.3" ShapeID="_x0000_i1114" DrawAspect="Content" ObjectID="_1820844408" r:id="rId183"/>
+            <v:imagedata r:id="rId183" o:title=""/>
+          </v:shape>
+          <o:OLEObject Type="Embed" ProgID="Equation.3" ShapeID="_x0000_i1114" DrawAspect="Content" ObjectID="_1823101616" r:id="rId184"/>
         </w:object>
       </w:r>
       <w:r>
@@ -3875,11 +3857,11 @@
           <w:sz w:val="28"/>
           <w:szCs w:val="28"/>
         </w:rPr>
-        <w:object w:dxaOrig="680" w:dyaOrig="400">
+        <w:object w:dxaOrig="680" w:dyaOrig="400" w14:anchorId="7C6F1BC1">
           <v:shape id="_x0000_i1115" type="#_x0000_t75" style="width:33.75pt;height:20.25pt" o:ole="">
-            <v:imagedata r:id="rId184" o:title=""/>
-          </v:shape>
-          <o:OLEObject Type="Embed" ProgID="Equation.3" ShapeID="_x0000_i1115" DrawAspect="Content" ObjectID="_1820844409" r:id="rId185"/>
+            <v:imagedata r:id="rId185" o:title=""/>
+          </v:shape>
+          <o:OLEObject Type="Embed" ProgID="Equation.3" ShapeID="_x0000_i1115" DrawAspect="Content" ObjectID="_1823101617" r:id="rId186"/>
         </w:object>
       </w:r>
       <w:r>
@@ -3897,11 +3879,11 @@
           <w:sz w:val="28"/>
           <w:szCs w:val="28"/>
         </w:rPr>
-        <w:object w:dxaOrig="700" w:dyaOrig="400">
+        <w:object w:dxaOrig="700" w:dyaOrig="400" w14:anchorId="4D88A68F">
           <v:shape id="_x0000_i1116" type="#_x0000_t75" style="width:35.25pt;height:20.25pt" o:ole="">
-            <v:imagedata r:id="rId186" o:title=""/>
-          </v:shape>
-          <o:OLEObject Type="Embed" ProgID="Equation.3" ShapeID="_x0000_i1116" DrawAspect="Content" ObjectID="_1820844410" r:id="rId187"/>
+            <v:imagedata r:id="rId187" o:title=""/>
+          </v:shape>
+          <o:OLEObject Type="Embed" ProgID="Equation.3" ShapeID="_x0000_i1116" DrawAspect="Content" ObjectID="_1823101618" r:id="rId188"/>
         </w:object>
       </w:r>
       <w:r>
@@ -3998,11 +3980,11 @@
           <w:sz w:val="28"/>
           <w:szCs w:val="28"/>
         </w:rPr>
-        <w:object w:dxaOrig="520" w:dyaOrig="340">
+        <w:object w:dxaOrig="520" w:dyaOrig="340" w14:anchorId="0E6AA813">
           <v:shape id="_x0000_i1117" type="#_x0000_t75" style="width:26.25pt;height:17.25pt" o:ole="">
-            <v:imagedata r:id="rId188" o:title=""/>
-          </v:shape>
-          <o:OLEObject Type="Embed" ProgID="Equation.3" ShapeID="_x0000_i1117" DrawAspect="Content" ObjectID="_1820844411" r:id="rId189"/>
+            <v:imagedata r:id="rId189" o:title=""/>
+          </v:shape>
+          <o:OLEObject Type="Embed" ProgID="Equation.3" ShapeID="_x0000_i1117" DrawAspect="Content" ObjectID="_1823101619" r:id="rId190"/>
         </w:object>
       </w:r>
       <w:r>
@@ -4020,11 +4002,11 @@
           <w:sz w:val="28"/>
           <w:szCs w:val="28"/>
         </w:rPr>
-        <w:object w:dxaOrig="520" w:dyaOrig="340">
+        <w:object w:dxaOrig="520" w:dyaOrig="340" w14:anchorId="2CBE9880">
           <v:shape id="_x0000_i1118" type="#_x0000_t75" style="width:26.25pt;height:17.25pt" o:ole="">
-            <v:imagedata r:id="rId190" o:title=""/>
-          </v:shape>
-          <o:OLEObject Type="Embed" ProgID="Equation.3" ShapeID="_x0000_i1118" DrawAspect="Content" ObjectID="_1820844412" r:id="rId191"/>
+            <v:imagedata r:id="rId191" o:title=""/>
+          </v:shape>
+          <o:OLEObject Type="Embed" ProgID="Equation.3" ShapeID="_x0000_i1118" DrawAspect="Content" ObjectID="_1823101620" r:id="rId192"/>
         </w:object>
       </w:r>
       <w:r>
@@ -4114,11 +4096,11 @@
           <w:sz w:val="28"/>
           <w:szCs w:val="28"/>
         </w:rPr>
-        <w:object w:dxaOrig="520" w:dyaOrig="340">
+        <w:object w:dxaOrig="520" w:dyaOrig="340" w14:anchorId="26ED37CD">
           <v:shape id="_x0000_i1119" type="#_x0000_t75" style="width:26.25pt;height:17.25pt" o:ole="">
-            <v:imagedata r:id="rId192" o:title=""/>
-          </v:shape>
-          <o:OLEObject Type="Embed" ProgID="Equation.3" ShapeID="_x0000_i1119" DrawAspect="Content" ObjectID="_1820844413" r:id="rId193"/>
+            <v:imagedata r:id="rId193" o:title=""/>
+          </v:shape>
+          <o:OLEObject Type="Embed" ProgID="Equation.3" ShapeID="_x0000_i1119" DrawAspect="Content" ObjectID="_1823101621" r:id="rId194"/>
         </w:object>
       </w:r>
       <w:r>
@@ -4175,11 +4157,11 @@
           <w:sz w:val="28"/>
           <w:szCs w:val="28"/>
         </w:rPr>
-        <w:object w:dxaOrig="200" w:dyaOrig="279">
+        <w:object w:dxaOrig="200" w:dyaOrig="279" w14:anchorId="75826A04">
           <v:shape id="_x0000_i1120" type="#_x0000_t75" style="width:9.75pt;height:14.25pt" o:ole="">
-            <v:imagedata r:id="rId194" o:title=""/>
-          </v:shape>
-          <o:OLEObject Type="Embed" ProgID="Equation.3" ShapeID="_x0000_i1120" DrawAspect="Content" ObjectID="_1820844414" r:id="rId195"/>
+            <v:imagedata r:id="rId195" o:title=""/>
+          </v:shape>
+          <o:OLEObject Type="Embed" ProgID="Equation.3" ShapeID="_x0000_i1120" DrawAspect="Content" ObjectID="_1823101622" r:id="rId196"/>
         </w:object>
       </w:r>
       <w:r>
@@ -4197,11 +4179,11 @@
           <w:sz w:val="28"/>
           <w:szCs w:val="28"/>
         </w:rPr>
-        <w:object w:dxaOrig="960" w:dyaOrig="620">
+        <w:object w:dxaOrig="960" w:dyaOrig="620" w14:anchorId="272A24A6">
           <v:shape id="_x0000_i1121" type="#_x0000_t75" style="width:48pt;height:30.75pt" o:ole="">
-            <v:imagedata r:id="rId196" o:title=""/>
-          </v:shape>
-          <o:OLEObject Type="Embed" ProgID="Equation.3" ShapeID="_x0000_i1121" DrawAspect="Content" ObjectID="_1820844415" r:id="rId197"/>
+            <v:imagedata r:id="rId197" o:title=""/>
+          </v:shape>
+          <o:OLEObject Type="Embed" ProgID="Equation.3" ShapeID="_x0000_i1121" DrawAspect="Content" ObjectID="_1823101623" r:id="rId198"/>
         </w:object>
       </w:r>
       <w:r>
@@ -4248,11 +4230,11 @@
           <w:sz w:val="28"/>
           <w:szCs w:val="28"/>
         </w:rPr>
-        <w:object w:dxaOrig="3760" w:dyaOrig="400">
+        <w:object w:dxaOrig="3760" w:dyaOrig="400" w14:anchorId="16CCBE43">
           <v:shape id="_x0000_i1122" type="#_x0000_t75" style="width:188.25pt;height:20.25pt" o:ole="">
-            <v:imagedata r:id="rId198" o:title=""/>
-          </v:shape>
-          <o:OLEObject Type="Embed" ProgID="Equation.3" ShapeID="_x0000_i1122" DrawAspect="Content" ObjectID="_1820844416" r:id="rId199"/>
+            <v:imagedata r:id="rId199" o:title=""/>
+          </v:shape>
+          <o:OLEObject Type="Embed" ProgID="Equation.3" ShapeID="_x0000_i1122" DrawAspect="Content" ObjectID="_1823101624" r:id="rId200"/>
         </w:object>
       </w:r>
     </w:p>
@@ -4272,11 +4254,11 @@
           <w:sz w:val="28"/>
           <w:szCs w:val="28"/>
         </w:rPr>
-        <w:object w:dxaOrig="6060" w:dyaOrig="880">
+        <w:object w:dxaOrig="6060" w:dyaOrig="880" w14:anchorId="47ABCE88">
           <v:shape id="_x0000_i1123" type="#_x0000_t75" style="width:303pt;height:44.25pt" o:ole="">
-            <v:imagedata r:id="rId200" o:title=""/>
-          </v:shape>
-          <o:OLEObject Type="Embed" ProgID="Equation.3" ShapeID="_x0000_i1123" DrawAspect="Content" ObjectID="_1820844417" r:id="rId201"/>
+            <v:imagedata r:id="rId201" o:title=""/>
+          </v:shape>
+          <o:OLEObject Type="Embed" ProgID="Equation.3" ShapeID="_x0000_i1123" DrawAspect="Content" ObjectID="_1823101625" r:id="rId202"/>
         </w:object>
       </w:r>
       <w:r>
@@ -4304,11 +4286,11 @@
           <w:sz w:val="28"/>
           <w:szCs w:val="28"/>
         </w:rPr>
-        <w:object w:dxaOrig="1320" w:dyaOrig="620">
+        <w:object w:dxaOrig="1320" w:dyaOrig="620" w14:anchorId="251F081B">
           <v:shape id="_x0000_i1124" type="#_x0000_t75" style="width:66pt;height:30.75pt" o:ole="">
-            <v:imagedata r:id="rId202" o:title=""/>
-          </v:shape>
-          <o:OLEObject Type="Embed" ProgID="Equation.3" ShapeID="_x0000_i1124" DrawAspect="Content" ObjectID="_1820844418" r:id="rId203"/>
+            <v:imagedata r:id="rId203" o:title=""/>
+          </v:shape>
+          <o:OLEObject Type="Embed" ProgID="Equation.3" ShapeID="_x0000_i1124" DrawAspect="Content" ObjectID="_1823101626" r:id="rId204"/>
         </w:object>
       </w:r>
     </w:p>
@@ -4337,11 +4319,11 @@
           <w:sz w:val="28"/>
           <w:szCs w:val="28"/>
         </w:rPr>
-        <w:object w:dxaOrig="180" w:dyaOrig="200">
+        <w:object w:dxaOrig="180" w:dyaOrig="200" w14:anchorId="3286BF56">
           <v:shape id="_x0000_i1125" type="#_x0000_t75" style="width:9pt;height:9.75pt" o:ole="">
-            <v:imagedata r:id="rId204" o:title=""/>
-          </v:shape>
-          <o:OLEObject Type="Embed" ProgID="Equation.3" ShapeID="_x0000_i1125" DrawAspect="Content" ObjectID="_1820844419" r:id="rId205"/>
+            <v:imagedata r:id="rId205" o:title=""/>
+          </v:shape>
+          <o:OLEObject Type="Embed" ProgID="Equation.3" ShapeID="_x0000_i1125" DrawAspect="Content" ObjectID="_1823101627" r:id="rId206"/>
         </w:object>
       </w:r>
       <w:r>
@@ -4361,11 +4343,11 @@
           <w:sz w:val="28"/>
           <w:szCs w:val="28"/>
         </w:rPr>
-        <w:object w:dxaOrig="999" w:dyaOrig="380">
+        <w:object w:dxaOrig="999" w:dyaOrig="380" w14:anchorId="766723AD">
           <v:shape id="_x0000_i1126" type="#_x0000_t75" style="width:50.25pt;height:18.75pt" o:ole="">
-            <v:imagedata r:id="rId206" o:title=""/>
-          </v:shape>
-          <o:OLEObject Type="Embed" ProgID="Equation.3" ShapeID="_x0000_i1126" DrawAspect="Content" ObjectID="_1820844420" r:id="rId207"/>
+            <v:imagedata r:id="rId207" o:title=""/>
+          </v:shape>
+          <o:OLEObject Type="Embed" ProgID="Equation.3" ShapeID="_x0000_i1126" DrawAspect="Content" ObjectID="_1823101628" r:id="rId208"/>
         </w:object>
       </w:r>
       <w:r>
@@ -4388,267 +4370,1458 @@
     </w:p>
     <w:p>
       <w:pPr>
+        <w:pStyle w:val="a7"/>
+        <w:spacing w:after="240" w:line="360" w:lineRule="auto"/>
+        <w:ind w:left="0"/>
+        <w:jc w:val="center"/>
+        <w:rPr>
+          <w:rFonts w:ascii="Times New Roman" w:hAnsi="Times New Roman"/>
+          <w:b/>
+          <w:bCs/>
+          <w:sz w:val="28"/>
+          <w:szCs w:val="28"/>
+        </w:rPr>
+      </w:pPr>
+      <w:r>
+        <w:rPr>
+          <w:rFonts w:ascii="Times New Roman" w:hAnsi="Times New Roman"/>
+          <w:b/>
+          <w:bCs/>
+          <w:sz w:val="28"/>
+          <w:szCs w:val="28"/>
+        </w:rPr>
+        <w:lastRenderedPageBreak/>
+        <w:t>ХОД РАБОТЫ</w:t>
+      </w:r>
+    </w:p>
+    <w:p>
+      <w:pPr>
+        <w:pStyle w:val="a7"/>
+        <w:numPr>
+          <w:ilvl w:val="0"/>
+          <w:numId w:val="1"/>
+        </w:numPr>
         <w:tabs>
           <w:tab w:val="left" w:pos="360"/>
         </w:tabs>
         <w:spacing w:line="360" w:lineRule="auto"/>
-        <w:ind w:firstLine="709"/>
+        <w:ind w:left="0" w:firstLine="709"/>
         <w:jc w:val="both"/>
         <w:rPr>
           <w:rFonts w:ascii="Times New Roman" w:hAnsi="Times New Roman"/>
-          <w:sz w:val="28"/>
-          <w:szCs w:val="28"/>
-        </w:rPr>
-      </w:pPr>
-      <w:r>
-        <w:rPr>
-          <w:rFonts w:ascii="Times New Roman" w:hAnsi="Times New Roman"/>
-          <w:sz w:val="28"/>
-          <w:szCs w:val="28"/>
-        </w:rPr>
-        <w:lastRenderedPageBreak/>
-        <w:t xml:space="preserve">Исходные данные задачи представлены в таблице 1, аналитическая функция: </w:t>
-      </w:r>
-      <m:oMath>
-        <m:d>
-          <m:dPr>
-            <m:begChr m:val="["/>
-            <m:endChr m:val="]"/>
-            <m:ctrlPr>
+          <w:i/>
+          <w:iCs/>
+          <w:sz w:val="28"/>
+          <w:szCs w:val="28"/>
+        </w:rPr>
+      </w:pPr>
+      <w:r>
+        <w:rPr>
+          <w:rFonts w:ascii="Times New Roman" w:hAnsi="Times New Roman"/>
+          <w:i/>
+          <w:iCs/>
+          <w:sz w:val="28"/>
+          <w:szCs w:val="28"/>
+        </w:rPr>
+        <w:t>Постановка задачи</w:t>
+      </w:r>
+    </w:p>
+    <w:tbl>
+      <w:tblPr>
+        <w:tblW w:w="2268" w:type="dxa"/>
+        <w:jc w:val="center"/>
+        <w:tblBorders>
+          <w:top w:val="single" w:sz="4" w:space="0" w:color="auto"/>
+          <w:left w:val="single" w:sz="4" w:space="0" w:color="auto"/>
+          <w:bottom w:val="single" w:sz="4" w:space="0" w:color="auto"/>
+          <w:right w:val="single" w:sz="4" w:space="0" w:color="auto"/>
+          <w:insideH w:val="single" w:sz="4" w:space="0" w:color="auto"/>
+          <w:insideV w:val="single" w:sz="4" w:space="0" w:color="auto"/>
+        </w:tblBorders>
+        <w:tblLayout w:type="fixed"/>
+        <w:tblLook w:val="0080" w:firstRow="0" w:lastRow="0" w:firstColumn="1" w:lastColumn="0" w:noHBand="0" w:noVBand="0"/>
+      </w:tblPr>
+      <w:tblGrid>
+        <w:gridCol w:w="1268"/>
+        <w:gridCol w:w="1000"/>
+      </w:tblGrid>
+      <w:tr>
+        <w:trPr>
+          <w:trHeight w:val="240"/>
+          <w:jc w:val="center"/>
+        </w:trPr>
+        <w:tc>
+          <w:tcPr>
+            <w:tcW w:w="1268" w:type="dxa"/>
+            <w:tcBorders>
+              <w:top w:val="single" w:sz="12" w:space="0" w:color="auto"/>
+              <w:left w:val="single" w:sz="6" w:space="0" w:color="auto"/>
+              <w:bottom w:val="single" w:sz="6" w:space="0" w:color="auto"/>
+              <w:right w:val="single" w:sz="6" w:space="0" w:color="auto"/>
+            </w:tcBorders>
+            <w:tcMar>
+              <w:left w:w="28" w:type="dxa"/>
+              <w:right w:w="28" w:type="dxa"/>
+            </w:tcMar>
+            <w:vAlign w:val="center"/>
+          </w:tcPr>
+          <w:p>
+            <w:pPr>
+              <w:pStyle w:val="8"/>
               <w:rPr>
-                <w:rFonts w:ascii="Cambria Math" w:hAnsi="Cambria Math"/>
-                <w:i/>
-                <w:sz w:val="28"/>
-                <w:szCs w:val="28"/>
+                <w:sz w:val="24"/>
+                <w:szCs w:val="24"/>
               </w:rPr>
-            </m:ctrlPr>
-          </m:dPr>
-          <m:e>
-            <m:r>
+            </w:pPr>
+            <w:r>
               <w:rPr>
-                <w:rFonts w:ascii="Cambria Math" w:hAnsi="Cambria Math"/>
-                <w:sz w:val="28"/>
-                <w:szCs w:val="28"/>
+                <w:sz w:val="24"/>
+                <w:szCs w:val="24"/>
               </w:rPr>
-              <m:t>cos</m:t>
-            </m:r>
-            <m:d>
-              <m:dPr>
-                <m:ctrlPr>
-                  <w:rPr>
-                    <w:rFonts w:ascii="Cambria Math" w:hAnsi="Cambria Math"/>
-                    <w:i/>
-                    <w:sz w:val="28"/>
-                    <w:szCs w:val="28"/>
-                  </w:rPr>
-                </m:ctrlPr>
-              </m:dPr>
-              <m:e>
-                <m:r>
-                  <w:rPr>
-                    <w:rFonts w:ascii="Cambria Math" w:hAnsi="Cambria Math"/>
-                    <w:sz w:val="28"/>
-                    <w:szCs w:val="28"/>
-                  </w:rPr>
-                  <m:t>x</m:t>
-                </m:r>
-              </m:e>
-            </m:d>
-            <m:r>
+              <w:t>x</w:t>
+            </w:r>
+          </w:p>
+        </w:tc>
+        <w:tc>
+          <w:tcPr>
+            <w:tcW w:w="1000" w:type="dxa"/>
+            <w:tcBorders>
+              <w:top w:val="single" w:sz="12" w:space="0" w:color="auto"/>
+              <w:left w:val="single" w:sz="6" w:space="0" w:color="auto"/>
+              <w:bottom w:val="single" w:sz="6" w:space="0" w:color="auto"/>
+              <w:right w:val="single" w:sz="12" w:space="0" w:color="auto"/>
+            </w:tcBorders>
+            <w:tcMar>
+              <w:left w:w="28" w:type="dxa"/>
+              <w:right w:w="28" w:type="dxa"/>
+            </w:tcMar>
+            <w:vAlign w:val="center"/>
+          </w:tcPr>
+          <w:p>
+            <w:pPr>
+              <w:pStyle w:val="8"/>
               <w:rPr>
-                <w:rFonts w:ascii="Cambria Math" w:hAnsi="Cambria Math"/>
-                <w:sz w:val="28"/>
-                <w:szCs w:val="28"/>
+                <w:sz w:val="24"/>
+                <w:szCs w:val="24"/>
+                <w:lang w:val="en-US"/>
               </w:rPr>
-              <m:t>-x</m:t>
-            </m:r>
-          </m:e>
-        </m:d>
-        <m:sSup>
-          <m:sSupPr>
-            <m:ctrlPr>
+            </w:pPr>
+            <w:r>
               <w:rPr>
-                <w:rFonts w:ascii="Cambria Math" w:hAnsi="Cambria Math"/>
-                <w:i/>
-                <w:sz w:val="28"/>
-                <w:szCs w:val="28"/>
+                <w:sz w:val="24"/>
+                <w:szCs w:val="24"/>
+                <w:lang w:val="en-US"/>
               </w:rPr>
-            </m:ctrlPr>
-          </m:sSupPr>
-          <m:e>
-            <m:r>
+              <w:t>у</w:t>
+            </w:r>
+          </w:p>
+        </w:tc>
+      </w:tr>
+      <w:tr>
+        <w:trPr>
+          <w:trHeight w:val="240"/>
+          <w:jc w:val="center"/>
+        </w:trPr>
+        <w:tc>
+          <w:tcPr>
+            <w:tcW w:w="1268" w:type="dxa"/>
+            <w:tcBorders>
+              <w:top w:val="single" w:sz="12" w:space="0" w:color="auto"/>
+              <w:left w:val="single" w:sz="6" w:space="0" w:color="auto"/>
+              <w:bottom w:val="single" w:sz="6" w:space="0" w:color="auto"/>
+              <w:right w:val="single" w:sz="6" w:space="0" w:color="auto"/>
+            </w:tcBorders>
+            <w:tcMar>
+              <w:left w:w="28" w:type="dxa"/>
+              <w:right w:w="28" w:type="dxa"/>
+            </w:tcMar>
+            <w:vAlign w:val="center"/>
+          </w:tcPr>
+          <w:p>
+            <w:pPr>
+              <w:pStyle w:val="8"/>
+              <w:jc w:val="right"/>
               <w:rPr>
-                <w:rFonts w:ascii="Cambria Math" w:hAnsi="Cambria Math"/>
-                <w:sz w:val="28"/>
-                <w:szCs w:val="28"/>
+                <w:sz w:val="24"/>
+                <w:szCs w:val="24"/>
+                <w:lang w:val="en-US"/>
               </w:rPr>
-              <m:t>e</m:t>
-            </m:r>
-          </m:e>
-          <m:sup>
-            <m:sSup>
-              <m:sSupPr>
-                <m:ctrlPr>
-                  <w:rPr>
-                    <w:rFonts w:ascii="Cambria Math" w:hAnsi="Cambria Math"/>
-                    <w:i/>
-                    <w:sz w:val="28"/>
-                    <w:szCs w:val="28"/>
-                    <w:lang w:val="en-US"/>
-                  </w:rPr>
-                </m:ctrlPr>
-              </m:sSupPr>
-              <m:e>
-                <m:r>
-                  <w:rPr>
-                    <w:rFonts w:ascii="Cambria Math" w:hAnsi="Cambria Math"/>
-                    <w:sz w:val="28"/>
-                    <w:szCs w:val="28"/>
-                  </w:rPr>
-                  <m:t>x</m:t>
-                </m:r>
-                <m:ctrlPr>
-                  <w:rPr>
-                    <w:rFonts w:ascii="Cambria Math" w:hAnsi="Cambria Math"/>
-                    <w:i/>
-                    <w:sz w:val="28"/>
-                    <w:szCs w:val="28"/>
-                  </w:rPr>
-                </m:ctrlPr>
-              </m:e>
-              <m:sup>
-                <m:r>
-                  <w:rPr>
-                    <w:rFonts w:ascii="Cambria Math" w:hAnsi="Cambria Math"/>
-                    <w:sz w:val="28"/>
-                    <w:szCs w:val="28"/>
-                  </w:rPr>
-                  <m:t>2</m:t>
-                </m:r>
-              </m:sup>
-            </m:sSup>
-          </m:sup>
-        </m:sSup>
-      </m:oMath>
-      <w:r>
-        <w:rPr>
-          <w:rFonts w:ascii="Times New Roman" w:hAnsi="Times New Roman"/>
-          <w:sz w:val="28"/>
-          <w:szCs w:val="28"/>
-        </w:rPr>
-        <w:t xml:space="preserve">задана на отрезке </w:t>
-      </w:r>
-      <m:oMath>
-        <m:d>
-          <m:dPr>
-            <m:begChr m:val="["/>
-            <m:endChr m:val="]"/>
-            <m:ctrlPr>
+            </w:pPr>
+            <w:r>
               <w:rPr>
-                <w:rFonts w:ascii="Cambria Math" w:hAnsi="Cambria Math"/>
-                <w:i/>
-                <w:sz w:val="28"/>
-                <w:szCs w:val="28"/>
+                <w:sz w:val="24"/>
+                <w:szCs w:val="24"/>
               </w:rPr>
-            </m:ctrlPr>
-          </m:dPr>
-          <m:e>
-            <m:r>
+              <w:t>–</w:t>
+            </w:r>
+            <w:r>
               <w:rPr>
-                <w:rFonts w:ascii="Cambria Math" w:hAnsi="Cambria Math"/>
-                <w:sz w:val="28"/>
-                <w:szCs w:val="28"/>
+                <w:sz w:val="24"/>
+                <w:szCs w:val="24"/>
+                <w:lang w:val="en-US"/>
               </w:rPr>
-              <m:t>-</m:t>
-            </m:r>
-            <m:f>
-              <m:fPr>
-                <m:ctrlPr>
-                  <w:rPr>
-                    <w:rFonts w:ascii="Cambria Math" w:hAnsi="Cambria Math"/>
-                    <w:i/>
-                    <w:sz w:val="28"/>
-                    <w:szCs w:val="28"/>
-                  </w:rPr>
-                </m:ctrlPr>
-              </m:fPr>
-              <m:num>
-                <m:r>
-                  <w:rPr>
-                    <w:rFonts w:ascii="Cambria Math" w:hAnsi="Cambria Math"/>
-                    <w:sz w:val="28"/>
-                    <w:szCs w:val="28"/>
-                  </w:rPr>
-                  <m:t>π</m:t>
-                </m:r>
-              </m:num>
-              <m:den>
-                <m:r>
-                  <w:rPr>
-                    <w:rFonts w:ascii="Cambria Math" w:hAnsi="Cambria Math"/>
-                    <w:sz w:val="28"/>
-                    <w:szCs w:val="28"/>
-                  </w:rPr>
-                  <m:t>2</m:t>
-                </m:r>
-              </m:den>
-            </m:f>
-            <m:r>
+              <w:t>1,00</w:t>
+            </w:r>
+          </w:p>
+        </w:tc>
+        <w:tc>
+          <w:tcPr>
+            <w:tcW w:w="1000" w:type="dxa"/>
+            <w:tcBorders>
+              <w:top w:val="single" w:sz="12" w:space="0" w:color="auto"/>
+              <w:left w:val="single" w:sz="6" w:space="0" w:color="auto"/>
+              <w:bottom w:val="single" w:sz="6" w:space="0" w:color="auto"/>
+              <w:right w:val="single" w:sz="12" w:space="0" w:color="auto"/>
+            </w:tcBorders>
+            <w:tcMar>
+              <w:left w:w="28" w:type="dxa"/>
+              <w:right w:w="28" w:type="dxa"/>
+            </w:tcMar>
+            <w:vAlign w:val="center"/>
+          </w:tcPr>
+          <w:p>
+            <w:pPr>
+              <w:pStyle w:val="8"/>
+              <w:jc w:val="right"/>
               <w:rPr>
-                <w:rFonts w:ascii="Cambria Math" w:hAnsi="Cambria Math"/>
-                <w:sz w:val="28"/>
-                <w:szCs w:val="28"/>
+                <w:sz w:val="24"/>
+                <w:szCs w:val="24"/>
+                <w:lang w:val="en-US"/>
               </w:rPr>
-              <m:t>;0</m:t>
-            </m:r>
-          </m:e>
-        </m:d>
-      </m:oMath>
-      <w:r>
-        <w:rPr>
-          <w:rFonts w:ascii="Times New Roman" w:hAnsi="Times New Roman"/>
-          <w:sz w:val="28"/>
-          <w:szCs w:val="28"/>
-        </w:rPr>
-        <w:t>. Графики исходных табличных данных и аналитической функции представлены на рис. 1 и 2.</w:t>
-      </w:r>
-    </w:p>
-    <w:bookmarkStart w:id="1" w:name="_MON_1794691006"/>
-    <w:bookmarkEnd w:id="1"/>
-    <w:p>
-      <w:pPr>
-        <w:keepNext/>
-        <w:tabs>
-          <w:tab w:val="left" w:pos="360"/>
-        </w:tabs>
-        <w:spacing w:line="360" w:lineRule="auto"/>
-      </w:pPr>
-      <w:r>
-        <w:rPr>
-          <w:rFonts w:ascii="Times New Roman" w:hAnsi="Times New Roman"/>
-          <w:sz w:val="28"/>
-          <w:szCs w:val="28"/>
-        </w:rPr>
-        <w:object w:dxaOrig="9543" w:dyaOrig="5539">
-          <v:shape id="_x0000_i1237" type="#_x0000_t75" style="width:477pt;height:276.75pt" o:ole="">
-            <v:imagedata r:id="rId208" o:title=""/>
-          </v:shape>
-          <o:OLEObject Type="Embed" ProgID="Word.Document.8" ShapeID="_x0000_i1237" DrawAspect="Content" ObjectID="_1820844421" r:id="rId209">
-            <o:FieldCodes>\s</o:FieldCodes>
-          </o:OLEObject>
-        </w:object>
-      </w:r>
-    </w:p>
+            </w:pPr>
+            <w:r>
+              <w:rPr>
+                <w:sz w:val="24"/>
+                <w:szCs w:val="24"/>
+              </w:rPr>
+              <w:t>–</w:t>
+            </w:r>
+            <w:r>
+              <w:rPr>
+                <w:sz w:val="24"/>
+                <w:szCs w:val="24"/>
+                <w:lang w:val="en-US"/>
+              </w:rPr>
+              <w:t>2,25</w:t>
+            </w:r>
+          </w:p>
+        </w:tc>
+      </w:tr>
+      <w:tr>
+        <w:trPr>
+          <w:trHeight w:val="240"/>
+          <w:jc w:val="center"/>
+        </w:trPr>
+        <w:tc>
+          <w:tcPr>
+            <w:tcW w:w="1268" w:type="dxa"/>
+            <w:tcBorders>
+              <w:top w:val="single" w:sz="6" w:space="0" w:color="auto"/>
+              <w:left w:val="single" w:sz="6" w:space="0" w:color="auto"/>
+              <w:bottom w:val="single" w:sz="6" w:space="0" w:color="auto"/>
+              <w:right w:val="single" w:sz="6" w:space="0" w:color="auto"/>
+            </w:tcBorders>
+            <w:tcMar>
+              <w:left w:w="28" w:type="dxa"/>
+              <w:right w:w="28" w:type="dxa"/>
+            </w:tcMar>
+            <w:vAlign w:val="center"/>
+          </w:tcPr>
+          <w:p>
+            <w:pPr>
+              <w:pStyle w:val="8"/>
+              <w:jc w:val="right"/>
+              <w:rPr>
+                <w:sz w:val="24"/>
+                <w:szCs w:val="24"/>
+                <w:lang w:val="en-US"/>
+              </w:rPr>
+            </w:pPr>
+            <w:r>
+              <w:rPr>
+                <w:sz w:val="24"/>
+                <w:szCs w:val="24"/>
+              </w:rPr>
+              <w:t>–</w:t>
+            </w:r>
+            <w:r>
+              <w:rPr>
+                <w:sz w:val="24"/>
+                <w:szCs w:val="24"/>
+                <w:lang w:val="en-US"/>
+              </w:rPr>
+              <w:t>0,70</w:t>
+            </w:r>
+          </w:p>
+        </w:tc>
+        <w:tc>
+          <w:tcPr>
+            <w:tcW w:w="1000" w:type="dxa"/>
+            <w:tcBorders>
+              <w:top w:val="single" w:sz="6" w:space="0" w:color="auto"/>
+              <w:left w:val="single" w:sz="6" w:space="0" w:color="auto"/>
+              <w:bottom w:val="single" w:sz="6" w:space="0" w:color="auto"/>
+              <w:right w:val="single" w:sz="12" w:space="0" w:color="auto"/>
+            </w:tcBorders>
+            <w:tcMar>
+              <w:left w:w="28" w:type="dxa"/>
+              <w:right w:w="28" w:type="dxa"/>
+            </w:tcMar>
+            <w:vAlign w:val="center"/>
+          </w:tcPr>
+          <w:p>
+            <w:pPr>
+              <w:pStyle w:val="8"/>
+              <w:jc w:val="right"/>
+              <w:rPr>
+                <w:sz w:val="24"/>
+                <w:szCs w:val="24"/>
+                <w:lang w:val="en-US"/>
+              </w:rPr>
+            </w:pPr>
+            <w:r>
+              <w:rPr>
+                <w:sz w:val="24"/>
+                <w:szCs w:val="24"/>
+              </w:rPr>
+              <w:t>–</w:t>
+            </w:r>
+            <w:r>
+              <w:rPr>
+                <w:sz w:val="24"/>
+                <w:szCs w:val="24"/>
+                <w:lang w:val="en-US"/>
+              </w:rPr>
+              <w:t>0,77</w:t>
+            </w:r>
+          </w:p>
+        </w:tc>
+      </w:tr>
+      <w:tr>
+        <w:trPr>
+          <w:trHeight w:val="240"/>
+          <w:jc w:val="center"/>
+        </w:trPr>
+        <w:tc>
+          <w:tcPr>
+            <w:tcW w:w="1268" w:type="dxa"/>
+            <w:tcBorders>
+              <w:top w:val="single" w:sz="6" w:space="0" w:color="auto"/>
+              <w:left w:val="single" w:sz="6" w:space="0" w:color="auto"/>
+              <w:bottom w:val="single" w:sz="6" w:space="0" w:color="auto"/>
+              <w:right w:val="single" w:sz="6" w:space="0" w:color="auto"/>
+            </w:tcBorders>
+            <w:tcMar>
+              <w:left w:w="28" w:type="dxa"/>
+              <w:right w:w="28" w:type="dxa"/>
+            </w:tcMar>
+            <w:vAlign w:val="center"/>
+          </w:tcPr>
+          <w:p>
+            <w:pPr>
+              <w:pStyle w:val="8"/>
+              <w:jc w:val="right"/>
+              <w:rPr>
+                <w:sz w:val="24"/>
+                <w:szCs w:val="24"/>
+                <w:lang w:val="en-US"/>
+              </w:rPr>
+            </w:pPr>
+            <w:r>
+              <w:rPr>
+                <w:sz w:val="24"/>
+                <w:szCs w:val="24"/>
+              </w:rPr>
+              <w:t>–</w:t>
+            </w:r>
+            <w:r>
+              <w:rPr>
+                <w:sz w:val="24"/>
+                <w:szCs w:val="24"/>
+                <w:lang w:val="en-US"/>
+              </w:rPr>
+              <w:t>0,43</w:t>
+            </w:r>
+          </w:p>
+        </w:tc>
+        <w:tc>
+          <w:tcPr>
+            <w:tcW w:w="1000" w:type="dxa"/>
+            <w:tcBorders>
+              <w:top w:val="single" w:sz="6" w:space="0" w:color="auto"/>
+              <w:left w:val="single" w:sz="6" w:space="0" w:color="auto"/>
+              <w:bottom w:val="single" w:sz="6" w:space="0" w:color="auto"/>
+              <w:right w:val="single" w:sz="12" w:space="0" w:color="auto"/>
+            </w:tcBorders>
+            <w:tcMar>
+              <w:left w:w="28" w:type="dxa"/>
+              <w:right w:w="28" w:type="dxa"/>
+            </w:tcMar>
+            <w:vAlign w:val="center"/>
+          </w:tcPr>
+          <w:p>
+            <w:pPr>
+              <w:pStyle w:val="8"/>
+              <w:jc w:val="right"/>
+              <w:rPr>
+                <w:sz w:val="24"/>
+                <w:szCs w:val="24"/>
+                <w:lang w:val="en-US"/>
+              </w:rPr>
+            </w:pPr>
+            <w:r>
+              <w:rPr>
+                <w:sz w:val="24"/>
+                <w:szCs w:val="24"/>
+                <w:lang w:val="en-US"/>
+              </w:rPr>
+              <w:t>0,21</w:t>
+            </w:r>
+          </w:p>
+        </w:tc>
+      </w:tr>
+      <w:tr>
+        <w:trPr>
+          <w:trHeight w:val="240"/>
+          <w:jc w:val="center"/>
+        </w:trPr>
+        <w:tc>
+          <w:tcPr>
+            <w:tcW w:w="1268" w:type="dxa"/>
+            <w:tcBorders>
+              <w:top w:val="single" w:sz="6" w:space="0" w:color="auto"/>
+              <w:left w:val="single" w:sz="6" w:space="0" w:color="auto"/>
+              <w:bottom w:val="single" w:sz="6" w:space="0" w:color="auto"/>
+              <w:right w:val="single" w:sz="6" w:space="0" w:color="auto"/>
+            </w:tcBorders>
+            <w:tcMar>
+              <w:left w:w="28" w:type="dxa"/>
+              <w:right w:w="28" w:type="dxa"/>
+            </w:tcMar>
+            <w:vAlign w:val="center"/>
+          </w:tcPr>
+          <w:p>
+            <w:pPr>
+              <w:pStyle w:val="8"/>
+              <w:jc w:val="right"/>
+              <w:rPr>
+                <w:sz w:val="24"/>
+                <w:szCs w:val="24"/>
+                <w:lang w:val="en-US"/>
+              </w:rPr>
+            </w:pPr>
+            <w:r>
+              <w:rPr>
+                <w:sz w:val="24"/>
+                <w:szCs w:val="24"/>
+              </w:rPr>
+              <w:t>–</w:t>
+            </w:r>
+            <w:r>
+              <w:rPr>
+                <w:sz w:val="24"/>
+                <w:szCs w:val="24"/>
+                <w:lang w:val="en-US"/>
+              </w:rPr>
+              <w:t>0,14</w:t>
+            </w:r>
+          </w:p>
+        </w:tc>
+        <w:tc>
+          <w:tcPr>
+            <w:tcW w:w="1000" w:type="dxa"/>
+            <w:tcBorders>
+              <w:top w:val="single" w:sz="6" w:space="0" w:color="auto"/>
+              <w:left w:val="single" w:sz="6" w:space="0" w:color="auto"/>
+              <w:bottom w:val="single" w:sz="6" w:space="0" w:color="auto"/>
+              <w:right w:val="single" w:sz="12" w:space="0" w:color="auto"/>
+            </w:tcBorders>
+            <w:tcMar>
+              <w:left w:w="28" w:type="dxa"/>
+              <w:right w:w="28" w:type="dxa"/>
+            </w:tcMar>
+            <w:vAlign w:val="center"/>
+          </w:tcPr>
+          <w:p>
+            <w:pPr>
+              <w:pStyle w:val="8"/>
+              <w:jc w:val="right"/>
+              <w:rPr>
+                <w:sz w:val="24"/>
+                <w:szCs w:val="24"/>
+                <w:lang w:val="en-US"/>
+              </w:rPr>
+            </w:pPr>
+            <w:r>
+              <w:rPr>
+                <w:sz w:val="24"/>
+                <w:szCs w:val="24"/>
+                <w:lang w:val="en-US"/>
+              </w:rPr>
+              <w:t>0,44</w:t>
+            </w:r>
+          </w:p>
+        </w:tc>
+      </w:tr>
+      <w:tr>
+        <w:trPr>
+          <w:trHeight w:val="240"/>
+          <w:jc w:val="center"/>
+        </w:trPr>
+        <w:tc>
+          <w:tcPr>
+            <w:tcW w:w="1268" w:type="dxa"/>
+            <w:tcBorders>
+              <w:top w:val="single" w:sz="6" w:space="0" w:color="auto"/>
+              <w:left w:val="single" w:sz="6" w:space="0" w:color="auto"/>
+              <w:bottom w:val="single" w:sz="6" w:space="0" w:color="auto"/>
+              <w:right w:val="single" w:sz="6" w:space="0" w:color="auto"/>
+            </w:tcBorders>
+            <w:tcMar>
+              <w:left w:w="28" w:type="dxa"/>
+              <w:right w:w="28" w:type="dxa"/>
+            </w:tcMar>
+            <w:vAlign w:val="center"/>
+          </w:tcPr>
+          <w:p>
+            <w:pPr>
+              <w:pStyle w:val="8"/>
+              <w:jc w:val="right"/>
+              <w:rPr>
+                <w:sz w:val="24"/>
+                <w:szCs w:val="24"/>
+                <w:lang w:val="en-US"/>
+              </w:rPr>
+            </w:pPr>
+            <w:r>
+              <w:rPr>
+                <w:sz w:val="24"/>
+                <w:szCs w:val="24"/>
+                <w:lang w:val="en-US"/>
+              </w:rPr>
+              <w:t>0,14</w:t>
+            </w:r>
+          </w:p>
+        </w:tc>
+        <w:tc>
+          <w:tcPr>
+            <w:tcW w:w="1000" w:type="dxa"/>
+            <w:tcBorders>
+              <w:top w:val="single" w:sz="6" w:space="0" w:color="auto"/>
+              <w:left w:val="single" w:sz="6" w:space="0" w:color="auto"/>
+              <w:bottom w:val="single" w:sz="6" w:space="0" w:color="auto"/>
+              <w:right w:val="single" w:sz="12" w:space="0" w:color="auto"/>
+            </w:tcBorders>
+            <w:tcMar>
+              <w:left w:w="28" w:type="dxa"/>
+              <w:right w:w="28" w:type="dxa"/>
+            </w:tcMar>
+            <w:vAlign w:val="center"/>
+          </w:tcPr>
+          <w:p>
+            <w:pPr>
+              <w:pStyle w:val="8"/>
+              <w:jc w:val="right"/>
+              <w:rPr>
+                <w:sz w:val="24"/>
+                <w:szCs w:val="24"/>
+                <w:lang w:val="en-US"/>
+              </w:rPr>
+            </w:pPr>
+            <w:r>
+              <w:rPr>
+                <w:sz w:val="24"/>
+                <w:szCs w:val="24"/>
+                <w:lang w:val="en-US"/>
+              </w:rPr>
+              <w:t>0,64</w:t>
+            </w:r>
+          </w:p>
+        </w:tc>
+      </w:tr>
+      <w:tr>
+        <w:trPr>
+          <w:trHeight w:val="240"/>
+          <w:jc w:val="center"/>
+        </w:trPr>
+        <w:tc>
+          <w:tcPr>
+            <w:tcW w:w="1268" w:type="dxa"/>
+            <w:tcBorders>
+              <w:top w:val="single" w:sz="6" w:space="0" w:color="auto"/>
+              <w:left w:val="single" w:sz="6" w:space="0" w:color="auto"/>
+              <w:bottom w:val="single" w:sz="6" w:space="0" w:color="auto"/>
+              <w:right w:val="single" w:sz="6" w:space="0" w:color="auto"/>
+            </w:tcBorders>
+            <w:tcMar>
+              <w:left w:w="28" w:type="dxa"/>
+              <w:right w:w="28" w:type="dxa"/>
+            </w:tcMar>
+            <w:vAlign w:val="center"/>
+          </w:tcPr>
+          <w:p>
+            <w:pPr>
+              <w:pStyle w:val="8"/>
+              <w:jc w:val="right"/>
+              <w:rPr>
+                <w:sz w:val="24"/>
+                <w:szCs w:val="24"/>
+                <w:lang w:val="en-US"/>
+              </w:rPr>
+            </w:pPr>
+            <w:r>
+              <w:rPr>
+                <w:sz w:val="24"/>
+                <w:szCs w:val="24"/>
+                <w:lang w:val="en-US"/>
+              </w:rPr>
+              <w:t>0,43</w:t>
+            </w:r>
+          </w:p>
+        </w:tc>
+        <w:tc>
+          <w:tcPr>
+            <w:tcW w:w="1000" w:type="dxa"/>
+            <w:tcBorders>
+              <w:top w:val="single" w:sz="6" w:space="0" w:color="auto"/>
+              <w:left w:val="single" w:sz="6" w:space="0" w:color="auto"/>
+              <w:bottom w:val="single" w:sz="6" w:space="0" w:color="auto"/>
+              <w:right w:val="single" w:sz="12" w:space="0" w:color="auto"/>
+            </w:tcBorders>
+            <w:tcMar>
+              <w:left w:w="28" w:type="dxa"/>
+              <w:right w:w="28" w:type="dxa"/>
+            </w:tcMar>
+            <w:vAlign w:val="center"/>
+          </w:tcPr>
+          <w:p>
+            <w:pPr>
+              <w:pStyle w:val="8"/>
+              <w:jc w:val="right"/>
+              <w:rPr>
+                <w:sz w:val="24"/>
+                <w:szCs w:val="24"/>
+                <w:lang w:val="en-US"/>
+              </w:rPr>
+            </w:pPr>
+            <w:r>
+              <w:rPr>
+                <w:sz w:val="24"/>
+                <w:szCs w:val="24"/>
+                <w:lang w:val="en-US"/>
+              </w:rPr>
+              <w:t>0,03</w:t>
+            </w:r>
+          </w:p>
+        </w:tc>
+      </w:tr>
+      <w:tr>
+        <w:trPr>
+          <w:trHeight w:val="240"/>
+          <w:jc w:val="center"/>
+        </w:trPr>
+        <w:tc>
+          <w:tcPr>
+            <w:tcW w:w="1268" w:type="dxa"/>
+            <w:tcBorders>
+              <w:top w:val="single" w:sz="6" w:space="0" w:color="auto"/>
+              <w:left w:val="single" w:sz="6" w:space="0" w:color="auto"/>
+              <w:bottom w:val="single" w:sz="6" w:space="0" w:color="auto"/>
+              <w:right w:val="single" w:sz="6" w:space="0" w:color="auto"/>
+            </w:tcBorders>
+            <w:tcMar>
+              <w:left w:w="28" w:type="dxa"/>
+              <w:right w:w="28" w:type="dxa"/>
+            </w:tcMar>
+            <w:vAlign w:val="center"/>
+          </w:tcPr>
+          <w:p>
+            <w:pPr>
+              <w:pStyle w:val="8"/>
+              <w:jc w:val="right"/>
+              <w:rPr>
+                <w:sz w:val="24"/>
+                <w:szCs w:val="24"/>
+                <w:lang w:val="en-US"/>
+              </w:rPr>
+            </w:pPr>
+            <w:r>
+              <w:rPr>
+                <w:sz w:val="24"/>
+                <w:szCs w:val="24"/>
+                <w:lang w:val="en-US"/>
+              </w:rPr>
+              <w:t>0,71</w:t>
+            </w:r>
+          </w:p>
+        </w:tc>
+        <w:tc>
+          <w:tcPr>
+            <w:tcW w:w="1000" w:type="dxa"/>
+            <w:tcBorders>
+              <w:top w:val="single" w:sz="6" w:space="0" w:color="auto"/>
+              <w:left w:val="single" w:sz="6" w:space="0" w:color="auto"/>
+              <w:bottom w:val="single" w:sz="6" w:space="0" w:color="auto"/>
+              <w:right w:val="single" w:sz="12" w:space="0" w:color="auto"/>
+            </w:tcBorders>
+            <w:tcMar>
+              <w:left w:w="28" w:type="dxa"/>
+              <w:right w:w="28" w:type="dxa"/>
+            </w:tcMar>
+            <w:vAlign w:val="center"/>
+          </w:tcPr>
+          <w:p>
+            <w:pPr>
+              <w:pStyle w:val="8"/>
+              <w:jc w:val="right"/>
+              <w:rPr>
+                <w:sz w:val="24"/>
+                <w:szCs w:val="24"/>
+                <w:lang w:val="en-US"/>
+              </w:rPr>
+            </w:pPr>
+            <w:r>
+              <w:rPr>
+                <w:sz w:val="24"/>
+                <w:szCs w:val="24"/>
+              </w:rPr>
+              <w:t>–</w:t>
+            </w:r>
+            <w:r>
+              <w:rPr>
+                <w:sz w:val="24"/>
+                <w:szCs w:val="24"/>
+                <w:lang w:val="en-US"/>
+              </w:rPr>
+              <w:t>0,22</w:t>
+            </w:r>
+          </w:p>
+        </w:tc>
+      </w:tr>
+      <w:tr>
+        <w:trPr>
+          <w:trHeight w:val="240"/>
+          <w:jc w:val="center"/>
+        </w:trPr>
+        <w:tc>
+          <w:tcPr>
+            <w:tcW w:w="1268" w:type="dxa"/>
+            <w:tcBorders>
+              <w:top w:val="single" w:sz="6" w:space="0" w:color="auto"/>
+              <w:left w:val="single" w:sz="6" w:space="0" w:color="auto"/>
+              <w:bottom w:val="single" w:sz="6" w:space="0" w:color="auto"/>
+              <w:right w:val="single" w:sz="6" w:space="0" w:color="auto"/>
+            </w:tcBorders>
+            <w:tcMar>
+              <w:left w:w="28" w:type="dxa"/>
+              <w:right w:w="28" w:type="dxa"/>
+            </w:tcMar>
+            <w:vAlign w:val="center"/>
+          </w:tcPr>
+          <w:p>
+            <w:pPr>
+              <w:pStyle w:val="8"/>
+              <w:jc w:val="right"/>
+              <w:rPr>
+                <w:sz w:val="24"/>
+                <w:szCs w:val="24"/>
+                <w:lang w:val="en-US"/>
+              </w:rPr>
+            </w:pPr>
+            <w:r>
+              <w:rPr>
+                <w:sz w:val="24"/>
+                <w:szCs w:val="24"/>
+                <w:lang w:val="en-US"/>
+              </w:rPr>
+              <w:t>1,00</w:t>
+            </w:r>
+          </w:p>
+        </w:tc>
+        <w:tc>
+          <w:tcPr>
+            <w:tcW w:w="1000" w:type="dxa"/>
+            <w:tcBorders>
+              <w:top w:val="single" w:sz="6" w:space="0" w:color="auto"/>
+              <w:left w:val="single" w:sz="6" w:space="0" w:color="auto"/>
+              <w:bottom w:val="single" w:sz="6" w:space="0" w:color="auto"/>
+              <w:right w:val="single" w:sz="12" w:space="0" w:color="auto"/>
+            </w:tcBorders>
+            <w:tcMar>
+              <w:left w:w="28" w:type="dxa"/>
+              <w:right w:w="28" w:type="dxa"/>
+            </w:tcMar>
+            <w:vAlign w:val="center"/>
+          </w:tcPr>
+          <w:p>
+            <w:pPr>
+              <w:pStyle w:val="8"/>
+              <w:jc w:val="right"/>
+              <w:rPr>
+                <w:sz w:val="24"/>
+                <w:szCs w:val="24"/>
+                <w:lang w:val="en-US"/>
+              </w:rPr>
+            </w:pPr>
+            <w:r>
+              <w:rPr>
+                <w:sz w:val="24"/>
+                <w:szCs w:val="24"/>
+              </w:rPr>
+              <w:t>–</w:t>
+            </w:r>
+            <w:r>
+              <w:rPr>
+                <w:sz w:val="24"/>
+                <w:szCs w:val="24"/>
+                <w:lang w:val="en-US"/>
+              </w:rPr>
+              <w:t>0,84</w:t>
+            </w:r>
+          </w:p>
+        </w:tc>
+      </w:tr>
+      <w:tr>
+        <w:trPr>
+          <w:trHeight w:val="240"/>
+          <w:jc w:val="center"/>
+        </w:trPr>
+        <w:tc>
+          <w:tcPr>
+            <w:tcW w:w="1268" w:type="dxa"/>
+            <w:tcBorders>
+              <w:top w:val="single" w:sz="6" w:space="0" w:color="auto"/>
+              <w:left w:val="single" w:sz="6" w:space="0" w:color="auto"/>
+              <w:bottom w:val="single" w:sz="6" w:space="0" w:color="auto"/>
+              <w:right w:val="single" w:sz="6" w:space="0" w:color="auto"/>
+            </w:tcBorders>
+            <w:tcMar>
+              <w:left w:w="28" w:type="dxa"/>
+              <w:right w:w="28" w:type="dxa"/>
+            </w:tcMar>
+            <w:vAlign w:val="center"/>
+          </w:tcPr>
+          <w:p>
+            <w:pPr>
+              <w:pStyle w:val="8"/>
+              <w:jc w:val="right"/>
+              <w:rPr>
+                <w:sz w:val="24"/>
+                <w:szCs w:val="24"/>
+                <w:lang w:val="en-US"/>
+              </w:rPr>
+            </w:pPr>
+            <w:r>
+              <w:rPr>
+                <w:sz w:val="24"/>
+                <w:szCs w:val="24"/>
+                <w:lang w:val="en-US"/>
+              </w:rPr>
+              <w:t>1,29</w:t>
+            </w:r>
+          </w:p>
+        </w:tc>
+        <w:tc>
+          <w:tcPr>
+            <w:tcW w:w="1000" w:type="dxa"/>
+            <w:tcBorders>
+              <w:top w:val="single" w:sz="6" w:space="0" w:color="auto"/>
+              <w:left w:val="single" w:sz="6" w:space="0" w:color="auto"/>
+              <w:bottom w:val="single" w:sz="6" w:space="0" w:color="auto"/>
+              <w:right w:val="single" w:sz="12" w:space="0" w:color="auto"/>
+            </w:tcBorders>
+            <w:tcMar>
+              <w:left w:w="28" w:type="dxa"/>
+              <w:right w:w="28" w:type="dxa"/>
+            </w:tcMar>
+            <w:vAlign w:val="center"/>
+          </w:tcPr>
+          <w:p>
+            <w:pPr>
+              <w:pStyle w:val="8"/>
+              <w:jc w:val="right"/>
+              <w:rPr>
+                <w:sz w:val="24"/>
+                <w:szCs w:val="24"/>
+                <w:lang w:val="en-US"/>
+              </w:rPr>
+            </w:pPr>
+            <w:r>
+              <w:rPr>
+                <w:sz w:val="24"/>
+                <w:szCs w:val="24"/>
+              </w:rPr>
+              <w:t>–</w:t>
+            </w:r>
+            <w:r>
+              <w:rPr>
+                <w:sz w:val="24"/>
+                <w:szCs w:val="24"/>
+                <w:lang w:val="en-US"/>
+              </w:rPr>
+              <w:t>1,20</w:t>
+            </w:r>
+          </w:p>
+        </w:tc>
+      </w:tr>
+      <w:tr>
+        <w:trPr>
+          <w:trHeight w:val="240"/>
+          <w:jc w:val="center"/>
+        </w:trPr>
+        <w:tc>
+          <w:tcPr>
+            <w:tcW w:w="1268" w:type="dxa"/>
+            <w:tcBorders>
+              <w:top w:val="single" w:sz="6" w:space="0" w:color="auto"/>
+              <w:left w:val="single" w:sz="6" w:space="0" w:color="auto"/>
+              <w:bottom w:val="single" w:sz="6" w:space="0" w:color="auto"/>
+              <w:right w:val="single" w:sz="6" w:space="0" w:color="auto"/>
+            </w:tcBorders>
+            <w:tcMar>
+              <w:left w:w="28" w:type="dxa"/>
+              <w:right w:w="28" w:type="dxa"/>
+            </w:tcMar>
+            <w:vAlign w:val="center"/>
+          </w:tcPr>
+          <w:p>
+            <w:pPr>
+              <w:pStyle w:val="8"/>
+              <w:jc w:val="right"/>
+              <w:rPr>
+                <w:sz w:val="24"/>
+                <w:szCs w:val="24"/>
+                <w:lang w:val="en-US"/>
+              </w:rPr>
+            </w:pPr>
+            <w:r>
+              <w:rPr>
+                <w:sz w:val="24"/>
+                <w:szCs w:val="24"/>
+                <w:lang w:val="en-US"/>
+              </w:rPr>
+              <w:t>1,57</w:t>
+            </w:r>
+          </w:p>
+        </w:tc>
+        <w:tc>
+          <w:tcPr>
+            <w:tcW w:w="1000" w:type="dxa"/>
+            <w:tcBorders>
+              <w:top w:val="single" w:sz="6" w:space="0" w:color="auto"/>
+              <w:left w:val="single" w:sz="6" w:space="0" w:color="auto"/>
+              <w:bottom w:val="single" w:sz="6" w:space="0" w:color="auto"/>
+              <w:right w:val="single" w:sz="12" w:space="0" w:color="auto"/>
+            </w:tcBorders>
+            <w:tcMar>
+              <w:left w:w="28" w:type="dxa"/>
+              <w:right w:w="28" w:type="dxa"/>
+            </w:tcMar>
+            <w:vAlign w:val="center"/>
+          </w:tcPr>
+          <w:p>
+            <w:pPr>
+              <w:pStyle w:val="8"/>
+              <w:jc w:val="right"/>
+              <w:rPr>
+                <w:sz w:val="24"/>
+                <w:szCs w:val="24"/>
+                <w:lang w:val="en-US"/>
+              </w:rPr>
+            </w:pPr>
+            <w:r>
+              <w:rPr>
+                <w:sz w:val="24"/>
+                <w:szCs w:val="24"/>
+              </w:rPr>
+              <w:t>–</w:t>
+            </w:r>
+            <w:r>
+              <w:rPr>
+                <w:sz w:val="24"/>
+                <w:szCs w:val="24"/>
+                <w:lang w:val="en-US"/>
+              </w:rPr>
+              <w:t>1,03</w:t>
+            </w:r>
+          </w:p>
+        </w:tc>
+      </w:tr>
+      <w:tr>
+        <w:trPr>
+          <w:trHeight w:val="240"/>
+          <w:jc w:val="center"/>
+        </w:trPr>
+        <w:tc>
+          <w:tcPr>
+            <w:tcW w:w="1268" w:type="dxa"/>
+            <w:tcBorders>
+              <w:top w:val="single" w:sz="6" w:space="0" w:color="auto"/>
+              <w:left w:val="single" w:sz="6" w:space="0" w:color="auto"/>
+              <w:bottom w:val="single" w:sz="6" w:space="0" w:color="auto"/>
+              <w:right w:val="single" w:sz="6" w:space="0" w:color="auto"/>
+            </w:tcBorders>
+            <w:tcMar>
+              <w:left w:w="28" w:type="dxa"/>
+              <w:right w:w="28" w:type="dxa"/>
+            </w:tcMar>
+            <w:vAlign w:val="center"/>
+          </w:tcPr>
+          <w:p>
+            <w:pPr>
+              <w:pStyle w:val="8"/>
+              <w:jc w:val="right"/>
+              <w:rPr>
+                <w:sz w:val="24"/>
+                <w:szCs w:val="24"/>
+                <w:lang w:val="en-US"/>
+              </w:rPr>
+            </w:pPr>
+            <w:r>
+              <w:rPr>
+                <w:sz w:val="24"/>
+                <w:szCs w:val="24"/>
+                <w:lang w:val="en-US"/>
+              </w:rPr>
+              <w:t>1,86</w:t>
+            </w:r>
+          </w:p>
+        </w:tc>
+        <w:tc>
+          <w:tcPr>
+            <w:tcW w:w="1000" w:type="dxa"/>
+            <w:tcBorders>
+              <w:top w:val="single" w:sz="6" w:space="0" w:color="auto"/>
+              <w:left w:val="single" w:sz="6" w:space="0" w:color="auto"/>
+              <w:bottom w:val="single" w:sz="6" w:space="0" w:color="auto"/>
+              <w:right w:val="single" w:sz="12" w:space="0" w:color="auto"/>
+            </w:tcBorders>
+            <w:tcMar>
+              <w:left w:w="28" w:type="dxa"/>
+              <w:right w:w="28" w:type="dxa"/>
+            </w:tcMar>
+            <w:vAlign w:val="center"/>
+          </w:tcPr>
+          <w:p>
+            <w:pPr>
+              <w:pStyle w:val="8"/>
+              <w:jc w:val="right"/>
+              <w:rPr>
+                <w:sz w:val="24"/>
+                <w:szCs w:val="24"/>
+                <w:lang w:val="en-US"/>
+              </w:rPr>
+            </w:pPr>
+            <w:r>
+              <w:rPr>
+                <w:sz w:val="24"/>
+                <w:szCs w:val="24"/>
+              </w:rPr>
+              <w:t>–</w:t>
+            </w:r>
+            <w:r>
+              <w:rPr>
+                <w:sz w:val="24"/>
+                <w:szCs w:val="24"/>
+                <w:lang w:val="en-US"/>
+              </w:rPr>
+              <w:t>0,37</w:t>
+            </w:r>
+          </w:p>
+        </w:tc>
+      </w:tr>
+      <w:tr>
+        <w:trPr>
+          <w:trHeight w:val="240"/>
+          <w:jc w:val="center"/>
+        </w:trPr>
+        <w:tc>
+          <w:tcPr>
+            <w:tcW w:w="1268" w:type="dxa"/>
+            <w:tcBorders>
+              <w:top w:val="single" w:sz="6" w:space="0" w:color="auto"/>
+              <w:left w:val="single" w:sz="6" w:space="0" w:color="auto"/>
+              <w:bottom w:val="single" w:sz="6" w:space="0" w:color="auto"/>
+              <w:right w:val="single" w:sz="6" w:space="0" w:color="auto"/>
+            </w:tcBorders>
+            <w:tcMar>
+              <w:left w:w="28" w:type="dxa"/>
+              <w:right w:w="28" w:type="dxa"/>
+            </w:tcMar>
+            <w:vAlign w:val="center"/>
+          </w:tcPr>
+          <w:p>
+            <w:pPr>
+              <w:pStyle w:val="8"/>
+              <w:jc w:val="right"/>
+              <w:rPr>
+                <w:sz w:val="24"/>
+                <w:szCs w:val="24"/>
+                <w:lang w:val="en-US"/>
+              </w:rPr>
+            </w:pPr>
+            <w:r>
+              <w:rPr>
+                <w:sz w:val="24"/>
+                <w:szCs w:val="24"/>
+                <w:lang w:val="en-US"/>
+              </w:rPr>
+              <w:t>2,14</w:t>
+            </w:r>
+          </w:p>
+        </w:tc>
+        <w:tc>
+          <w:tcPr>
+            <w:tcW w:w="1000" w:type="dxa"/>
+            <w:tcBorders>
+              <w:top w:val="single" w:sz="6" w:space="0" w:color="auto"/>
+              <w:left w:val="single" w:sz="6" w:space="0" w:color="auto"/>
+              <w:bottom w:val="single" w:sz="6" w:space="0" w:color="auto"/>
+              <w:right w:val="single" w:sz="12" w:space="0" w:color="auto"/>
+            </w:tcBorders>
+            <w:tcMar>
+              <w:left w:w="28" w:type="dxa"/>
+              <w:right w:w="28" w:type="dxa"/>
+            </w:tcMar>
+            <w:vAlign w:val="center"/>
+          </w:tcPr>
+          <w:p>
+            <w:pPr>
+              <w:pStyle w:val="8"/>
+              <w:jc w:val="right"/>
+              <w:rPr>
+                <w:sz w:val="24"/>
+                <w:szCs w:val="24"/>
+                <w:lang w:val="en-US"/>
+              </w:rPr>
+            </w:pPr>
+            <w:r>
+              <w:rPr>
+                <w:sz w:val="24"/>
+                <w:szCs w:val="24"/>
+                <w:lang w:val="en-US"/>
+              </w:rPr>
+              <w:t>0,61</w:t>
+            </w:r>
+          </w:p>
+        </w:tc>
+      </w:tr>
+      <w:tr>
+        <w:trPr>
+          <w:trHeight w:val="240"/>
+          <w:jc w:val="center"/>
+        </w:trPr>
+        <w:tc>
+          <w:tcPr>
+            <w:tcW w:w="1268" w:type="dxa"/>
+            <w:tcBorders>
+              <w:top w:val="single" w:sz="6" w:space="0" w:color="auto"/>
+              <w:left w:val="single" w:sz="6" w:space="0" w:color="auto"/>
+              <w:bottom w:val="single" w:sz="6" w:space="0" w:color="auto"/>
+              <w:right w:val="single" w:sz="6" w:space="0" w:color="auto"/>
+            </w:tcBorders>
+            <w:tcMar>
+              <w:left w:w="28" w:type="dxa"/>
+              <w:right w:w="28" w:type="dxa"/>
+            </w:tcMar>
+            <w:vAlign w:val="center"/>
+          </w:tcPr>
+          <w:p>
+            <w:pPr>
+              <w:pStyle w:val="8"/>
+              <w:jc w:val="right"/>
+              <w:rPr>
+                <w:sz w:val="24"/>
+                <w:szCs w:val="24"/>
+                <w:lang w:val="en-US"/>
+              </w:rPr>
+            </w:pPr>
+            <w:r>
+              <w:rPr>
+                <w:sz w:val="24"/>
+                <w:szCs w:val="24"/>
+                <w:lang w:val="en-US"/>
+              </w:rPr>
+              <w:t>2,43</w:t>
+            </w:r>
+          </w:p>
+        </w:tc>
+        <w:tc>
+          <w:tcPr>
+            <w:tcW w:w="1000" w:type="dxa"/>
+            <w:tcBorders>
+              <w:top w:val="single" w:sz="6" w:space="0" w:color="auto"/>
+              <w:left w:val="single" w:sz="6" w:space="0" w:color="auto"/>
+              <w:bottom w:val="single" w:sz="6" w:space="0" w:color="auto"/>
+              <w:right w:val="single" w:sz="12" w:space="0" w:color="auto"/>
+            </w:tcBorders>
+            <w:tcMar>
+              <w:left w:w="28" w:type="dxa"/>
+              <w:right w:w="28" w:type="dxa"/>
+            </w:tcMar>
+            <w:vAlign w:val="center"/>
+          </w:tcPr>
+          <w:p>
+            <w:pPr>
+              <w:pStyle w:val="8"/>
+              <w:jc w:val="right"/>
+              <w:rPr>
+                <w:sz w:val="24"/>
+                <w:szCs w:val="24"/>
+                <w:lang w:val="en-US"/>
+              </w:rPr>
+            </w:pPr>
+            <w:r>
+              <w:rPr>
+                <w:sz w:val="24"/>
+                <w:szCs w:val="24"/>
+                <w:lang w:val="en-US"/>
+              </w:rPr>
+              <w:t>2,67</w:t>
+            </w:r>
+          </w:p>
+        </w:tc>
+      </w:tr>
+      <w:tr>
+        <w:trPr>
+          <w:trHeight w:val="240"/>
+          <w:jc w:val="center"/>
+        </w:trPr>
+        <w:tc>
+          <w:tcPr>
+            <w:tcW w:w="1268" w:type="dxa"/>
+            <w:tcBorders>
+              <w:top w:val="single" w:sz="6" w:space="0" w:color="auto"/>
+              <w:left w:val="single" w:sz="6" w:space="0" w:color="auto"/>
+              <w:bottom w:val="single" w:sz="6" w:space="0" w:color="auto"/>
+              <w:right w:val="single" w:sz="6" w:space="0" w:color="auto"/>
+            </w:tcBorders>
+            <w:tcMar>
+              <w:left w:w="28" w:type="dxa"/>
+              <w:right w:w="28" w:type="dxa"/>
+            </w:tcMar>
+            <w:vAlign w:val="center"/>
+          </w:tcPr>
+          <w:p>
+            <w:pPr>
+              <w:pStyle w:val="8"/>
+              <w:jc w:val="right"/>
+              <w:rPr>
+                <w:sz w:val="24"/>
+                <w:szCs w:val="24"/>
+                <w:lang w:val="en-US"/>
+              </w:rPr>
+            </w:pPr>
+            <w:r>
+              <w:rPr>
+                <w:sz w:val="24"/>
+                <w:szCs w:val="24"/>
+                <w:lang w:val="en-US"/>
+              </w:rPr>
+              <w:t>2,71</w:t>
+            </w:r>
+          </w:p>
+        </w:tc>
+        <w:tc>
+          <w:tcPr>
+            <w:tcW w:w="1000" w:type="dxa"/>
+            <w:tcBorders>
+              <w:top w:val="single" w:sz="6" w:space="0" w:color="auto"/>
+              <w:left w:val="single" w:sz="6" w:space="0" w:color="auto"/>
+              <w:bottom w:val="single" w:sz="6" w:space="0" w:color="auto"/>
+              <w:right w:val="single" w:sz="12" w:space="0" w:color="auto"/>
+            </w:tcBorders>
+            <w:tcMar>
+              <w:left w:w="28" w:type="dxa"/>
+              <w:right w:w="28" w:type="dxa"/>
+            </w:tcMar>
+            <w:vAlign w:val="center"/>
+          </w:tcPr>
+          <w:p>
+            <w:pPr>
+              <w:pStyle w:val="8"/>
+              <w:jc w:val="right"/>
+              <w:rPr>
+                <w:sz w:val="24"/>
+                <w:szCs w:val="24"/>
+                <w:lang w:val="en-US"/>
+              </w:rPr>
+            </w:pPr>
+            <w:r>
+              <w:rPr>
+                <w:sz w:val="24"/>
+                <w:szCs w:val="24"/>
+                <w:lang w:val="en-US"/>
+              </w:rPr>
+              <w:t>5,04</w:t>
+            </w:r>
+          </w:p>
+        </w:tc>
+      </w:tr>
+      <w:tr>
+        <w:trPr>
+          <w:trHeight w:val="240"/>
+          <w:jc w:val="center"/>
+        </w:trPr>
+        <w:tc>
+          <w:tcPr>
+            <w:tcW w:w="1268" w:type="dxa"/>
+            <w:tcBorders>
+              <w:top w:val="single" w:sz="6" w:space="0" w:color="auto"/>
+              <w:left w:val="single" w:sz="6" w:space="0" w:color="auto"/>
+              <w:bottom w:val="single" w:sz="6" w:space="0" w:color="auto"/>
+              <w:right w:val="single" w:sz="6" w:space="0" w:color="auto"/>
+            </w:tcBorders>
+            <w:tcMar>
+              <w:left w:w="28" w:type="dxa"/>
+              <w:right w:w="28" w:type="dxa"/>
+            </w:tcMar>
+            <w:vAlign w:val="center"/>
+          </w:tcPr>
+          <w:p>
+            <w:pPr>
+              <w:pStyle w:val="8"/>
+              <w:jc w:val="right"/>
+              <w:rPr>
+                <w:sz w:val="24"/>
+                <w:szCs w:val="24"/>
+                <w:lang w:val="en-US"/>
+              </w:rPr>
+            </w:pPr>
+            <w:r>
+              <w:rPr>
+                <w:sz w:val="24"/>
+                <w:szCs w:val="24"/>
+                <w:lang w:val="en-US"/>
+              </w:rPr>
+              <w:t>3,00</w:t>
+            </w:r>
+          </w:p>
+        </w:tc>
+        <w:tc>
+          <w:tcPr>
+            <w:tcW w:w="1000" w:type="dxa"/>
+            <w:tcBorders>
+              <w:top w:val="single" w:sz="6" w:space="0" w:color="auto"/>
+              <w:left w:val="single" w:sz="6" w:space="0" w:color="auto"/>
+              <w:bottom w:val="single" w:sz="6" w:space="0" w:color="auto"/>
+              <w:right w:val="single" w:sz="12" w:space="0" w:color="auto"/>
+            </w:tcBorders>
+            <w:tcMar>
+              <w:left w:w="28" w:type="dxa"/>
+              <w:right w:w="28" w:type="dxa"/>
+            </w:tcMar>
+            <w:vAlign w:val="center"/>
+          </w:tcPr>
+          <w:p>
+            <w:pPr>
+              <w:pStyle w:val="8"/>
+              <w:jc w:val="right"/>
+              <w:rPr>
+                <w:sz w:val="24"/>
+                <w:szCs w:val="24"/>
+                <w:lang w:val="en-US"/>
+              </w:rPr>
+            </w:pPr>
+            <w:r>
+              <w:rPr>
+                <w:sz w:val="24"/>
+                <w:szCs w:val="24"/>
+                <w:lang w:val="en-US"/>
+              </w:rPr>
+              <w:t>8,90</w:t>
+            </w:r>
+          </w:p>
+        </w:tc>
+      </w:tr>
+      <w:tr>
+        <w:trPr>
+          <w:trHeight w:val="240"/>
+          <w:jc w:val="center"/>
+        </w:trPr>
+        <w:tc>
+          <w:tcPr>
+            <w:tcW w:w="1268" w:type="dxa"/>
+            <w:tcBorders>
+              <w:top w:val="single" w:sz="6" w:space="0" w:color="auto"/>
+              <w:left w:val="single" w:sz="6" w:space="0" w:color="auto"/>
+              <w:bottom w:val="single" w:sz="12" w:space="0" w:color="auto"/>
+              <w:right w:val="single" w:sz="6" w:space="0" w:color="auto"/>
+            </w:tcBorders>
+            <w:tcMar>
+              <w:left w:w="28" w:type="dxa"/>
+              <w:right w:w="28" w:type="dxa"/>
+            </w:tcMar>
+            <w:vAlign w:val="center"/>
+          </w:tcPr>
+          <w:p>
+            <w:pPr>
+              <w:pStyle w:val="8"/>
+              <w:jc w:val="right"/>
+              <w:rPr>
+                <w:sz w:val="24"/>
+                <w:szCs w:val="24"/>
+                <w:lang w:val="en-US"/>
+              </w:rPr>
+            </w:pPr>
+            <w:r>
+              <w:rPr>
+                <w:sz w:val="24"/>
+                <w:szCs w:val="24"/>
+                <w:lang w:val="en-US"/>
+              </w:rPr>
+              <w:t>3,30</w:t>
+            </w:r>
+          </w:p>
+        </w:tc>
+        <w:tc>
+          <w:tcPr>
+            <w:tcW w:w="1000" w:type="dxa"/>
+            <w:tcBorders>
+              <w:top w:val="single" w:sz="6" w:space="0" w:color="auto"/>
+              <w:left w:val="single" w:sz="6" w:space="0" w:color="auto"/>
+              <w:bottom w:val="single" w:sz="12" w:space="0" w:color="auto"/>
+              <w:right w:val="single" w:sz="12" w:space="0" w:color="auto"/>
+            </w:tcBorders>
+            <w:tcMar>
+              <w:left w:w="28" w:type="dxa"/>
+              <w:right w:w="28" w:type="dxa"/>
+            </w:tcMar>
+            <w:vAlign w:val="center"/>
+          </w:tcPr>
+          <w:p>
+            <w:pPr>
+              <w:pStyle w:val="8"/>
+              <w:jc w:val="right"/>
+              <w:rPr>
+                <w:sz w:val="24"/>
+                <w:szCs w:val="24"/>
+                <w:lang w:val="en-US"/>
+              </w:rPr>
+            </w:pPr>
+            <w:r>
+              <w:rPr>
+                <w:sz w:val="24"/>
+                <w:szCs w:val="24"/>
+                <w:lang w:val="en-US"/>
+              </w:rPr>
+              <w:t>9,90</w:t>
+            </w:r>
+          </w:p>
+        </w:tc>
+      </w:tr>
+    </w:tbl>
     <w:p>
       <w:pPr>
         <w:pStyle w:val="a3"/>
+        <w:spacing w:after="120" w:line="360" w:lineRule="auto"/>
         <w:jc w:val="center"/>
         <w:rPr>
           <w:rFonts w:ascii="Times New Roman" w:hAnsi="Times New Roman"/>
           <w:b w:val="0"/>
           <w:bCs w:val="0"/>
-          <w:sz w:val="24"/>
-          <w:szCs w:val="24"/>
+          <w:sz w:val="28"/>
+          <w:szCs w:val="28"/>
         </w:rPr>
       </w:pPr>
       <w:r>
@@ -4656,8 +5829,8 @@
           <w:rFonts w:ascii="Times New Roman" w:hAnsi="Times New Roman"/>
           <w:b w:val="0"/>
           <w:bCs w:val="0"/>
-          <w:sz w:val="24"/>
-          <w:szCs w:val="24"/>
+          <w:sz w:val="28"/>
+          <w:szCs w:val="28"/>
         </w:rPr>
         <w:t xml:space="preserve">Таблица </w:t>
       </w:r>
@@ -4666,8 +5839,8 @@
           <w:rFonts w:ascii="Times New Roman" w:hAnsi="Times New Roman"/>
           <w:b w:val="0"/>
           <w:bCs w:val="0"/>
-          <w:sz w:val="24"/>
-          <w:szCs w:val="24"/>
+          <w:sz w:val="28"/>
+          <w:szCs w:val="28"/>
         </w:rPr>
         <w:fldChar w:fldCharType="begin"/>
       </w:r>
@@ -4676,8 +5849,8 @@
           <w:rFonts w:ascii="Times New Roman" w:hAnsi="Times New Roman"/>
           <w:b w:val="0"/>
           <w:bCs w:val="0"/>
-          <w:sz w:val="24"/>
-          <w:szCs w:val="24"/>
+          <w:sz w:val="28"/>
+          <w:szCs w:val="28"/>
         </w:rPr>
         <w:instrText xml:space="preserve"> SEQ Таблица \* ARABIC </w:instrText>
       </w:r>
@@ -4686,8 +5859,8 @@
           <w:rFonts w:ascii="Times New Roman" w:hAnsi="Times New Roman"/>
           <w:b w:val="0"/>
           <w:bCs w:val="0"/>
-          <w:sz w:val="24"/>
-          <w:szCs w:val="24"/>
+          <w:sz w:val="28"/>
+          <w:szCs w:val="28"/>
         </w:rPr>
         <w:fldChar w:fldCharType="separate"/>
       </w:r>
@@ -4697,8 +5870,8 @@
           <w:b w:val="0"/>
           <w:bCs w:val="0"/>
           <w:noProof/>
-          <w:sz w:val="24"/>
-          <w:szCs w:val="24"/>
+          <w:sz w:val="28"/>
+          <w:szCs w:val="28"/>
         </w:rPr>
         <w:t>1</w:t>
       </w:r>
@@ -4707,8 +5880,8 @@
           <w:rFonts w:ascii="Times New Roman" w:hAnsi="Times New Roman"/>
           <w:b w:val="0"/>
           <w:bCs w:val="0"/>
-          <w:sz w:val="24"/>
-          <w:szCs w:val="24"/>
+          <w:sz w:val="28"/>
+          <w:szCs w:val="28"/>
         </w:rPr>
         <w:fldChar w:fldCharType="end"/>
       </w:r>
@@ -4717,8 +5890,8 @@
           <w:rFonts w:ascii="Times New Roman" w:hAnsi="Times New Roman"/>
           <w:b w:val="0"/>
           <w:bCs w:val="0"/>
-          <w:sz w:val="24"/>
-          <w:szCs w:val="24"/>
+          <w:sz w:val="28"/>
+          <w:szCs w:val="28"/>
           <w:lang w:val="en-US"/>
         </w:rPr>
         <w:t xml:space="preserve"> – </w:t>
@@ -4728,12 +5901,597 @@
           <w:rFonts w:ascii="Times New Roman" w:hAnsi="Times New Roman"/>
           <w:b w:val="0"/>
           <w:bCs w:val="0"/>
-          <w:sz w:val="24"/>
-          <w:szCs w:val="24"/>
+          <w:sz w:val="28"/>
+          <w:szCs w:val="28"/>
         </w:rPr>
         <w:t>таблично заданная функция</w:t>
       </w:r>
     </w:p>
+    <w:p/>
+    <w:tbl>
+      <w:tblPr>
+        <w:tblW w:w="9656" w:type="dxa"/>
+        <w:jc w:val="center"/>
+        <w:tblBorders>
+          <w:top w:val="single" w:sz="12" w:space="0" w:color="auto"/>
+          <w:left w:val="single" w:sz="12" w:space="0" w:color="auto"/>
+          <w:bottom w:val="single" w:sz="12" w:space="0" w:color="auto"/>
+          <w:right w:val="single" w:sz="12" w:space="0" w:color="auto"/>
+          <w:insideH w:val="single" w:sz="6" w:space="0" w:color="auto"/>
+          <w:insideV w:val="single" w:sz="6" w:space="0" w:color="auto"/>
+        </w:tblBorders>
+        <w:tblLayout w:type="fixed"/>
+        <w:tblLook w:val="0000" w:firstRow="0" w:lastRow="0" w:firstColumn="0" w:lastColumn="0" w:noHBand="0" w:noVBand="0"/>
+      </w:tblPr>
+      <w:tblGrid>
+        <w:gridCol w:w="3529"/>
+        <w:gridCol w:w="2552"/>
+        <w:gridCol w:w="3575"/>
+      </w:tblGrid>
+      <w:tr>
+        <w:trPr>
+          <w:trHeight w:val="306"/>
+          <w:jc w:val="center"/>
+        </w:trPr>
+        <w:tc>
+          <w:tcPr>
+            <w:tcW w:w="3529" w:type="dxa"/>
+            <w:tcBorders>
+              <w:top w:val="single" w:sz="12" w:space="0" w:color="auto"/>
+              <w:left w:val="single" w:sz="12" w:space="0" w:color="auto"/>
+              <w:bottom w:val="single" w:sz="12" w:space="0" w:color="auto"/>
+            </w:tcBorders>
+            <w:tcMar>
+              <w:left w:w="28" w:type="dxa"/>
+              <w:right w:w="28" w:type="dxa"/>
+            </w:tcMar>
+            <w:vAlign w:val="center"/>
+          </w:tcPr>
+          <w:p>
+            <w:pPr>
+              <w:jc w:val="center"/>
+              <w:rPr>
+                <w:rFonts w:ascii="Times New Roman" w:hAnsi="Times New Roman"/>
+                <w:b/>
+              </w:rPr>
+            </w:pPr>
+            <m:oMathPara>
+              <m:oMath>
+                <m:r>
+                  <m:rPr>
+                    <m:sty m:val="bi"/>
+                  </m:rPr>
+                  <w:rPr>
+                    <w:rFonts w:ascii="Cambria Math" w:hAnsi="Times New Roman"/>
+                    <w:lang w:val="en-US"/>
+                  </w:rPr>
+                  <m:t>f</m:t>
+                </m:r>
+                <m:d>
+                  <m:dPr>
+                    <m:ctrlPr>
+                      <w:rPr>
+                        <w:rFonts w:ascii="Cambria Math" w:hAnsi="Times New Roman"/>
+                        <w:b/>
+                        <w:i/>
+                        <w:lang w:val="en-US"/>
+                      </w:rPr>
+                    </m:ctrlPr>
+                  </m:dPr>
+                  <m:e>
+                    <m:r>
+                      <m:rPr>
+                        <m:sty m:val="bi"/>
+                      </m:rPr>
+                      <w:rPr>
+                        <w:rFonts w:ascii="Cambria Math" w:hAnsi="Times New Roman"/>
+                        <w:lang w:val="en-US"/>
+                      </w:rPr>
+                      <m:t>x</m:t>
+                    </m:r>
+                  </m:e>
+                </m:d>
+              </m:oMath>
+            </m:oMathPara>
+          </w:p>
+        </w:tc>
+        <w:tc>
+          <w:tcPr>
+            <w:tcW w:w="2552" w:type="dxa"/>
+            <w:tcBorders>
+              <w:top w:val="single" w:sz="12" w:space="0" w:color="auto"/>
+              <w:bottom w:val="single" w:sz="12" w:space="0" w:color="auto"/>
+            </w:tcBorders>
+            <w:tcMar>
+              <w:left w:w="28" w:type="dxa"/>
+              <w:right w:w="28" w:type="dxa"/>
+            </w:tcMar>
+            <w:vAlign w:val="center"/>
+          </w:tcPr>
+          <w:p>
+            <w:pPr>
+              <w:spacing w:before="60" w:after="60"/>
+              <w:jc w:val="center"/>
+              <w:rPr>
+                <w:rFonts w:ascii="Times New Roman" w:hAnsi="Times New Roman"/>
+                <w:b/>
+                <w:i/>
+                <w:lang w:val="en-US"/>
+              </w:rPr>
+            </w:pPr>
+            <m:oMathPara>
+              <m:oMath>
+                <m:r>
+                  <m:rPr>
+                    <m:sty m:val="bi"/>
+                  </m:rPr>
+                  <w:rPr>
+                    <w:rFonts w:ascii="Cambria Math" w:hAnsi="Times New Roman"/>
+                    <w:lang w:val="en-US"/>
+                  </w:rPr>
+                  <m:t>a</m:t>
+                </m:r>
+              </m:oMath>
+            </m:oMathPara>
+          </w:p>
+        </w:tc>
+        <w:tc>
+          <w:tcPr>
+            <w:tcW w:w="3575" w:type="dxa"/>
+            <w:tcBorders>
+              <w:top w:val="single" w:sz="12" w:space="0" w:color="auto"/>
+              <w:bottom w:val="single" w:sz="12" w:space="0" w:color="auto"/>
+            </w:tcBorders>
+            <w:tcMar>
+              <w:left w:w="28" w:type="dxa"/>
+              <w:right w:w="28" w:type="dxa"/>
+            </w:tcMar>
+            <w:vAlign w:val="center"/>
+          </w:tcPr>
+          <w:p>
+            <w:pPr>
+              <w:spacing w:before="60" w:after="60"/>
+              <w:jc w:val="center"/>
+              <w:rPr>
+                <w:rFonts w:ascii="Times New Roman" w:hAnsi="Times New Roman"/>
+                <w:b/>
+                <w:i/>
+                <w:lang w:val="en-US"/>
+              </w:rPr>
+            </w:pPr>
+            <m:oMathPara>
+              <m:oMath>
+                <m:r>
+                  <m:rPr>
+                    <m:sty m:val="bi"/>
+                  </m:rPr>
+                  <w:rPr>
+                    <w:rFonts w:ascii="Cambria Math" w:hAnsi="Times New Roman"/>
+                    <w:lang w:val="en-US"/>
+                  </w:rPr>
+                  <m:t>b</m:t>
+                </m:r>
+              </m:oMath>
+            </m:oMathPara>
+          </w:p>
+        </w:tc>
+      </w:tr>
+      <w:tr>
+        <w:trPr>
+          <w:trHeight w:val="306"/>
+          <w:jc w:val="center"/>
+        </w:trPr>
+        <w:tc>
+          <w:tcPr>
+            <w:tcW w:w="3529" w:type="dxa"/>
+            <w:tcBorders>
+              <w:top w:val="single" w:sz="12" w:space="0" w:color="auto"/>
+              <w:left w:val="single" w:sz="12" w:space="0" w:color="auto"/>
+              <w:bottom w:val="single" w:sz="12" w:space="0" w:color="auto"/>
+              <w:right w:val="single" w:sz="6" w:space="0" w:color="auto"/>
+            </w:tcBorders>
+            <w:tcMar>
+              <w:left w:w="28" w:type="dxa"/>
+              <w:right w:w="28" w:type="dxa"/>
+            </w:tcMar>
+            <w:vAlign w:val="center"/>
+          </w:tcPr>
+          <w:p>
+            <w:pPr>
+              <w:jc w:val="center"/>
+              <w:rPr>
+                <w:rFonts w:ascii="Times New Roman" w:hAnsi="Times New Roman"/>
+                <w:b/>
+                <w:i/>
+                <w:lang w:val="en-US"/>
+              </w:rPr>
+            </w:pPr>
+            <m:oMathPara>
+              <m:oMath>
+                <m:sSup>
+                  <m:sSupPr>
+                    <m:ctrlPr>
+                      <w:rPr>
+                        <w:rFonts w:ascii="Cambria Math" w:hAnsi="Cambria Math"/>
+                        <w:b/>
+                        <w:i/>
+                        <w:lang w:val="en-US"/>
+                      </w:rPr>
+                    </m:ctrlPr>
+                  </m:sSupPr>
+                  <m:e>
+                    <m:d>
+                      <m:dPr>
+                        <m:ctrlPr>
+                          <w:rPr>
+                            <w:rFonts w:ascii="Cambria Math" w:hAnsi="Cambria Math"/>
+                            <w:b/>
+                            <w:i/>
+                            <w:lang w:val="en-US"/>
+                          </w:rPr>
+                        </m:ctrlPr>
+                      </m:dPr>
+                      <m:e>
+                        <m:r>
+                          <m:rPr>
+                            <m:sty m:val="bi"/>
+                          </m:rPr>
+                          <w:rPr>
+                            <w:rFonts w:ascii="Cambria Math" w:hAnsi="Cambria Math"/>
+                            <w:lang w:val="en-US"/>
+                          </w:rPr>
+                          <m:t>2</m:t>
+                        </m:r>
+                        <m:r>
+                          <m:rPr>
+                            <m:sty m:val="bi"/>
+                          </m:rPr>
+                          <w:rPr>
+                            <w:rFonts w:ascii="Cambria Math" w:hAnsi="Cambria Math"/>
+                            <w:lang w:val="en-US"/>
+                          </w:rPr>
+                          <m:t>x</m:t>
+                        </m:r>
+                      </m:e>
+                    </m:d>
+                  </m:e>
+                  <m:sup>
+                    <m:r>
+                      <m:rPr>
+                        <m:sty m:val="bi"/>
+                      </m:rPr>
+                      <w:rPr>
+                        <w:rFonts w:ascii="Cambria Math" w:hAnsi="Cambria Math"/>
+                        <w:lang w:val="en-US"/>
+                      </w:rPr>
+                      <m:t>3</m:t>
+                    </m:r>
+                  </m:sup>
+                </m:sSup>
+                <m:r>
+                  <m:rPr>
+                    <m:sty m:val="bi"/>
+                  </m:rPr>
+                  <w:rPr>
+                    <w:rFonts w:ascii="Cambria Math" w:hAnsi="Cambria Math"/>
+                    <w:lang w:val="en-US"/>
+                  </w:rPr>
+                  <m:t>cos</m:t>
+                </m:r>
+                <m:d>
+                  <m:dPr>
+                    <m:ctrlPr>
+                      <w:rPr>
+                        <w:rFonts w:ascii="Cambria Math" w:hAnsi="Cambria Math"/>
+                        <w:b/>
+                        <w:i/>
+                        <w:lang w:val="en-US"/>
+                      </w:rPr>
+                    </m:ctrlPr>
+                  </m:dPr>
+                  <m:e>
+                    <m:r>
+                      <m:rPr>
+                        <m:sty m:val="bi"/>
+                      </m:rPr>
+                      <w:rPr>
+                        <w:rFonts w:ascii="Cambria Math" w:hAnsi="Cambria Math"/>
+                        <w:lang w:val="en-US"/>
+                      </w:rPr>
+                      <m:t>x</m:t>
+                    </m:r>
+                  </m:e>
+                </m:d>
+              </m:oMath>
+            </m:oMathPara>
+          </w:p>
+        </w:tc>
+        <w:tc>
+          <w:tcPr>
+            <w:tcW w:w="2552" w:type="dxa"/>
+            <w:tcBorders>
+              <w:top w:val="single" w:sz="12" w:space="0" w:color="auto"/>
+              <w:left w:val="single" w:sz="6" w:space="0" w:color="auto"/>
+              <w:bottom w:val="single" w:sz="12" w:space="0" w:color="auto"/>
+              <w:right w:val="single" w:sz="6" w:space="0" w:color="auto"/>
+            </w:tcBorders>
+            <w:tcMar>
+              <w:left w:w="28" w:type="dxa"/>
+              <w:right w:w="28" w:type="dxa"/>
+            </w:tcMar>
+            <w:vAlign w:val="center"/>
+          </w:tcPr>
+          <w:p>
+            <w:pPr>
+              <w:spacing w:before="60" w:after="60"/>
+              <w:jc w:val="center"/>
+              <w:rPr>
+                <w:rFonts w:ascii="Times New Roman" w:hAnsi="Times New Roman"/>
+                <w:b/>
+                <w:i/>
+                <w:lang w:val="en-US"/>
+              </w:rPr>
+            </w:pPr>
+            <m:oMathPara>
+              <m:oMath>
+                <m:r>
+                  <m:rPr>
+                    <m:sty m:val="bi"/>
+                  </m:rPr>
+                  <w:rPr>
+                    <w:rFonts w:ascii="Cambria Math" w:hAnsi="Times New Roman"/>
+                    <w:lang w:val="en-US"/>
+                  </w:rPr>
+                  <m:t>0</m:t>
+                </m:r>
+              </m:oMath>
+            </m:oMathPara>
+          </w:p>
+        </w:tc>
+        <w:tc>
+          <w:tcPr>
+            <w:tcW w:w="3575" w:type="dxa"/>
+            <w:tcBorders>
+              <w:top w:val="single" w:sz="12" w:space="0" w:color="auto"/>
+              <w:left w:val="single" w:sz="6" w:space="0" w:color="auto"/>
+              <w:bottom w:val="single" w:sz="12" w:space="0" w:color="auto"/>
+              <w:right w:val="single" w:sz="12" w:space="0" w:color="auto"/>
+            </w:tcBorders>
+            <w:tcMar>
+              <w:left w:w="28" w:type="dxa"/>
+              <w:right w:w="28" w:type="dxa"/>
+            </w:tcMar>
+            <w:vAlign w:val="center"/>
+          </w:tcPr>
+          <w:p>
+            <w:pPr>
+              <w:keepNext/>
+              <w:spacing w:before="60" w:after="60"/>
+              <w:jc w:val="center"/>
+              <w:rPr>
+                <w:rFonts w:ascii="Times New Roman" w:hAnsi="Times New Roman"/>
+                <w:b/>
+                <w:i/>
+                <w:lang w:val="en-US"/>
+              </w:rPr>
+            </w:pPr>
+            <m:oMathPara>
+              <m:oMath>
+                <m:f>
+                  <m:fPr>
+                    <m:ctrlPr>
+                      <w:rPr>
+                        <w:rFonts w:ascii="Cambria Math" w:hAnsi="Times New Roman"/>
+                        <w:b/>
+                        <w:i/>
+                        <w:lang w:val="en-US"/>
+                      </w:rPr>
+                    </m:ctrlPr>
+                  </m:fPr>
+                  <m:num>
+                    <m:r>
+                      <m:rPr>
+                        <m:sty m:val="bi"/>
+                      </m:rPr>
+                      <w:rPr>
+                        <w:rFonts w:ascii="Cambria Math" w:hAnsi="Times New Roman"/>
+                        <w:lang w:val="en-US"/>
+                      </w:rPr>
+                      <m:t>π</m:t>
+                    </m:r>
+                  </m:num>
+                  <m:den>
+                    <m:r>
+                      <m:rPr>
+                        <m:sty m:val="bi"/>
+                      </m:rPr>
+                      <w:rPr>
+                        <w:rFonts w:ascii="Cambria Math" w:hAnsi="Times New Roman"/>
+                        <w:lang w:val="en-US"/>
+                      </w:rPr>
+                      <m:t>2</m:t>
+                    </m:r>
+                  </m:den>
+                </m:f>
+              </m:oMath>
+            </m:oMathPara>
+          </w:p>
+        </w:tc>
+      </w:tr>
+    </w:tbl>
+    <w:p>
+      <w:pPr>
+        <w:pStyle w:val="a3"/>
+        <w:spacing w:after="120" w:line="480" w:lineRule="auto"/>
+        <w:jc w:val="center"/>
+        <w:rPr>
+          <w:rFonts w:ascii="Times New Roman" w:hAnsi="Times New Roman"/>
+          <w:b w:val="0"/>
+          <w:bCs w:val="0"/>
+          <w:sz w:val="28"/>
+          <w:szCs w:val="28"/>
+        </w:rPr>
+      </w:pPr>
+      <w:r>
+        <w:rPr>
+          <w:rFonts w:ascii="Times New Roman" w:hAnsi="Times New Roman"/>
+          <w:b w:val="0"/>
+          <w:bCs w:val="0"/>
+          <w:sz w:val="28"/>
+          <w:szCs w:val="28"/>
+        </w:rPr>
+        <w:t xml:space="preserve">Таблица </w:t>
+      </w:r>
+      <w:r>
+        <w:rPr>
+          <w:rFonts w:ascii="Times New Roman" w:hAnsi="Times New Roman"/>
+          <w:b w:val="0"/>
+          <w:bCs w:val="0"/>
+          <w:sz w:val="28"/>
+          <w:szCs w:val="28"/>
+        </w:rPr>
+        <w:fldChar w:fldCharType="begin"/>
+      </w:r>
+      <w:r>
+        <w:rPr>
+          <w:rFonts w:ascii="Times New Roman" w:hAnsi="Times New Roman"/>
+          <w:b w:val="0"/>
+          <w:bCs w:val="0"/>
+          <w:sz w:val="28"/>
+          <w:szCs w:val="28"/>
+        </w:rPr>
+        <w:instrText xml:space="preserve"> SEQ Таблица \* ARABIC </w:instrText>
+      </w:r>
+      <w:r>
+        <w:rPr>
+          <w:rFonts w:ascii="Times New Roman" w:hAnsi="Times New Roman"/>
+          <w:b w:val="0"/>
+          <w:bCs w:val="0"/>
+          <w:sz w:val="28"/>
+          <w:szCs w:val="28"/>
+        </w:rPr>
+        <w:fldChar w:fldCharType="separate"/>
+      </w:r>
+      <w:r>
+        <w:rPr>
+          <w:rFonts w:ascii="Times New Roman" w:hAnsi="Times New Roman"/>
+          <w:b w:val="0"/>
+          <w:bCs w:val="0"/>
+          <w:noProof/>
+          <w:sz w:val="28"/>
+          <w:szCs w:val="28"/>
+        </w:rPr>
+        <w:t>2</w:t>
+      </w:r>
+      <w:r>
+        <w:rPr>
+          <w:rFonts w:ascii="Times New Roman" w:hAnsi="Times New Roman"/>
+          <w:b w:val="0"/>
+          <w:bCs w:val="0"/>
+          <w:sz w:val="28"/>
+          <w:szCs w:val="28"/>
+        </w:rPr>
+        <w:fldChar w:fldCharType="end"/>
+      </w:r>
+      <w:r>
+        <w:rPr>
+          <w:rFonts w:ascii="Times New Roman" w:hAnsi="Times New Roman"/>
+          <w:b w:val="0"/>
+          <w:bCs w:val="0"/>
+          <w:sz w:val="28"/>
+          <w:szCs w:val="28"/>
+          <w:lang w:val="en-US"/>
+        </w:rPr>
+        <w:t xml:space="preserve"> – </w:t>
+      </w:r>
+      <w:r>
+        <w:rPr>
+          <w:rFonts w:ascii="Times New Roman" w:hAnsi="Times New Roman"/>
+          <w:b w:val="0"/>
+          <w:bCs w:val="0"/>
+          <w:sz w:val="28"/>
+          <w:szCs w:val="28"/>
+        </w:rPr>
+        <w:t>Функция, заданная аналитически</w:t>
+      </w:r>
+    </w:p>
+    <w:p>
+      <w:pPr>
+        <w:pStyle w:val="a7"/>
+        <w:numPr>
+          <w:ilvl w:val="0"/>
+          <w:numId w:val="1"/>
+        </w:numPr>
+        <w:spacing w:after="240" w:line="360" w:lineRule="auto"/>
+        <w:ind w:left="0" w:firstLine="709"/>
+        <w:jc w:val="both"/>
+        <w:rPr>
+          <w:rFonts w:ascii="Times New Roman" w:hAnsi="Times New Roman"/>
+          <w:bCs/>
+          <w:i/>
+          <w:iCs/>
+          <w:sz w:val="28"/>
+        </w:rPr>
+      </w:pPr>
+      <w:r>
+        <w:rPr>
+          <w:rFonts w:ascii="Times New Roman" w:hAnsi="Times New Roman"/>
+          <w:bCs/>
+          <w:i/>
+          <w:iCs/>
+          <w:sz w:val="28"/>
+        </w:rPr>
+        <w:t>Построение графиков функции</w:t>
+      </w:r>
+    </w:p>
+    <w:p>
+      <w:pPr>
+        <w:pStyle w:val="a7"/>
+        <w:spacing w:line="360" w:lineRule="auto"/>
+        <w:ind w:left="0" w:firstLine="709"/>
+        <w:jc w:val="both"/>
+        <w:rPr>
+          <w:rFonts w:ascii="Times New Roman" w:hAnsi="Times New Roman"/>
+          <w:bCs/>
+          <w:sz w:val="28"/>
+        </w:rPr>
+      </w:pPr>
+      <w:r>
+        <w:rPr>
+          <w:rFonts w:ascii="Times New Roman" w:hAnsi="Times New Roman"/>
+          <w:bCs/>
+          <w:sz w:val="28"/>
+        </w:rPr>
+        <w:t xml:space="preserve">Построим </w:t>
+      </w:r>
+      <w:proofErr w:type="gramStart"/>
+      <w:r>
+        <w:rPr>
+          <w:rFonts w:ascii="Times New Roman" w:hAnsi="Times New Roman"/>
+          <w:bCs/>
+          <w:sz w:val="28"/>
+        </w:rPr>
+        <w:t>графики функций</w:t>
+      </w:r>
+      <w:proofErr w:type="gramEnd"/>
+      <w:r>
+        <w:rPr>
+          <w:rFonts w:ascii="Times New Roman" w:hAnsi="Times New Roman"/>
+          <w:bCs/>
+          <w:sz w:val="28"/>
+        </w:rPr>
+        <w:t xml:space="preserve"> заданной таблично и аналитически. Проанализируем поведение этих двух функций. Графики функций представлены на рисунке 1 и 2 соответ</w:t>
+      </w:r>
+      <w:r>
+        <w:rPr>
+          <w:rFonts w:ascii="Times New Roman" w:hAnsi="Times New Roman"/>
+          <w:bCs/>
+          <w:sz w:val="28"/>
+        </w:rPr>
+        <w:t>ственно.</w:t>
+      </w:r>
+    </w:p>
+    <w:p/>
     <w:p>
       <w:pPr>
         <w:pStyle w:val="a4"/>
@@ -4744,9 +6502,10 @@
         <w:rPr>
           <w:noProof/>
         </w:rPr>
+        <w:lastRenderedPageBreak/>
         <w:drawing>
-          <wp:inline distT="0" distB="0" distL="0" distR="0" wp14:anchorId="022CC9D2" wp14:editId="0B471BB7">
-            <wp:extent cx="4495800" cy="3581819"/>
+          <wp:inline distT="0" distB="0" distL="0" distR="0" wp14:anchorId="755B1943" wp14:editId="7854E924">
+            <wp:extent cx="4447450" cy="3543300"/>
             <wp:effectExtent l="0" t="0" r="0" b="0"/>
             <wp:docPr id="1" name="Рисунок 1" descr="C:\Users\Student\Pictures\загрузка.png"/>
             <wp:cNvGraphicFramePr>
@@ -4762,7 +6521,7 @@
                     </pic:cNvPicPr>
                   </pic:nvPicPr>
                   <pic:blipFill>
-                    <a:blip r:embed="rId210">
+                    <a:blip r:embed="rId209">
                       <a:extLst>
                         <a:ext uri="{28A0092B-C50C-407E-A947-70E740481C1C}">
                           <a14:useLocalDpi xmlns:a14="http://schemas.microsoft.com/office/drawing/2010/main" val="0"/>
@@ -4777,7 +6536,7 @@
                   <pic:spPr bwMode="auto">
                     <a:xfrm>
                       <a:off x="0" y="0"/>
-                      <a:ext cx="4507125" cy="3590842"/>
+                      <a:ext cx="4472316" cy="3563111"/>
                     </a:xfrm>
                     <a:prstGeom prst="rect">
                       <a:avLst/>
@@ -4799,7 +6558,7 @@
         <w:pStyle w:val="a3"/>
         <w:jc w:val="center"/>
         <w:rPr>
-          <w:rFonts w:ascii="Times New Roman" w:eastAsia="Times New Roman" w:hAnsi="Times New Roman"/>
+          <w:rFonts w:ascii="Times New Roman" w:hAnsi="Times New Roman"/>
           <w:b w:val="0"/>
           <w:sz w:val="24"/>
         </w:rPr>
@@ -4862,6 +6621,7 @@
         <w:t xml:space="preserve"> – график функции, заданной таблично</w:t>
       </w:r>
     </w:p>
+    <w:p/>
     <w:p>
       <w:pPr>
         <w:pStyle w:val="a4"/>
@@ -4872,9 +6632,8 @@
         <w:rPr>
           <w:noProof/>
         </w:rPr>
-        <w:lastRenderedPageBreak/>
         <w:drawing>
-          <wp:inline distT="0" distB="0" distL="0" distR="0" wp14:anchorId="592DA9DD" wp14:editId="47DA5A6D">
+          <wp:inline distT="0" distB="0" distL="0" distR="0" wp14:anchorId="68460847" wp14:editId="61B88A1F">
             <wp:extent cx="4705350" cy="3694634"/>
             <wp:effectExtent l="0" t="0" r="0" b="1270"/>
             <wp:docPr id="2" name="Рисунок 2" descr="C:\Users\Student\Pictures\загрузка (1).png"/>
@@ -4891,7 +6650,7 @@
                     </pic:cNvPicPr>
                   </pic:nvPicPr>
                   <pic:blipFill>
-                    <a:blip r:embed="rId211">
+                    <a:blip r:embed="rId210">
                       <a:extLst>
                         <a:ext uri="{28A0092B-C50C-407E-A947-70E740481C1C}">
                           <a14:useLocalDpi xmlns:a14="http://schemas.microsoft.com/office/drawing/2010/main" val="0"/>
@@ -5001,8 +6760,1375 @@
     </w:p>
     <w:p>
       <w:pPr>
+        <w:spacing w:after="240" w:line="360" w:lineRule="auto"/>
+        <w:jc w:val="both"/>
+        <w:rPr>
+          <w:rFonts w:ascii="Times New Roman" w:hAnsi="Times New Roman"/>
+          <w:sz w:val="28"/>
+          <w:szCs w:val="28"/>
+        </w:rPr>
+      </w:pPr>
+      <w:r>
+        <w:rPr>
+          <w:rFonts w:ascii="Times New Roman" w:hAnsi="Times New Roman"/>
+          <w:sz w:val="28"/>
+          <w:szCs w:val="28"/>
+        </w:rPr>
+        <w:lastRenderedPageBreak/>
+        <w:tab/>
+        <w:t>Программа реализ</w:t>
+      </w:r>
+      <w:r>
+        <w:rPr>
+          <w:rFonts w:ascii="Times New Roman" w:hAnsi="Times New Roman"/>
+          <w:sz w:val="28"/>
+          <w:szCs w:val="28"/>
+        </w:rPr>
+        <w:t xml:space="preserve">ована на языке программирования </w:t>
+      </w:r>
+      <w:r>
+        <w:rPr>
+          <w:rFonts w:ascii="Times New Roman" w:hAnsi="Times New Roman"/>
+          <w:sz w:val="28"/>
+          <w:szCs w:val="28"/>
+          <w:lang w:val="en-US"/>
+        </w:rPr>
+        <w:t>Python</w:t>
+      </w:r>
+      <w:r>
+        <w:rPr>
+          <w:rFonts w:ascii="Times New Roman" w:hAnsi="Times New Roman"/>
+          <w:sz w:val="28"/>
+          <w:szCs w:val="28"/>
+        </w:rPr>
+        <w:t xml:space="preserve"> </w:t>
+      </w:r>
+      <w:r>
+        <w:rPr>
+          <w:rFonts w:ascii="Times New Roman" w:hAnsi="Times New Roman"/>
+          <w:sz w:val="28"/>
+          <w:szCs w:val="28"/>
+        </w:rPr>
+        <w:t xml:space="preserve">с использованием фреймворка </w:t>
+      </w:r>
+      <w:proofErr w:type="spellStart"/>
+      <w:r>
+        <w:rPr>
+          <w:rFonts w:ascii="Times New Roman" w:hAnsi="Times New Roman"/>
+          <w:sz w:val="28"/>
+          <w:szCs w:val="28"/>
+          <w:lang w:val="en-US"/>
+        </w:rPr>
+        <w:t>MatPlotLib</w:t>
+      </w:r>
+      <w:proofErr w:type="spellEnd"/>
+      <w:r>
+        <w:rPr>
+          <w:rFonts w:ascii="Times New Roman" w:hAnsi="Times New Roman"/>
+          <w:sz w:val="28"/>
+          <w:szCs w:val="28"/>
+        </w:rPr>
+        <w:t xml:space="preserve"> </w:t>
+      </w:r>
+      <w:r>
+        <w:rPr>
+          <w:rFonts w:ascii="Times New Roman" w:hAnsi="Times New Roman"/>
+          <w:sz w:val="28"/>
+          <w:szCs w:val="28"/>
+        </w:rPr>
+        <w:t>для рисования графиков и создания графического интерфейса пользователя.</w:t>
+      </w:r>
+    </w:p>
+    <w:p>
+      <w:pPr>
+        <w:pStyle w:val="a7"/>
+        <w:numPr>
+          <w:ilvl w:val="0"/>
+          <w:numId w:val="1"/>
+        </w:numPr>
+        <w:spacing w:line="360" w:lineRule="auto"/>
+        <w:ind w:left="0" w:firstLine="709"/>
+        <w:jc w:val="both"/>
+        <w:rPr>
+          <w:rFonts w:ascii="Times New Roman" w:hAnsi="Times New Roman"/>
+          <w:i/>
+          <w:iCs/>
+          <w:sz w:val="28"/>
+          <w:szCs w:val="28"/>
+        </w:rPr>
+      </w:pPr>
+      <w:r>
+        <w:rPr>
+          <w:rFonts w:ascii="Times New Roman" w:hAnsi="Times New Roman"/>
+          <w:i/>
+          <w:iCs/>
+          <w:sz w:val="28"/>
+          <w:szCs w:val="28"/>
+        </w:rPr>
+        <w:t>Построение полинома Лагранжа</w:t>
+      </w:r>
+    </w:p>
+    <w:p>
+      <w:pPr>
+        <w:spacing w:line="360" w:lineRule="auto"/>
+        <w:ind w:firstLine="709"/>
+        <w:jc w:val="both"/>
+        <w:rPr>
+          <w:rFonts w:ascii="Times New Roman" w:hAnsi="Times New Roman"/>
+          <w:sz w:val="28"/>
+          <w:szCs w:val="28"/>
+        </w:rPr>
+      </w:pPr>
+      <w:r>
+        <w:rPr>
+          <w:rFonts w:ascii="Times New Roman" w:hAnsi="Times New Roman"/>
+          <w:sz w:val="28"/>
+          <w:szCs w:val="28"/>
+        </w:rPr>
+        <w:t>Рассмотрим реализацию интерполирования функции методом Лагранжа. Метод Лагранжа реализован в виде отдельно</w:t>
+      </w:r>
+      <w:r>
+        <w:rPr>
+          <w:rFonts w:ascii="Times New Roman" w:hAnsi="Times New Roman"/>
+          <w:sz w:val="28"/>
+          <w:szCs w:val="28"/>
+        </w:rPr>
+        <w:t>й функции</w:t>
+      </w:r>
+      <w:r>
+        <w:rPr>
+          <w:rFonts w:ascii="Times New Roman" w:hAnsi="Times New Roman"/>
+          <w:sz w:val="28"/>
+          <w:szCs w:val="28"/>
+        </w:rPr>
+        <w:t xml:space="preserve"> </w:t>
+      </w:r>
+      <w:r>
+        <w:rPr>
+          <w:rFonts w:ascii="Times New Roman" w:hAnsi="Times New Roman"/>
+          <w:sz w:val="28"/>
+          <w:szCs w:val="28"/>
+          <w:lang w:val="en-US"/>
+        </w:rPr>
+        <w:t>Lagrange</w:t>
+      </w:r>
+      <w:r>
+        <w:rPr>
+          <w:rFonts w:ascii="Times New Roman" w:hAnsi="Times New Roman"/>
+          <w:sz w:val="28"/>
+          <w:szCs w:val="28"/>
+        </w:rPr>
+        <w:t xml:space="preserve"> </w:t>
+      </w:r>
+      <w:r>
+        <w:rPr>
+          <w:rFonts w:ascii="Times New Roman" w:hAnsi="Times New Roman"/>
+          <w:sz w:val="28"/>
+          <w:szCs w:val="28"/>
+        </w:rPr>
+        <w:t>(см. листинг 1).</w:t>
+      </w:r>
+    </w:p>
+    <w:p>
+      <w:pPr>
+        <w:spacing w:line="360" w:lineRule="auto"/>
+        <w:ind w:firstLine="709"/>
+        <w:jc w:val="both"/>
+        <w:rPr>
+          <w:rFonts w:ascii="Times New Roman" w:hAnsi="Times New Roman"/>
+          <w:sz w:val="28"/>
+          <w:szCs w:val="28"/>
+        </w:rPr>
+      </w:pPr>
+      <w:r>
+        <w:rPr>
+          <w:rFonts w:ascii="Times New Roman" w:hAnsi="Times New Roman"/>
+          <w:sz w:val="28"/>
+          <w:szCs w:val="28"/>
+        </w:rPr>
+        <w:t xml:space="preserve">Воспользуемся </w:t>
+      </w:r>
+      <w:r>
+        <w:rPr>
+          <w:rFonts w:ascii="Times New Roman" w:hAnsi="Times New Roman"/>
+          <w:sz w:val="28"/>
+          <w:szCs w:val="28"/>
+        </w:rPr>
+        <w:t xml:space="preserve">этой </w:t>
+      </w:r>
+      <w:r>
+        <w:rPr>
+          <w:rFonts w:ascii="Times New Roman" w:hAnsi="Times New Roman"/>
+          <w:sz w:val="28"/>
+          <w:szCs w:val="28"/>
+        </w:rPr>
+        <w:t>функцией (см. листинг 1) и реализуем данный алгоритм</w:t>
+      </w:r>
+      <w:r>
+        <w:rPr>
+          <w:rFonts w:ascii="Times New Roman" w:hAnsi="Times New Roman"/>
+          <w:sz w:val="28"/>
+          <w:szCs w:val="28"/>
+        </w:rPr>
+        <w:t xml:space="preserve"> </w:t>
+      </w:r>
+      <w:r>
+        <w:rPr>
+          <w:rFonts w:ascii="Times New Roman" w:hAnsi="Times New Roman"/>
+          <w:sz w:val="28"/>
+          <w:szCs w:val="28"/>
+        </w:rPr>
+        <w:t>для функции, заданной таблично:</w:t>
+      </w:r>
+    </w:p>
+    <w:p>
+      <w:pPr>
+        <w:keepNext/>
         <w:spacing w:line="360" w:lineRule="auto"/>
         <w:jc w:val="center"/>
+      </w:pPr>
+      <w:r>
+        <w:rPr>
+          <w:rFonts w:ascii="Courier New" w:hAnsi="Courier New" w:cs="Courier New"/>
+          <w:noProof/>
+          <w:color w:val="000000"/>
+          <w:sz w:val="21"/>
+          <w:szCs w:val="21"/>
+        </w:rPr>
+        <w:drawing>
+          <wp:inline distT="0" distB="0" distL="0" distR="0" wp14:anchorId="59064AED" wp14:editId="624EAF4D">
+            <wp:extent cx="4391025" cy="3450091"/>
+            <wp:effectExtent l="0" t="0" r="0" b="0"/>
+            <wp:docPr id="3" name="Рисунок 3"/>
+            <wp:cNvGraphicFramePr>
+              <a:graphicFrameLocks xmlns:a="http://schemas.openxmlformats.org/drawingml/2006/main" noChangeAspect="1"/>
+            </wp:cNvGraphicFramePr>
+            <a:graphic xmlns:a="http://schemas.openxmlformats.org/drawingml/2006/main">
+              <a:graphicData uri="http://schemas.openxmlformats.org/drawingml/2006/picture">
+                <pic:pic xmlns:pic="http://schemas.openxmlformats.org/drawingml/2006/picture">
+                  <pic:nvPicPr>
+                    <pic:cNvPr id="0" name="Picture 124"/>
+                    <pic:cNvPicPr>
+                      <a:picLocks noChangeAspect="1" noChangeArrowheads="1"/>
+                    </pic:cNvPicPr>
+                  </pic:nvPicPr>
+                  <pic:blipFill>
+                    <a:blip r:embed="rId211">
+                      <a:extLst>
+                        <a:ext uri="{28A0092B-C50C-407E-A947-70E740481C1C}">
+                          <a14:useLocalDpi xmlns:a14="http://schemas.microsoft.com/office/drawing/2010/main" val="0"/>
+                        </a:ext>
+                      </a:extLst>
+                    </a:blip>
+                    <a:srcRect/>
+                    <a:stretch>
+                      <a:fillRect/>
+                    </a:stretch>
+                  </pic:blipFill>
+                  <pic:spPr bwMode="auto">
+                    <a:xfrm>
+                      <a:off x="0" y="0"/>
+                      <a:ext cx="4394543" cy="3452855"/>
+                    </a:xfrm>
+                    <a:prstGeom prst="rect">
+                      <a:avLst/>
+                    </a:prstGeom>
+                    <a:noFill/>
+                    <a:ln>
+                      <a:noFill/>
+                    </a:ln>
+                  </pic:spPr>
+                </pic:pic>
+              </a:graphicData>
+            </a:graphic>
+          </wp:inline>
+        </w:drawing>
+      </w:r>
+    </w:p>
+    <w:p>
+      <w:pPr>
+        <w:spacing w:after="240" w:line="360" w:lineRule="auto"/>
+        <w:ind w:firstLine="709"/>
+        <w:jc w:val="center"/>
+        <w:rPr>
+          <w:rFonts w:ascii="Times New Roman" w:hAnsi="Times New Roman"/>
+          <w:sz w:val="24"/>
+          <w:szCs w:val="24"/>
+        </w:rPr>
+      </w:pPr>
+      <w:r>
+        <w:rPr>
+          <w:rFonts w:ascii="Times New Roman" w:hAnsi="Times New Roman"/>
+          <w:sz w:val="24"/>
+          <w:szCs w:val="24"/>
+        </w:rPr>
+        <w:t xml:space="preserve">Рисунок </w:t>
+      </w:r>
+      <w:r>
+        <w:rPr>
+          <w:rFonts w:ascii="Times New Roman" w:hAnsi="Times New Roman"/>
+          <w:sz w:val="24"/>
+          <w:szCs w:val="24"/>
+        </w:rPr>
+        <w:fldChar w:fldCharType="begin"/>
+      </w:r>
+      <w:r>
+        <w:rPr>
+          <w:rFonts w:ascii="Times New Roman" w:hAnsi="Times New Roman"/>
+          <w:sz w:val="24"/>
+          <w:szCs w:val="24"/>
+        </w:rPr>
+        <w:instrText xml:space="preserve"> SEQ Рисунок \* ARABIC </w:instrText>
+      </w:r>
+      <w:r>
+        <w:rPr>
+          <w:rFonts w:ascii="Times New Roman" w:hAnsi="Times New Roman"/>
+          <w:sz w:val="24"/>
+          <w:szCs w:val="24"/>
+        </w:rPr>
+        <w:fldChar w:fldCharType="separate"/>
+      </w:r>
+      <w:r>
+        <w:rPr>
+          <w:rFonts w:ascii="Times New Roman" w:hAnsi="Times New Roman"/>
+          <w:noProof/>
+          <w:sz w:val="24"/>
+          <w:szCs w:val="24"/>
+        </w:rPr>
+        <w:t>3</w:t>
+      </w:r>
+      <w:r>
+        <w:rPr>
+          <w:rFonts w:ascii="Times New Roman" w:hAnsi="Times New Roman"/>
+          <w:sz w:val="24"/>
+          <w:szCs w:val="24"/>
+        </w:rPr>
+        <w:fldChar w:fldCharType="end"/>
+      </w:r>
+      <w:r>
+        <w:rPr>
+          <w:rFonts w:ascii="Times New Roman" w:hAnsi="Times New Roman"/>
+          <w:sz w:val="24"/>
+          <w:szCs w:val="24"/>
+        </w:rPr>
+        <w:t>. График полинома Лагранжа, построенного по табличной функции</w:t>
+      </w:r>
+    </w:p>
+    <w:p>
+      <w:pPr>
+        <w:pStyle w:val="a3"/>
+        <w:spacing w:line="360" w:lineRule="auto"/>
+        <w:ind w:firstLine="709"/>
+        <w:jc w:val="both"/>
+        <w:rPr>
+          <w:rFonts w:ascii="Times New Roman" w:eastAsia="Times New Roman" w:hAnsi="Times New Roman"/>
+          <w:b w:val="0"/>
+          <w:bCs w:val="0"/>
+          <w:color w:val="000000"/>
+          <w:sz w:val="28"/>
+          <w:szCs w:val="28"/>
+          <w:lang w:eastAsia="ru-RU"/>
+        </w:rPr>
+      </w:pPr>
+      <w:r>
+        <w:rPr>
+          <w:rFonts w:ascii="Times New Roman" w:eastAsia="Times New Roman" w:hAnsi="Times New Roman"/>
+          <w:b w:val="0"/>
+          <w:bCs w:val="0"/>
+          <w:color w:val="000000"/>
+          <w:sz w:val="28"/>
+          <w:szCs w:val="28"/>
+          <w:lang w:eastAsia="ru-RU"/>
+        </w:rPr>
+        <w:t xml:space="preserve">Следующим этапом </w:t>
+      </w:r>
+      <w:r>
+        <w:rPr>
+          <w:rFonts w:ascii="Times New Roman" w:eastAsia="Times New Roman" w:hAnsi="Times New Roman"/>
+          <w:b w:val="0"/>
+          <w:bCs w:val="0"/>
+          <w:color w:val="000000"/>
+          <w:sz w:val="28"/>
+          <w:szCs w:val="28"/>
+          <w:lang w:eastAsia="ru-RU"/>
+        </w:rPr>
+        <w:t>выведем</w:t>
+      </w:r>
+      <w:r>
+        <w:rPr>
+          <w:rFonts w:ascii="Times New Roman" w:eastAsia="Times New Roman" w:hAnsi="Times New Roman"/>
+          <w:b w:val="0"/>
+          <w:bCs w:val="0"/>
+          <w:color w:val="000000"/>
+          <w:sz w:val="28"/>
+          <w:szCs w:val="28"/>
+          <w:lang w:eastAsia="ru-RU"/>
+        </w:rPr>
+        <w:t xml:space="preserve"> </w:t>
+      </w:r>
+      <w:r>
+        <w:rPr>
+          <w:rFonts w:ascii="Times New Roman" w:eastAsia="Times New Roman" w:hAnsi="Times New Roman"/>
+          <w:b w:val="0"/>
+          <w:bCs w:val="0"/>
+          <w:color w:val="000000"/>
+          <w:sz w:val="28"/>
+          <w:szCs w:val="28"/>
+          <w:lang w:eastAsia="ru-RU"/>
+        </w:rPr>
+        <w:t xml:space="preserve">на графике 16 точек аналитической функции и построим по ним </w:t>
+      </w:r>
+      <w:r>
+        <w:rPr>
+          <w:rFonts w:ascii="Times New Roman" w:eastAsia="Times New Roman" w:hAnsi="Times New Roman"/>
+          <w:b w:val="0"/>
+          <w:bCs w:val="0"/>
+          <w:color w:val="000000"/>
+          <w:sz w:val="28"/>
+          <w:szCs w:val="28"/>
+          <w:lang w:eastAsia="ru-RU"/>
+        </w:rPr>
+        <w:t>полином Лагранжа</w:t>
+      </w:r>
+      <w:r>
+        <w:rPr>
+          <w:rFonts w:ascii="Times New Roman" w:eastAsia="Times New Roman" w:hAnsi="Times New Roman"/>
+          <w:b w:val="0"/>
+          <w:bCs w:val="0"/>
+          <w:color w:val="000000"/>
+          <w:sz w:val="28"/>
+          <w:szCs w:val="28"/>
+          <w:lang w:eastAsia="ru-RU"/>
+        </w:rPr>
+        <w:t>, воспользовавшись функцией</w:t>
+      </w:r>
+      <w:r>
+        <w:rPr>
+          <w:rFonts w:ascii="Times New Roman" w:eastAsia="Times New Roman" w:hAnsi="Times New Roman"/>
+          <w:b w:val="0"/>
+          <w:bCs w:val="0"/>
+          <w:i/>
+          <w:iCs/>
+          <w:color w:val="000000"/>
+          <w:sz w:val="28"/>
+          <w:szCs w:val="28"/>
+          <w:u w:val="single"/>
+          <w:lang w:eastAsia="ru-RU"/>
+        </w:rPr>
+        <w:t xml:space="preserve"> </w:t>
+      </w:r>
+      <w:r>
+        <w:rPr>
+          <w:rFonts w:ascii="Times New Roman" w:hAnsi="Times New Roman"/>
+          <w:b w:val="0"/>
+          <w:bCs w:val="0"/>
+          <w:i/>
+          <w:iCs/>
+          <w:sz w:val="28"/>
+          <w:szCs w:val="28"/>
+          <w:u w:val="single"/>
+          <w:lang w:val="en-US"/>
+        </w:rPr>
+        <w:t>Lagrange</w:t>
+      </w:r>
+      <w:r>
+        <w:rPr>
+          <w:rFonts w:ascii="Times New Roman" w:eastAsia="Times New Roman" w:hAnsi="Times New Roman"/>
+          <w:b w:val="0"/>
+          <w:bCs w:val="0"/>
+          <w:color w:val="000000"/>
+          <w:sz w:val="28"/>
+          <w:szCs w:val="28"/>
+          <w:lang w:eastAsia="ru-RU"/>
+        </w:rPr>
+        <w:t xml:space="preserve"> из Листинга 1:</w:t>
+      </w:r>
+      <w:r>
+        <w:rPr>
+          <w:rFonts w:ascii="Times New Roman" w:eastAsia="Times New Roman" w:hAnsi="Times New Roman"/>
+          <w:b w:val="0"/>
+          <w:bCs w:val="0"/>
+          <w:color w:val="000000"/>
+          <w:sz w:val="28"/>
+          <w:szCs w:val="28"/>
+          <w:lang w:eastAsia="ru-RU"/>
+        </w:rPr>
+        <w:t xml:space="preserve"> </w:t>
+      </w:r>
+    </w:p>
+    <w:p>
+      <w:pPr>
+        <w:keepNext/>
+        <w:jc w:val="center"/>
+      </w:pPr>
+      <w:r>
+        <w:rPr>
+          <w:noProof/>
+        </w:rPr>
+        <w:lastRenderedPageBreak/>
+        <w:drawing>
+          <wp:inline distT="0" distB="0" distL="0" distR="0" wp14:anchorId="33B7EA9A" wp14:editId="0268AF00">
+            <wp:extent cx="5067300" cy="3981450"/>
+            <wp:effectExtent l="0" t="0" r="0" b="0"/>
+            <wp:docPr id="4" name="Рисунок 4"/>
+            <wp:cNvGraphicFramePr>
+              <a:graphicFrameLocks xmlns:a="http://schemas.openxmlformats.org/drawingml/2006/main" noChangeAspect="1"/>
+            </wp:cNvGraphicFramePr>
+            <a:graphic xmlns:a="http://schemas.openxmlformats.org/drawingml/2006/main">
+              <a:graphicData uri="http://schemas.openxmlformats.org/drawingml/2006/picture">
+                <pic:pic xmlns:pic="http://schemas.openxmlformats.org/drawingml/2006/picture">
+                  <pic:nvPicPr>
+                    <pic:cNvPr id="0" name="Picture 139"/>
+                    <pic:cNvPicPr>
+                      <a:picLocks noChangeAspect="1" noChangeArrowheads="1"/>
+                    </pic:cNvPicPr>
+                  </pic:nvPicPr>
+                  <pic:blipFill>
+                    <a:blip r:embed="rId212">
+                      <a:extLst>
+                        <a:ext uri="{28A0092B-C50C-407E-A947-70E740481C1C}">
+                          <a14:useLocalDpi xmlns:a14="http://schemas.microsoft.com/office/drawing/2010/main" val="0"/>
+                        </a:ext>
+                      </a:extLst>
+                    </a:blip>
+                    <a:srcRect/>
+                    <a:stretch>
+                      <a:fillRect/>
+                    </a:stretch>
+                  </pic:blipFill>
+                  <pic:spPr bwMode="auto">
+                    <a:xfrm>
+                      <a:off x="0" y="0"/>
+                      <a:ext cx="5067300" cy="3981450"/>
+                    </a:xfrm>
+                    <a:prstGeom prst="rect">
+                      <a:avLst/>
+                    </a:prstGeom>
+                    <a:noFill/>
+                    <a:ln>
+                      <a:noFill/>
+                    </a:ln>
+                  </pic:spPr>
+                </pic:pic>
+              </a:graphicData>
+            </a:graphic>
+          </wp:inline>
+        </w:drawing>
+      </w:r>
+    </w:p>
+    <w:p>
+      <w:pPr>
+        <w:pStyle w:val="a3"/>
+        <w:spacing w:after="240" w:line="360" w:lineRule="auto"/>
+        <w:jc w:val="center"/>
+        <w:rPr>
+          <w:rFonts w:ascii="Times New Roman" w:hAnsi="Times New Roman"/>
+          <w:b w:val="0"/>
+          <w:bCs w:val="0"/>
+          <w:sz w:val="24"/>
+          <w:szCs w:val="24"/>
+        </w:rPr>
+      </w:pPr>
+      <w:r>
+        <w:rPr>
+          <w:rFonts w:ascii="Times New Roman" w:hAnsi="Times New Roman"/>
+          <w:b w:val="0"/>
+          <w:bCs w:val="0"/>
+          <w:sz w:val="24"/>
+          <w:szCs w:val="24"/>
+        </w:rPr>
+        <w:t xml:space="preserve">Рисунок </w:t>
+      </w:r>
+      <w:r>
+        <w:rPr>
+          <w:rFonts w:ascii="Times New Roman" w:hAnsi="Times New Roman"/>
+          <w:b w:val="0"/>
+          <w:bCs w:val="0"/>
+          <w:sz w:val="24"/>
+          <w:szCs w:val="24"/>
+        </w:rPr>
+        <w:fldChar w:fldCharType="begin"/>
+      </w:r>
+      <w:r>
+        <w:rPr>
+          <w:rFonts w:ascii="Times New Roman" w:hAnsi="Times New Roman"/>
+          <w:b w:val="0"/>
+          <w:bCs w:val="0"/>
+          <w:sz w:val="24"/>
+          <w:szCs w:val="24"/>
+        </w:rPr>
+        <w:instrText xml:space="preserve"> SEQ Рисунок \* ARABIC </w:instrText>
+      </w:r>
+      <w:r>
+        <w:rPr>
+          <w:rFonts w:ascii="Times New Roman" w:hAnsi="Times New Roman"/>
+          <w:b w:val="0"/>
+          <w:bCs w:val="0"/>
+          <w:sz w:val="24"/>
+          <w:szCs w:val="24"/>
+        </w:rPr>
+        <w:fldChar w:fldCharType="separate"/>
+      </w:r>
+      <w:r>
+        <w:rPr>
+          <w:rFonts w:ascii="Times New Roman" w:hAnsi="Times New Roman"/>
+          <w:b w:val="0"/>
+          <w:bCs w:val="0"/>
+          <w:noProof/>
+          <w:sz w:val="24"/>
+          <w:szCs w:val="24"/>
+        </w:rPr>
+        <w:t>4</w:t>
+      </w:r>
+      <w:r>
+        <w:rPr>
+          <w:rFonts w:ascii="Times New Roman" w:hAnsi="Times New Roman"/>
+          <w:b w:val="0"/>
+          <w:bCs w:val="0"/>
+          <w:sz w:val="24"/>
+          <w:szCs w:val="24"/>
+        </w:rPr>
+        <w:fldChar w:fldCharType="end"/>
+      </w:r>
+      <w:r>
+        <w:rPr>
+          <w:rFonts w:ascii="Times New Roman" w:hAnsi="Times New Roman"/>
+          <w:b w:val="0"/>
+          <w:bCs w:val="0"/>
+          <w:sz w:val="24"/>
+          <w:szCs w:val="24"/>
+        </w:rPr>
+        <w:t xml:space="preserve"> - График полинома Лагранжа, построенного по функции, заданной аналитически</w:t>
+      </w:r>
+    </w:p>
+    <w:p>
+      <w:pPr>
+        <w:pStyle w:val="a7"/>
+        <w:numPr>
+          <w:ilvl w:val="0"/>
+          <w:numId w:val="1"/>
+        </w:numPr>
+        <w:spacing w:before="120" w:line="360" w:lineRule="auto"/>
+        <w:ind w:left="0" w:firstLine="709"/>
+        <w:jc w:val="both"/>
+        <w:rPr>
+          <w:rFonts w:ascii="Times New Roman" w:hAnsi="Times New Roman"/>
+          <w:bCs/>
+          <w:i/>
+          <w:iCs/>
+          <w:sz w:val="28"/>
+          <w:szCs w:val="28"/>
+        </w:rPr>
+      </w:pPr>
+      <w:r>
+        <w:rPr>
+          <w:rFonts w:ascii="Times New Roman" w:hAnsi="Times New Roman"/>
+          <w:bCs/>
+          <w:i/>
+          <w:iCs/>
+          <w:sz w:val="28"/>
+          <w:szCs w:val="28"/>
+        </w:rPr>
+        <w:t>Построение кубических сплайнов</w:t>
+      </w:r>
+    </w:p>
+    <w:p>
+      <w:pPr>
+        <w:pStyle w:val="a7"/>
+        <w:spacing w:before="120" w:line="360" w:lineRule="auto"/>
+        <w:ind w:left="0" w:firstLine="709"/>
+        <w:jc w:val="both"/>
+        <w:rPr>
+          <w:rFonts w:ascii="Times New Roman" w:hAnsi="Times New Roman"/>
+          <w:bCs/>
+          <w:sz w:val="28"/>
+          <w:szCs w:val="28"/>
+        </w:rPr>
+      </w:pPr>
+      <w:r>
+        <w:rPr>
+          <w:rFonts w:ascii="Times New Roman" w:hAnsi="Times New Roman"/>
+          <w:bCs/>
+          <w:sz w:val="28"/>
+          <w:szCs w:val="28"/>
+        </w:rPr>
+        <w:t>Проанализировав графики функций, можно заметить, что полином Лагранжа часто дает большие погрешности при интерполировании. Для того, чтобы их избежать, используют интерполяцию сплайнами</w:t>
+      </w:r>
+      <w:r>
+        <w:rPr>
+          <w:rFonts w:ascii="Times New Roman" w:hAnsi="Times New Roman"/>
+          <w:bCs/>
+          <w:sz w:val="28"/>
+          <w:szCs w:val="28"/>
+        </w:rPr>
+        <w:t>, в нашем случае кубическими</w:t>
+      </w:r>
+      <w:r>
+        <w:rPr>
+          <w:rFonts w:ascii="Times New Roman" w:hAnsi="Times New Roman"/>
+          <w:bCs/>
+          <w:sz w:val="28"/>
+          <w:szCs w:val="28"/>
+        </w:rPr>
+        <w:t xml:space="preserve">. </w:t>
+      </w:r>
+    </w:p>
+    <w:p>
+      <w:pPr>
+        <w:pStyle w:val="a7"/>
+        <w:spacing w:before="120" w:line="360" w:lineRule="auto"/>
+        <w:ind w:left="0" w:firstLine="709"/>
+        <w:jc w:val="both"/>
+        <w:rPr>
+          <w:rFonts w:ascii="Times New Roman" w:hAnsi="Times New Roman"/>
+          <w:bCs/>
+          <w:sz w:val="28"/>
+          <w:szCs w:val="28"/>
+        </w:rPr>
+      </w:pPr>
+      <w:r>
+        <w:rPr>
+          <w:rFonts w:ascii="Times New Roman" w:hAnsi="Times New Roman"/>
+          <w:bCs/>
+          <w:sz w:val="28"/>
+          <w:szCs w:val="28"/>
+        </w:rPr>
+        <w:t xml:space="preserve">Для начала построим график интерполяции кубическими сплайнами для функции, заданной таблично: </w:t>
+      </w:r>
+    </w:p>
+    <w:p>
+      <w:pPr>
+        <w:keepNext/>
+        <w:jc w:val="center"/>
+      </w:pPr>
+      <w:r>
+        <w:rPr>
+          <w:noProof/>
+        </w:rPr>
+        <w:lastRenderedPageBreak/>
+        <w:drawing>
+          <wp:inline distT="0" distB="0" distL="0" distR="0" wp14:anchorId="0476D8A2" wp14:editId="293F2BE3">
+            <wp:extent cx="4991100" cy="3981450"/>
+            <wp:effectExtent l="0" t="0" r="0" b="0"/>
+            <wp:docPr id="5" name="Рисунок 5"/>
+            <wp:cNvGraphicFramePr>
+              <a:graphicFrameLocks xmlns:a="http://schemas.openxmlformats.org/drawingml/2006/main" noChangeAspect="1"/>
+            </wp:cNvGraphicFramePr>
+            <a:graphic xmlns:a="http://schemas.openxmlformats.org/drawingml/2006/main">
+              <a:graphicData uri="http://schemas.openxmlformats.org/drawingml/2006/picture">
+                <pic:pic xmlns:pic="http://schemas.openxmlformats.org/drawingml/2006/picture">
+                  <pic:nvPicPr>
+                    <pic:cNvPr id="0" name="Picture 156"/>
+                    <pic:cNvPicPr>
+                      <a:picLocks noChangeAspect="1" noChangeArrowheads="1"/>
+                    </pic:cNvPicPr>
+                  </pic:nvPicPr>
+                  <pic:blipFill>
+                    <a:blip r:embed="rId213">
+                      <a:extLst>
+                        <a:ext uri="{28A0092B-C50C-407E-A947-70E740481C1C}">
+                          <a14:useLocalDpi xmlns:a14="http://schemas.microsoft.com/office/drawing/2010/main" val="0"/>
+                        </a:ext>
+                      </a:extLst>
+                    </a:blip>
+                    <a:srcRect/>
+                    <a:stretch>
+                      <a:fillRect/>
+                    </a:stretch>
+                  </pic:blipFill>
+                  <pic:spPr bwMode="auto">
+                    <a:xfrm>
+                      <a:off x="0" y="0"/>
+                      <a:ext cx="4991100" cy="3981450"/>
+                    </a:xfrm>
+                    <a:prstGeom prst="rect">
+                      <a:avLst/>
+                    </a:prstGeom>
+                    <a:noFill/>
+                    <a:ln>
+                      <a:noFill/>
+                    </a:ln>
+                  </pic:spPr>
+                </pic:pic>
+              </a:graphicData>
+            </a:graphic>
+          </wp:inline>
+        </w:drawing>
+      </w:r>
+    </w:p>
+    <w:p>
+      <w:pPr>
+        <w:pStyle w:val="a3"/>
+        <w:spacing w:after="240" w:line="360" w:lineRule="auto"/>
+        <w:jc w:val="center"/>
+        <w:rPr>
+          <w:rFonts w:ascii="Times New Roman" w:hAnsi="Times New Roman"/>
+          <w:b w:val="0"/>
+          <w:bCs w:val="0"/>
+          <w:sz w:val="24"/>
+          <w:szCs w:val="24"/>
+        </w:rPr>
+      </w:pPr>
+      <w:r>
+        <w:rPr>
+          <w:rFonts w:ascii="Times New Roman" w:hAnsi="Times New Roman"/>
+          <w:b w:val="0"/>
+          <w:bCs w:val="0"/>
+          <w:sz w:val="24"/>
+          <w:szCs w:val="24"/>
+        </w:rPr>
+        <w:t xml:space="preserve">Рисунок </w:t>
+      </w:r>
+      <w:r>
+        <w:rPr>
+          <w:rFonts w:ascii="Times New Roman" w:hAnsi="Times New Roman"/>
+          <w:b w:val="0"/>
+          <w:bCs w:val="0"/>
+          <w:sz w:val="24"/>
+          <w:szCs w:val="24"/>
+        </w:rPr>
+        <w:fldChar w:fldCharType="begin"/>
+      </w:r>
+      <w:r>
+        <w:rPr>
+          <w:rFonts w:ascii="Times New Roman" w:hAnsi="Times New Roman"/>
+          <w:b w:val="0"/>
+          <w:bCs w:val="0"/>
+          <w:sz w:val="24"/>
+          <w:szCs w:val="24"/>
+        </w:rPr>
+        <w:instrText xml:space="preserve"> SEQ Рисунок \* ARABIC </w:instrText>
+      </w:r>
+      <w:r>
+        <w:rPr>
+          <w:rFonts w:ascii="Times New Roman" w:hAnsi="Times New Roman"/>
+          <w:b w:val="0"/>
+          <w:bCs w:val="0"/>
+          <w:sz w:val="24"/>
+          <w:szCs w:val="24"/>
+        </w:rPr>
+        <w:fldChar w:fldCharType="separate"/>
+      </w:r>
+      <w:r>
+        <w:rPr>
+          <w:rFonts w:ascii="Times New Roman" w:hAnsi="Times New Roman"/>
+          <w:b w:val="0"/>
+          <w:bCs w:val="0"/>
+          <w:noProof/>
+          <w:sz w:val="24"/>
+          <w:szCs w:val="24"/>
+        </w:rPr>
+        <w:t>5</w:t>
+      </w:r>
+      <w:r>
+        <w:rPr>
+          <w:rFonts w:ascii="Times New Roman" w:hAnsi="Times New Roman"/>
+          <w:b w:val="0"/>
+          <w:bCs w:val="0"/>
+          <w:sz w:val="24"/>
+          <w:szCs w:val="24"/>
+        </w:rPr>
+        <w:fldChar w:fldCharType="end"/>
+      </w:r>
+      <w:r>
+        <w:rPr>
+          <w:rFonts w:ascii="Times New Roman" w:hAnsi="Times New Roman"/>
+          <w:b w:val="0"/>
+          <w:bCs w:val="0"/>
+          <w:sz w:val="24"/>
+          <w:szCs w:val="24"/>
+        </w:rPr>
+        <w:t>. График полинома кубических сплайнов для функции, заданной таблично</w:t>
+      </w:r>
+    </w:p>
+    <w:p>
+      <w:pPr>
+        <w:keepNext/>
+        <w:jc w:val="center"/>
+      </w:pPr>
+      <w:r>
+        <w:rPr>
+          <w:noProof/>
+        </w:rPr>
+        <w:drawing>
+          <wp:inline distT="0" distB="0" distL="0" distR="0" wp14:anchorId="47C22563" wp14:editId="5EB98BF0">
+            <wp:extent cx="5067300" cy="3981450"/>
+            <wp:effectExtent l="0" t="0" r="0" b="0"/>
+            <wp:docPr id="6" name="Рисунок 6"/>
+            <wp:cNvGraphicFramePr>
+              <a:graphicFrameLocks xmlns:a="http://schemas.openxmlformats.org/drawingml/2006/main" noChangeAspect="1"/>
+            </wp:cNvGraphicFramePr>
+            <a:graphic xmlns:a="http://schemas.openxmlformats.org/drawingml/2006/main">
+              <a:graphicData uri="http://schemas.openxmlformats.org/drawingml/2006/picture">
+                <pic:pic xmlns:pic="http://schemas.openxmlformats.org/drawingml/2006/picture">
+                  <pic:nvPicPr>
+                    <pic:cNvPr id="0" name="Picture 175"/>
+                    <pic:cNvPicPr>
+                      <a:picLocks noChangeAspect="1" noChangeArrowheads="1"/>
+                    </pic:cNvPicPr>
+                  </pic:nvPicPr>
+                  <pic:blipFill>
+                    <a:blip r:embed="rId214">
+                      <a:extLst>
+                        <a:ext uri="{28A0092B-C50C-407E-A947-70E740481C1C}">
+                          <a14:useLocalDpi xmlns:a14="http://schemas.microsoft.com/office/drawing/2010/main" val="0"/>
+                        </a:ext>
+                      </a:extLst>
+                    </a:blip>
+                    <a:srcRect/>
+                    <a:stretch>
+                      <a:fillRect/>
+                    </a:stretch>
+                  </pic:blipFill>
+                  <pic:spPr bwMode="auto">
+                    <a:xfrm>
+                      <a:off x="0" y="0"/>
+                      <a:ext cx="5067300" cy="3981450"/>
+                    </a:xfrm>
+                    <a:prstGeom prst="rect">
+                      <a:avLst/>
+                    </a:prstGeom>
+                    <a:noFill/>
+                    <a:ln>
+                      <a:noFill/>
+                    </a:ln>
+                  </pic:spPr>
+                </pic:pic>
+              </a:graphicData>
+            </a:graphic>
+          </wp:inline>
+        </w:drawing>
+      </w:r>
+    </w:p>
+    <w:p>
+      <w:pPr>
+        <w:pStyle w:val="a3"/>
+        <w:jc w:val="center"/>
+        <w:rPr>
+          <w:rFonts w:ascii="Times New Roman" w:hAnsi="Times New Roman"/>
+          <w:b w:val="0"/>
+          <w:bCs w:val="0"/>
+          <w:sz w:val="24"/>
+          <w:szCs w:val="24"/>
+        </w:rPr>
+      </w:pPr>
+      <w:r>
+        <w:rPr>
+          <w:rFonts w:ascii="Times New Roman" w:hAnsi="Times New Roman"/>
+          <w:b w:val="0"/>
+          <w:bCs w:val="0"/>
+          <w:sz w:val="24"/>
+          <w:szCs w:val="24"/>
+        </w:rPr>
+        <w:t xml:space="preserve">Рисунок </w:t>
+      </w:r>
+      <w:r>
+        <w:rPr>
+          <w:rFonts w:ascii="Times New Roman" w:hAnsi="Times New Roman"/>
+          <w:b w:val="0"/>
+          <w:bCs w:val="0"/>
+          <w:sz w:val="24"/>
+          <w:szCs w:val="24"/>
+        </w:rPr>
+        <w:fldChar w:fldCharType="begin"/>
+      </w:r>
+      <w:r>
+        <w:rPr>
+          <w:rFonts w:ascii="Times New Roman" w:hAnsi="Times New Roman"/>
+          <w:b w:val="0"/>
+          <w:bCs w:val="0"/>
+          <w:sz w:val="24"/>
+          <w:szCs w:val="24"/>
+        </w:rPr>
+        <w:instrText xml:space="preserve"> SEQ Рисунок \* ARABIC </w:instrText>
+      </w:r>
+      <w:r>
+        <w:rPr>
+          <w:rFonts w:ascii="Times New Roman" w:hAnsi="Times New Roman"/>
+          <w:b w:val="0"/>
+          <w:bCs w:val="0"/>
+          <w:sz w:val="24"/>
+          <w:szCs w:val="24"/>
+        </w:rPr>
+        <w:fldChar w:fldCharType="separate"/>
+      </w:r>
+      <w:r>
+        <w:rPr>
+          <w:rFonts w:ascii="Times New Roman" w:hAnsi="Times New Roman"/>
+          <w:b w:val="0"/>
+          <w:bCs w:val="0"/>
+          <w:noProof/>
+          <w:sz w:val="24"/>
+          <w:szCs w:val="24"/>
+        </w:rPr>
+        <w:t>6</w:t>
+      </w:r>
+      <w:r>
+        <w:rPr>
+          <w:rFonts w:ascii="Times New Roman" w:hAnsi="Times New Roman"/>
+          <w:b w:val="0"/>
+          <w:bCs w:val="0"/>
+          <w:sz w:val="24"/>
+          <w:szCs w:val="24"/>
+        </w:rPr>
+        <w:fldChar w:fldCharType="end"/>
+      </w:r>
+      <w:r>
+        <w:rPr>
+          <w:rFonts w:ascii="Times New Roman" w:hAnsi="Times New Roman"/>
+          <w:b w:val="0"/>
+          <w:bCs w:val="0"/>
+          <w:sz w:val="24"/>
+          <w:szCs w:val="24"/>
+        </w:rPr>
+        <w:t>. График полинома кубических сплайнов для функции, заданной аналитически</w:t>
+      </w:r>
+    </w:p>
+    <w:p/>
+    <w:p>
+      <w:pPr>
+        <w:pStyle w:val="a7"/>
+        <w:numPr>
+          <w:ilvl w:val="0"/>
+          <w:numId w:val="1"/>
+        </w:numPr>
+        <w:spacing w:before="240" w:after="240" w:line="360" w:lineRule="auto"/>
+        <w:ind w:left="0" w:firstLine="709"/>
+        <w:jc w:val="both"/>
+        <w:rPr>
+          <w:lang w:eastAsia="ru-RU"/>
+        </w:rPr>
+      </w:pPr>
+      <w:r>
+        <w:rPr>
+          <w:rFonts w:ascii="Times New Roman" w:hAnsi="Times New Roman"/>
+          <w:i/>
+          <w:iCs/>
+          <w:sz w:val="28"/>
+          <w:szCs w:val="28"/>
+          <w:lang w:eastAsia="ru-RU"/>
+        </w:rPr>
+        <w:lastRenderedPageBreak/>
+        <w:t>Вычисление погрешности</w:t>
+      </w:r>
+      <w:r>
+        <w:rPr>
+          <w:rFonts w:ascii="Times New Roman" w:hAnsi="Times New Roman"/>
+          <w:sz w:val="28"/>
+          <w:szCs w:val="28"/>
+          <w:lang w:eastAsia="ru-RU"/>
+        </w:rPr>
+        <w:t xml:space="preserve"> для функции и исследование сходимости интерполяционных процессов при увеличении </w:t>
+      </w:r>
+      <w:r>
+        <w:rPr>
+          <w:rFonts w:ascii="Times New Roman" w:hAnsi="Times New Roman"/>
+          <w:sz w:val="28"/>
+          <w:szCs w:val="28"/>
+          <w:lang w:val="en-US" w:eastAsia="ru-RU"/>
+        </w:rPr>
+        <w:t>n</w:t>
+      </w:r>
+      <w:r>
+        <w:rPr>
+          <w:rFonts w:ascii="Times New Roman" w:hAnsi="Times New Roman"/>
+          <w:sz w:val="28"/>
+          <w:szCs w:val="28"/>
+          <w:lang w:eastAsia="ru-RU"/>
+        </w:rPr>
+        <w:t xml:space="preserve"> от 5 до 15.</w:t>
+      </w:r>
+    </w:p>
+    <w:p>
+      <w:pPr>
+        <w:pStyle w:val="a7"/>
+        <w:spacing w:before="240" w:after="240" w:line="360" w:lineRule="auto"/>
+        <w:ind w:left="0" w:firstLine="709"/>
+        <w:jc w:val="both"/>
+        <w:rPr>
+          <w:lang w:eastAsia="ru-RU"/>
+        </w:rPr>
+      </w:pPr>
+      <w:r>
+        <w:rPr>
+          <w:rFonts w:ascii="Times New Roman" w:hAnsi="Times New Roman"/>
+          <w:sz w:val="28"/>
+          <w:szCs w:val="28"/>
+        </w:rPr>
+        <w:t xml:space="preserve">Построим графики зависимостей </w:t>
+      </w:r>
+      <w:r>
+        <w:rPr>
+          <w:position w:val="-12"/>
+          <w:sz w:val="28"/>
+          <w:szCs w:val="28"/>
+        </w:rPr>
+        <w:object w:dxaOrig="2060" w:dyaOrig="360" w14:anchorId="41FF8245">
+          <v:shape id="_x0000_i1134" type="#_x0000_t75" style="width:102.75pt;height:18pt" o:ole="">
+            <v:imagedata r:id="rId215" o:title=""/>
+          </v:shape>
+          <o:OLEObject Type="Embed" ProgID="Equation.3" ShapeID="_x0000_i1134" DrawAspect="Content" ObjectID="_1823101629" r:id="rId216"/>
+        </w:object>
+      </w:r>
+      <w:r>
+        <w:rPr>
+          <w:sz w:val="28"/>
+          <w:szCs w:val="28"/>
+        </w:rPr>
+        <w:t xml:space="preserve"> </w:t>
+      </w:r>
+      <w:r>
+        <w:rPr>
+          <w:position w:val="-10"/>
+          <w:sz w:val="28"/>
+          <w:szCs w:val="28"/>
+        </w:rPr>
+        <w:object w:dxaOrig="999" w:dyaOrig="380" w14:anchorId="02356AFC">
+          <v:shape id="_x0000_i1135" type="#_x0000_t75" style="width:50.25pt;height:18.75pt" o:ole="">
+            <v:imagedata r:id="rId217" o:title=""/>
+          </v:shape>
+          <o:OLEObject Type="Embed" ProgID="Equation.3" ShapeID="_x0000_i1135" DrawAspect="Content" ObjectID="_1823101630" r:id="rId218"/>
+        </w:object>
+      </w:r>
+      <w:r>
+        <w:rPr>
+          <w:sz w:val="28"/>
+          <w:szCs w:val="28"/>
+        </w:rPr>
+        <w:t xml:space="preserve"> </w:t>
+      </w:r>
+      <w:r>
+        <w:rPr>
+          <w:rFonts w:ascii="Times New Roman" w:hAnsi="Times New Roman"/>
+          <w:sz w:val="28"/>
+          <w:szCs w:val="28"/>
+        </w:rPr>
+        <w:t>для обоих методов интерполяции, результаты см. на рис. 7</w:t>
+      </w:r>
+      <w:r>
+        <w:rPr>
+          <w:rFonts w:ascii="Times New Roman" w:hAnsi="Times New Roman"/>
+          <w:sz w:val="28"/>
+          <w:szCs w:val="28"/>
+        </w:rPr>
+        <w:t>.</w:t>
+      </w:r>
+    </w:p>
+    <w:p>
+      <w:pPr>
+        <w:pStyle w:val="a7"/>
+        <w:keepNext/>
+        <w:spacing w:before="240" w:line="360" w:lineRule="auto"/>
+        <w:ind w:left="0"/>
+        <w:jc w:val="center"/>
+        <w:rPr>
+          <w:rFonts w:ascii="Times New Roman" w:hAnsi="Times New Roman"/>
+          <w:sz w:val="28"/>
+          <w:szCs w:val="28"/>
+          <w:lang w:val="en-US"/>
+        </w:rPr>
+      </w:pPr>
+      <w:r>
+        <w:rPr>
+          <w:rFonts w:ascii="Times New Roman" w:hAnsi="Times New Roman"/>
+          <w:noProof/>
+          <w:sz w:val="28"/>
+          <w:szCs w:val="28"/>
+        </w:rPr>
+        <w:drawing>
+          <wp:inline distT="0" distB="0" distL="0" distR="0" wp14:anchorId="15FE96FF" wp14:editId="2806E474">
+            <wp:extent cx="6119495" cy="3459480"/>
+            <wp:effectExtent l="0" t="0" r="0" b="7620"/>
+            <wp:docPr id="7" name="Рисунок 7"/>
+            <wp:cNvGraphicFramePr>
+              <a:graphicFrameLocks xmlns:a="http://schemas.openxmlformats.org/drawingml/2006/main" noChangeAspect="1"/>
+            </wp:cNvGraphicFramePr>
+            <a:graphic xmlns:a="http://schemas.openxmlformats.org/drawingml/2006/main">
+              <a:graphicData uri="http://schemas.openxmlformats.org/drawingml/2006/picture">
+                <pic:pic xmlns:pic="http://schemas.openxmlformats.org/drawingml/2006/picture">
+                  <pic:nvPicPr>
+                    <pic:cNvPr id="0" name="Picture 177"/>
+                    <pic:cNvPicPr>
+                      <a:picLocks noChangeAspect="1" noChangeArrowheads="1"/>
+                    </pic:cNvPicPr>
+                  </pic:nvPicPr>
+                  <pic:blipFill>
+                    <a:blip r:embed="rId219">
+                      <a:extLst>
+                        <a:ext uri="{28A0092B-C50C-407E-A947-70E740481C1C}">
+                          <a14:useLocalDpi xmlns:a14="http://schemas.microsoft.com/office/drawing/2010/main" val="0"/>
+                        </a:ext>
+                      </a:extLst>
+                    </a:blip>
+                    <a:srcRect/>
+                    <a:stretch>
+                      <a:fillRect/>
+                    </a:stretch>
+                  </pic:blipFill>
+                  <pic:spPr bwMode="auto">
+                    <a:xfrm>
+                      <a:off x="0" y="0"/>
+                      <a:ext cx="6119495" cy="3459480"/>
+                    </a:xfrm>
+                    <a:prstGeom prst="rect">
+                      <a:avLst/>
+                    </a:prstGeom>
+                    <a:noFill/>
+                    <a:ln>
+                      <a:noFill/>
+                    </a:ln>
+                  </pic:spPr>
+                </pic:pic>
+              </a:graphicData>
+            </a:graphic>
+          </wp:inline>
+        </w:drawing>
+      </w:r>
+    </w:p>
+    <w:p>
+      <w:pPr>
+        <w:pStyle w:val="a3"/>
+        <w:spacing w:after="240" w:line="360" w:lineRule="auto"/>
+        <w:jc w:val="center"/>
+        <w:rPr>
+          <w:rFonts w:ascii="Times New Roman" w:hAnsi="Times New Roman"/>
+          <w:b w:val="0"/>
+          <w:bCs w:val="0"/>
+          <w:sz w:val="24"/>
+          <w:szCs w:val="24"/>
+        </w:rPr>
+      </w:pPr>
+      <w:r>
+        <w:rPr>
+          <w:rFonts w:ascii="Times New Roman" w:hAnsi="Times New Roman"/>
+          <w:b w:val="0"/>
+          <w:bCs w:val="0"/>
+          <w:sz w:val="24"/>
+          <w:szCs w:val="24"/>
+        </w:rPr>
+        <w:t xml:space="preserve">Рисунок </w:t>
+      </w:r>
+      <w:r>
+        <w:rPr>
+          <w:rFonts w:ascii="Times New Roman" w:hAnsi="Times New Roman"/>
+          <w:b w:val="0"/>
+          <w:bCs w:val="0"/>
+          <w:sz w:val="24"/>
+          <w:szCs w:val="24"/>
+        </w:rPr>
+        <w:fldChar w:fldCharType="begin"/>
+      </w:r>
+      <w:r>
+        <w:rPr>
+          <w:rFonts w:ascii="Times New Roman" w:hAnsi="Times New Roman"/>
+          <w:b w:val="0"/>
+          <w:bCs w:val="0"/>
+          <w:sz w:val="24"/>
+          <w:szCs w:val="24"/>
+        </w:rPr>
+        <w:instrText xml:space="preserve"> SEQ Рисунок \* ARABIC </w:instrText>
+      </w:r>
+      <w:r>
+        <w:rPr>
+          <w:rFonts w:ascii="Times New Roman" w:hAnsi="Times New Roman"/>
+          <w:b w:val="0"/>
+          <w:bCs w:val="0"/>
+          <w:sz w:val="24"/>
+          <w:szCs w:val="24"/>
+        </w:rPr>
+        <w:fldChar w:fldCharType="separate"/>
+      </w:r>
+      <w:r>
+        <w:rPr>
+          <w:rFonts w:ascii="Times New Roman" w:hAnsi="Times New Roman"/>
+          <w:b w:val="0"/>
+          <w:bCs w:val="0"/>
+          <w:noProof/>
+          <w:sz w:val="24"/>
+          <w:szCs w:val="24"/>
+        </w:rPr>
+        <w:t>7</w:t>
+      </w:r>
+      <w:r>
+        <w:rPr>
+          <w:rFonts w:ascii="Times New Roman" w:hAnsi="Times New Roman"/>
+          <w:b w:val="0"/>
+          <w:bCs w:val="0"/>
+          <w:sz w:val="24"/>
+          <w:szCs w:val="24"/>
+        </w:rPr>
+        <w:fldChar w:fldCharType="end"/>
+      </w:r>
+      <w:r>
+        <w:rPr>
+          <w:rFonts w:ascii="Times New Roman" w:hAnsi="Times New Roman"/>
+          <w:b w:val="0"/>
+          <w:bCs w:val="0"/>
+          <w:sz w:val="24"/>
+          <w:szCs w:val="24"/>
+        </w:rPr>
+        <w:t xml:space="preserve">. Графики зависимостей </w:t>
+      </w:r>
+      <w:r>
+        <w:rPr>
+          <w:rFonts w:ascii="Times New Roman" w:hAnsi="Times New Roman"/>
+          <w:b w:val="0"/>
+          <w:bCs w:val="0"/>
+          <w:position w:val="-12"/>
+          <w:sz w:val="24"/>
+          <w:szCs w:val="24"/>
+        </w:rPr>
+        <w:object w:dxaOrig="2060" w:dyaOrig="360" w14:anchorId="1A9F39BF">
+          <v:shape id="_x0000_i1136" type="#_x0000_t75" style="width:103.5pt;height:18pt" o:ole="">
+            <v:imagedata r:id="rId215" o:title=""/>
+          </v:shape>
+          <o:OLEObject Type="Embed" ProgID="Equation.3" ShapeID="_x0000_i1136" DrawAspect="Content" ObjectID="_1823101631" r:id="rId220"/>
+        </w:object>
+      </w:r>
+      <w:r>
+        <w:rPr>
+          <w:rFonts w:ascii="Times New Roman" w:hAnsi="Times New Roman"/>
+          <w:b w:val="0"/>
+          <w:bCs w:val="0"/>
+          <w:sz w:val="24"/>
+          <w:szCs w:val="24"/>
+        </w:rPr>
+        <w:t xml:space="preserve"> </w:t>
+      </w:r>
+      <w:r>
+        <w:rPr>
+          <w:rFonts w:ascii="Times New Roman" w:hAnsi="Times New Roman"/>
+          <w:b w:val="0"/>
+          <w:bCs w:val="0"/>
+          <w:position w:val="-10"/>
+          <w:sz w:val="24"/>
+          <w:szCs w:val="24"/>
+        </w:rPr>
+        <w:object w:dxaOrig="999" w:dyaOrig="380" w14:anchorId="69770384">
+          <v:shape id="_x0000_i1137" type="#_x0000_t75" style="width:49.5pt;height:18.75pt" o:ole="">
+            <v:imagedata r:id="rId217" o:title=""/>
+          </v:shape>
+          <o:OLEObject Type="Embed" ProgID="Equation.3" ShapeID="_x0000_i1137" DrawAspect="Content" ObjectID="_1823101632" r:id="rId221"/>
+        </w:object>
+      </w:r>
+      <w:r>
+        <w:rPr>
+          <w:rFonts w:ascii="Times New Roman" w:hAnsi="Times New Roman"/>
+          <w:b w:val="0"/>
+          <w:bCs w:val="0"/>
+          <w:sz w:val="24"/>
+          <w:szCs w:val="24"/>
+        </w:rPr>
+        <w:t xml:space="preserve"> для функции, заданной аналитически</w:t>
+      </w:r>
+    </w:p>
+    <w:p>
+      <w:pPr>
+        <w:spacing w:line="360" w:lineRule="auto"/>
+        <w:ind w:firstLine="709"/>
+        <w:jc w:val="both"/>
+      </w:pPr>
+      <w:r>
         <w:rPr>
           <w:rFonts w:ascii="Times New Roman" w:hAnsi="Times New Roman"/>
           <w:b/>
@@ -5010,183 +8136,296 @@
           <w:sz w:val="28"/>
           <w:szCs w:val="28"/>
         </w:rPr>
-      </w:pPr>
-      <w:r>
+        <w:t xml:space="preserve">Вывод: </w:t>
+      </w:r>
+      <w:r>
+        <w:rPr>
+          <w:rFonts w:ascii="Times New Roman" w:hAnsi="Times New Roman"/>
+          <w:sz w:val="28"/>
+          <w:szCs w:val="28"/>
+        </w:rPr>
+        <w:t xml:space="preserve">таким образом, были </w:t>
+      </w:r>
+      <w:proofErr w:type="spellStart"/>
+      <w:r>
+        <w:rPr>
+          <w:rFonts w:ascii="Times New Roman" w:hAnsi="Times New Roman"/>
+          <w:sz w:val="28"/>
+          <w:szCs w:val="28"/>
+        </w:rPr>
+        <w:t>программно</w:t>
+      </w:r>
+      <w:proofErr w:type="spellEnd"/>
+      <w:r>
+        <w:rPr>
+          <w:rFonts w:ascii="Times New Roman" w:hAnsi="Times New Roman"/>
+          <w:sz w:val="28"/>
+          <w:szCs w:val="28"/>
+        </w:rPr>
+        <w:t xml:space="preserve"> реализованы методы интерполяции полиномом Лагранжа и сплайнами. Также были построены графики соответствующих интерполирующих функций и исследованы зависимости оценок ошибки от числа разбиений (числа точек) при интерполировании заданной аналитической функции.</w:t>
+      </w:r>
+    </w:p>
+    <w:p>
+      <w:pPr>
+        <w:spacing w:after="160" w:line="259" w:lineRule="auto"/>
+        <w:rPr>
+          <w:rFonts w:ascii="Times New Roman" w:hAnsi="Times New Roman"/>
+          <w:sz w:val="24"/>
+          <w:szCs w:val="24"/>
+          <w:lang w:eastAsia="ru-RU"/>
+        </w:rPr>
+      </w:pPr>
+      <w:r>
+        <w:rPr>
+          <w:rFonts w:ascii="Times New Roman" w:hAnsi="Times New Roman"/>
+          <w:sz w:val="24"/>
+          <w:szCs w:val="24"/>
+          <w:lang w:eastAsia="ru-RU"/>
+        </w:rPr>
+        <w:br w:type="page"/>
+      </w:r>
+    </w:p>
+    <w:p>
+      <w:pPr>
+        <w:ind w:firstLine="709"/>
+        <w:jc w:val="center"/>
         <w:rPr>
           <w:rFonts w:ascii="Times New Roman" w:hAnsi="Times New Roman"/>
           <w:b/>
           <w:bCs/>
           <w:sz w:val="28"/>
           <w:szCs w:val="28"/>
+          <w:lang w:eastAsia="ru-RU"/>
+        </w:rPr>
+      </w:pPr>
+      <w:r>
+        <w:rPr>
+          <w:rFonts w:ascii="Times New Roman" w:hAnsi="Times New Roman"/>
+          <w:b/>
+          <w:bCs/>
+          <w:sz w:val="28"/>
+          <w:szCs w:val="28"/>
+          <w:lang w:eastAsia="ru-RU"/>
         </w:rPr>
         <w:lastRenderedPageBreak/>
-        <w:t>ХОД РАБОТЫ</w:t>
-      </w:r>
-    </w:p>
-    <w:p>
-      <w:pPr>
+        <w:t>Приложение</w:t>
+      </w:r>
+    </w:p>
+    <w:bookmarkStart w:id="0" w:name="_MON_1794696228"/>
+    <w:bookmarkEnd w:id="0"/>
+    <w:p>
+      <w:pPr>
+        <w:keepNext/>
+      </w:pPr>
+      <w:r>
+        <w:rPr>
+          <w:rFonts w:ascii="Times New Roman" w:hAnsi="Times New Roman"/>
+          <w:sz w:val="28"/>
+          <w:szCs w:val="28"/>
+        </w:rPr>
+        <w:object w:dxaOrig="9475" w:dyaOrig="3990" w14:anchorId="183A5661">
+          <v:shape id="_x0000_i1139" type="#_x0000_t75" style="width:474pt;height:199.5pt" o:ole="">
+            <v:imagedata r:id="rId222" o:title=""/>
+          </v:shape>
+          <o:OLEObject Type="Embed" ProgID="Word.Document.12" ShapeID="_x0000_i1139" DrawAspect="Content" ObjectID="_1823101633" r:id="rId223">
+            <o:FieldCodes>\s</o:FieldCodes>
+          </o:OLEObject>
+        </w:object>
+      </w:r>
+    </w:p>
+    <w:p>
+      <w:pPr>
+        <w:pStyle w:val="a3"/>
+        <w:spacing w:after="120" w:line="360" w:lineRule="auto"/>
+        <w:jc w:val="center"/>
+        <w:rPr>
+          <w:rFonts w:ascii="Times New Roman" w:hAnsi="Times New Roman"/>
+          <w:b w:val="0"/>
+          <w:sz w:val="24"/>
+        </w:rPr>
+      </w:pPr>
+      <w:r>
+        <w:rPr>
+          <w:rFonts w:ascii="Times New Roman" w:hAnsi="Times New Roman"/>
+          <w:b w:val="0"/>
+          <w:sz w:val="24"/>
+        </w:rPr>
+        <w:t>Листинг 1 – реализация многочлена Лагранжа</w:t>
+      </w:r>
+    </w:p>
+    <w:bookmarkStart w:id="1" w:name="_Hlk211974038"/>
+    <w:bookmarkStart w:id="2" w:name="_MON_1822466706"/>
+    <w:bookmarkEnd w:id="2"/>
+    <w:p>
+      <w:pPr>
+        <w:keepNext/>
         <w:spacing w:line="360" w:lineRule="auto"/>
         <w:jc w:val="both"/>
-        <w:rPr>
-          <w:rFonts w:ascii="Times New Roman" w:hAnsi="Times New Roman"/>
-          <w:sz w:val="28"/>
-          <w:szCs w:val="28"/>
-        </w:rPr>
-      </w:pPr>
-      <w:r>
-        <w:rPr>
-          <w:rFonts w:ascii="Times New Roman" w:hAnsi="Times New Roman"/>
-          <w:sz w:val="28"/>
-          <w:szCs w:val="28"/>
-        </w:rPr>
-        <w:tab/>
-        <w:t>Программа реализ</w:t>
-      </w:r>
-      <w:r>
-        <w:rPr>
-          <w:rFonts w:ascii="Times New Roman" w:hAnsi="Times New Roman"/>
-          <w:sz w:val="28"/>
-          <w:szCs w:val="28"/>
-        </w:rPr>
-        <w:t xml:space="preserve">ована на языке программирования </w:t>
-      </w:r>
-      <w:r>
-        <w:rPr>
-          <w:rFonts w:ascii="Times New Roman" w:hAnsi="Times New Roman"/>
-          <w:sz w:val="28"/>
-          <w:szCs w:val="28"/>
-          <w:lang w:val="en-US"/>
-        </w:rPr>
-        <w:t>Python</w:t>
-      </w:r>
-      <w:r>
-        <w:rPr>
-          <w:rFonts w:ascii="Times New Roman" w:hAnsi="Times New Roman"/>
-          <w:sz w:val="28"/>
-          <w:szCs w:val="28"/>
-        </w:rPr>
-        <w:t xml:space="preserve"> </w:t>
-      </w:r>
-      <w:r>
-        <w:rPr>
-          <w:rFonts w:ascii="Times New Roman" w:hAnsi="Times New Roman"/>
-          <w:sz w:val="28"/>
-          <w:szCs w:val="28"/>
-        </w:rPr>
-        <w:t xml:space="preserve">с использованием </w:t>
-      </w:r>
-      <w:proofErr w:type="spellStart"/>
-      <w:r>
-        <w:rPr>
-          <w:rFonts w:ascii="Times New Roman" w:hAnsi="Times New Roman"/>
-          <w:sz w:val="28"/>
-          <w:szCs w:val="28"/>
-        </w:rPr>
-        <w:t>фреймворка</w:t>
-      </w:r>
-      <w:proofErr w:type="spellEnd"/>
-      <w:r>
-        <w:rPr>
-          <w:rFonts w:ascii="Times New Roman" w:hAnsi="Times New Roman"/>
-          <w:sz w:val="28"/>
-          <w:szCs w:val="28"/>
-        </w:rPr>
-        <w:t xml:space="preserve"> </w:t>
-      </w:r>
-      <w:proofErr w:type="spellStart"/>
-      <w:r>
-        <w:rPr>
-          <w:rFonts w:ascii="Times New Roman" w:hAnsi="Times New Roman"/>
-          <w:sz w:val="28"/>
-          <w:szCs w:val="28"/>
-          <w:lang w:val="en-US"/>
-        </w:rPr>
-        <w:t>MatPlotLib</w:t>
-      </w:r>
-      <w:proofErr w:type="spellEnd"/>
-      <w:r>
-        <w:rPr>
-          <w:rFonts w:ascii="Times New Roman" w:hAnsi="Times New Roman"/>
-          <w:sz w:val="28"/>
-          <w:szCs w:val="28"/>
-        </w:rPr>
-        <w:t xml:space="preserve"> </w:t>
-      </w:r>
-      <w:r>
-        <w:rPr>
-          <w:rFonts w:ascii="Times New Roman" w:hAnsi="Times New Roman"/>
-          <w:sz w:val="28"/>
-          <w:szCs w:val="28"/>
-        </w:rPr>
-        <w:t>для рисования графиков и создания графического интерфейса пользователя.</w:t>
-      </w:r>
-    </w:p>
-    <w:p>
-      <w:pPr>
-        <w:spacing w:line="360" w:lineRule="auto"/>
-        <w:jc w:val="both"/>
-        <w:rPr>
-          <w:rFonts w:ascii="Times New Roman" w:hAnsi="Times New Roman"/>
-          <w:sz w:val="28"/>
-          <w:szCs w:val="28"/>
-        </w:rPr>
-      </w:pPr>
-      <w:r>
-        <w:rPr>
-          <w:rFonts w:ascii="Times New Roman" w:hAnsi="Times New Roman"/>
-          <w:sz w:val="28"/>
-          <w:szCs w:val="28"/>
-        </w:rPr>
-        <w:tab/>
-        <w:t xml:space="preserve">Рассмотрим реализацию интерполирования функции методом Лагранжа. Метод Лагранжа реализован в виде отдельного класса </w:t>
-      </w:r>
-      <w:r>
-        <w:rPr>
-          <w:rFonts w:ascii="Times New Roman" w:hAnsi="Times New Roman"/>
-          <w:sz w:val="28"/>
-          <w:szCs w:val="28"/>
-          <w:lang w:val="en-US"/>
-        </w:rPr>
-        <w:t>Lagrange</w:t>
-      </w:r>
-      <w:r>
-        <w:rPr>
-          <w:rFonts w:ascii="Times New Roman" w:hAnsi="Times New Roman"/>
-          <w:sz w:val="28"/>
-          <w:szCs w:val="28"/>
-        </w:rPr>
-        <w:t xml:space="preserve"> </w:t>
-      </w:r>
-      <w:r>
-        <w:rPr>
-          <w:rFonts w:ascii="Times New Roman" w:hAnsi="Times New Roman"/>
-          <w:sz w:val="28"/>
-          <w:szCs w:val="28"/>
-        </w:rPr>
-        <w:t>(см. листинг 1).</w:t>
-      </w:r>
-    </w:p>
-    <w:bookmarkStart w:id="2" w:name="_MON_1794696228"/>
-    <w:bookmarkEnd w:id="2"/>
-    <w:p>
-      <w:pPr>
-        <w:keepNext/>
-      </w:pPr>
-      <w:r>
-        <w:rPr>
-          <w:rFonts w:ascii="Times New Roman" w:hAnsi="Times New Roman"/>
-          <w:sz w:val="28"/>
-          <w:szCs w:val="28"/>
-        </w:rPr>
-        <w:object w:dxaOrig="9355" w:dyaOrig="5056">
-          <v:shape id="_x0000_i1256" type="#_x0000_t75" style="width:468pt;height:252.75pt" o:ole="">
-            <v:imagedata r:id="rId212" o:title=""/>
-          </v:shape>
-          <o:OLEObject Type="Embed" ProgID="Word.Document.12" ShapeID="_x0000_i1256" DrawAspect="Content" ObjectID="_1820844422" r:id="rId213">
+      </w:pPr>
+      <w:r>
+        <w:rPr>
+          <w:rFonts w:ascii="Times New Roman" w:hAnsi="Times New Roman"/>
+          <w:sz w:val="28"/>
+          <w:szCs w:val="28"/>
+        </w:rPr>
+        <w:object w:dxaOrig="9475" w:dyaOrig="4520" w14:anchorId="2F6CCCFE">
+          <v:shape id="_x0000_i1141" type="#_x0000_t75" style="width:474pt;height:225.75pt" o:ole="">
+            <v:imagedata r:id="rId224" o:title=""/>
+          </v:shape>
+          <o:OLEObject Type="Embed" ProgID="Word.Document.12" ShapeID="_x0000_i1141" DrawAspect="Content" ObjectID="_1823101634" r:id="rId225">
             <o:FieldCodes>\s</o:FieldCodes>
           </o:OLEObject>
         </w:object>
       </w:r>
+      <w:bookmarkEnd w:id="1"/>
+    </w:p>
+    <w:p>
+      <w:pPr>
+        <w:pStyle w:val="a3"/>
+        <w:spacing w:after="120" w:line="360" w:lineRule="auto"/>
+        <w:jc w:val="center"/>
+        <w:rPr>
+          <w:rFonts w:ascii="Times New Roman" w:hAnsi="Times New Roman"/>
+          <w:b w:val="0"/>
+          <w:bCs w:val="0"/>
+          <w:sz w:val="24"/>
+          <w:szCs w:val="24"/>
+        </w:rPr>
+      </w:pPr>
+      <w:r>
+        <w:rPr>
+          <w:rFonts w:ascii="Times New Roman" w:hAnsi="Times New Roman"/>
+          <w:b w:val="0"/>
+          <w:bCs w:val="0"/>
+          <w:sz w:val="24"/>
+          <w:szCs w:val="24"/>
+        </w:rPr>
+        <w:t>Листинг 2 – Построение полинома Лагранжа для табличной функции</w:t>
+      </w:r>
+    </w:p>
+    <w:bookmarkStart w:id="3" w:name="_MON_1822587128"/>
+    <w:bookmarkEnd w:id="3"/>
+    <w:p>
+      <w:pPr>
+        <w:keepNext/>
+        <w:spacing w:line="360" w:lineRule="auto"/>
+      </w:pPr>
+      <w:r>
+        <w:rPr>
+          <w:rFonts w:ascii="Times New Roman" w:hAnsi="Times New Roman"/>
+          <w:sz w:val="28"/>
+          <w:szCs w:val="28"/>
+        </w:rPr>
+        <w:object w:dxaOrig="9475" w:dyaOrig="3990" w14:anchorId="5625A1D1">
+          <v:shape id="_x0000_i1143" type="#_x0000_t75" style="width:474pt;height:199.5pt" o:ole="">
+            <v:imagedata r:id="rId226" o:title=""/>
+          </v:shape>
+          <o:OLEObject Type="Embed" ProgID="Word.Document.12" ShapeID="_x0000_i1143" DrawAspect="Content" ObjectID="_1823101635" r:id="rId227">
+            <o:FieldCodes>\s</o:FieldCodes>
+          </o:OLEObject>
+        </w:object>
+      </w:r>
+    </w:p>
+    <w:p>
+      <w:pPr>
+        <w:pStyle w:val="a3"/>
+        <w:spacing w:line="360" w:lineRule="auto"/>
+        <w:jc w:val="center"/>
+        <w:rPr>
+          <w:rFonts w:ascii="Times New Roman" w:hAnsi="Times New Roman"/>
+          <w:b w:val="0"/>
+          <w:bCs w:val="0"/>
+          <w:sz w:val="24"/>
+          <w:szCs w:val="24"/>
+        </w:rPr>
+      </w:pPr>
+      <w:r>
+        <w:rPr>
+          <w:rFonts w:ascii="Times New Roman" w:hAnsi="Times New Roman"/>
+          <w:b w:val="0"/>
+          <w:bCs w:val="0"/>
+          <w:sz w:val="24"/>
+          <w:szCs w:val="24"/>
+        </w:rPr>
+        <w:t>Листинг 2 -</w:t>
+      </w:r>
+      <w:r>
+        <w:rPr>
+          <w:sz w:val="18"/>
+          <w:szCs w:val="18"/>
+        </w:rPr>
+        <w:t xml:space="preserve"> </w:t>
+      </w:r>
+      <w:r>
+        <w:rPr>
+          <w:rFonts w:ascii="Times New Roman" w:hAnsi="Times New Roman"/>
+          <w:b w:val="0"/>
+          <w:bCs w:val="0"/>
+          <w:sz w:val="24"/>
+          <w:szCs w:val="24"/>
+        </w:rPr>
+        <w:t>Построение полинома Лагранжа для аналитической функции</w:t>
+      </w:r>
+    </w:p>
+    <w:bookmarkStart w:id="4" w:name="_MON_1822589207"/>
+    <w:bookmarkEnd w:id="4"/>
+    <w:p>
+      <w:pPr>
+        <w:pStyle w:val="a7"/>
+        <w:spacing w:before="120" w:line="360" w:lineRule="auto"/>
+        <w:ind w:left="0" w:firstLine="709"/>
+        <w:jc w:val="both"/>
+        <w:rPr>
+          <w:rFonts w:ascii="Times New Roman" w:hAnsi="Times New Roman"/>
+          <w:sz w:val="28"/>
+          <w:szCs w:val="28"/>
+        </w:rPr>
+      </w:pPr>
+      <w:r>
+        <w:rPr>
+          <w:rFonts w:ascii="Times New Roman" w:hAnsi="Times New Roman"/>
+          <w:sz w:val="28"/>
+          <w:szCs w:val="28"/>
+        </w:rPr>
+        <w:object w:dxaOrig="9415" w:dyaOrig="14490" w14:anchorId="545D3AAD">
+          <v:shape id="_x0000_i1146" type="#_x0000_t75" style="width:471pt;height:724.5pt" o:ole="">
+            <v:imagedata r:id="rId228" o:title=""/>
+          </v:shape>
+          <o:OLEObject Type="Embed" ProgID="Word.Document.12" ShapeID="_x0000_i1146" DrawAspect="Content" ObjectID="_1823101636" r:id="rId229">
+            <o:FieldCodes>\s</o:FieldCodes>
+          </o:OLEObject>
+        </w:object>
+      </w:r>
+    </w:p>
+    <w:bookmarkStart w:id="5" w:name="_MON_1822589313"/>
+    <w:bookmarkEnd w:id="5"/>
+    <w:p>
+      <w:pPr>
+        <w:pStyle w:val="a7"/>
+        <w:spacing w:before="120" w:line="360" w:lineRule="auto"/>
+        <w:ind w:left="0" w:firstLine="709"/>
+        <w:jc w:val="both"/>
+        <w:rPr>
+          <w:rFonts w:ascii="Times New Roman" w:hAnsi="Times New Roman"/>
+          <w:sz w:val="28"/>
+          <w:szCs w:val="28"/>
+        </w:rPr>
+      </w:pPr>
+      <w:r>
+        <w:rPr>
+          <w:rFonts w:ascii="Times New Roman" w:hAnsi="Times New Roman"/>
+          <w:sz w:val="28"/>
+          <w:szCs w:val="28"/>
+        </w:rPr>
+        <w:object w:dxaOrig="9475" w:dyaOrig="9405" w14:anchorId="17A0E68D">
+          <v:shape id="_x0000_i1147" type="#_x0000_t75" style="width:474pt;height:470.25pt" o:ole="">
+            <v:imagedata r:id="rId230" o:title=""/>
+          </v:shape>
+          <o:OLEObject Type="Embed" ProgID="Word.Document.12" ShapeID="_x0000_i1147" DrawAspect="Content" ObjectID="_1823101637" r:id="rId231">
+            <o:FieldCodes>\s</o:FieldCodes>
+          </o:OLEObject>
+        </w:object>
+      </w:r>
     </w:p>
     <w:p>
       <w:pPr>
@@ -5195,17 +8434,127 @@
         <w:rPr>
           <w:rFonts w:ascii="Times New Roman" w:hAnsi="Times New Roman"/>
           <w:b w:val="0"/>
+          <w:bCs w:val="0"/>
           <w:sz w:val="24"/>
+          <w:szCs w:val="24"/>
         </w:rPr>
       </w:pPr>
       <w:r>
         <w:rPr>
           <w:rFonts w:ascii="Times New Roman" w:hAnsi="Times New Roman"/>
           <w:b w:val="0"/>
+          <w:bCs w:val="0"/>
           <w:sz w:val="24"/>
-        </w:rPr>
-        <w:t>Листинг 1 – реализация многочлена Лагранжа</w:t>
-      </w:r>
+          <w:szCs w:val="24"/>
+        </w:rPr>
+        <w:t>Листинг 3 –</w:t>
+      </w:r>
+      <w:r>
+        <w:rPr>
+          <w:sz w:val="18"/>
+          <w:szCs w:val="18"/>
+        </w:rPr>
+        <w:t xml:space="preserve"> </w:t>
+      </w:r>
+      <w:r>
+        <w:rPr>
+          <w:rFonts w:ascii="Times New Roman" w:hAnsi="Times New Roman"/>
+          <w:b w:val="0"/>
+          <w:bCs w:val="0"/>
+          <w:sz w:val="24"/>
+          <w:szCs w:val="24"/>
+        </w:rPr>
+        <w:t>Построение кубического сплайна для табличной функции</w:t>
+      </w:r>
+    </w:p>
+    <w:bookmarkStart w:id="6" w:name="_MON_1822589540"/>
+    <w:bookmarkEnd w:id="6"/>
+    <w:p>
+      <w:pPr>
+        <w:pStyle w:val="a7"/>
+        <w:spacing w:before="120" w:line="360" w:lineRule="auto"/>
+        <w:ind w:left="0" w:firstLine="709"/>
+        <w:rPr>
+          <w:rFonts w:ascii="Times New Roman" w:hAnsi="Times New Roman"/>
+          <w:sz w:val="28"/>
+          <w:szCs w:val="28"/>
+        </w:rPr>
+      </w:pPr>
+      <w:r>
+        <w:rPr>
+          <w:rFonts w:ascii="Times New Roman" w:hAnsi="Times New Roman"/>
+          <w:sz w:val="28"/>
+          <w:szCs w:val="28"/>
+        </w:rPr>
+        <w:object w:dxaOrig="9415" w:dyaOrig="14205" w14:anchorId="711D44A1">
+          <v:shape id="_x0000_i1160" type="#_x0000_t75" style="width:471pt;height:710.25pt" o:ole="">
+            <v:imagedata r:id="rId232" o:title=""/>
+          </v:shape>
+          <o:OLEObject Type="Embed" ProgID="Word.Document.12" ShapeID="_x0000_i1160" DrawAspect="Content" ObjectID="_1823101638" r:id="rId233">
+            <o:FieldCodes>\s</o:FieldCodes>
+          </o:OLEObject>
+        </w:object>
+      </w:r>
+    </w:p>
+    <w:bookmarkStart w:id="7" w:name="_MON_1822589619"/>
+    <w:bookmarkEnd w:id="7"/>
+    <w:p>
+      <w:pPr>
+        <w:pStyle w:val="a7"/>
+        <w:keepNext/>
+        <w:spacing w:before="120" w:line="360" w:lineRule="auto"/>
+        <w:ind w:left="0" w:firstLine="709"/>
+      </w:pPr>
+      <w:r>
+        <w:rPr>
+          <w:rFonts w:ascii="Times New Roman" w:hAnsi="Times New Roman"/>
+          <w:sz w:val="28"/>
+          <w:szCs w:val="28"/>
+        </w:rPr>
+        <w:object w:dxaOrig="9475" w:dyaOrig="12788" w14:anchorId="0ADECF00">
+          <v:shape id="_x0000_i1161" type="#_x0000_t75" style="width:474pt;height:639.75pt" o:ole="">
+            <v:imagedata r:id="rId234" o:title=""/>
+          </v:shape>
+          <o:OLEObject Type="Embed" ProgID="Word.Document.12" ShapeID="_x0000_i1161" DrawAspect="Content" ObjectID="_1823101639" r:id="rId235">
+            <o:FieldCodes>\s</o:FieldCodes>
+          </o:OLEObject>
+        </w:object>
+      </w:r>
+    </w:p>
+    <w:p>
+      <w:pPr>
+        <w:pStyle w:val="a3"/>
+        <w:jc w:val="center"/>
+        <w:rPr>
+          <w:rFonts w:ascii="Times New Roman" w:hAnsi="Times New Roman"/>
+          <w:b w:val="0"/>
+          <w:bCs w:val="0"/>
+          <w:sz w:val="24"/>
+          <w:szCs w:val="24"/>
+        </w:rPr>
+      </w:pPr>
+      <w:r>
+        <w:rPr>
+          <w:rFonts w:ascii="Times New Roman" w:hAnsi="Times New Roman"/>
+          <w:b w:val="0"/>
+          <w:bCs w:val="0"/>
+          <w:sz w:val="24"/>
+          <w:szCs w:val="24"/>
+        </w:rPr>
+        <w:t>Листинг 4 - Построение кубического сплайна для аналитической функции</w:t>
+      </w:r>
+    </w:p>
+    <w:p>
+      <w:pPr>
+        <w:ind w:firstLine="709"/>
+        <w:jc w:val="both"/>
+        <w:rPr>
+          <w:rFonts w:ascii="Times New Roman" w:hAnsi="Times New Roman"/>
+          <w:sz w:val="28"/>
+          <w:szCs w:val="28"/>
+          <w:lang w:eastAsia="ru-RU"/>
+        </w:rPr>
+      </w:pPr>
     </w:p>
     <w:sectPr>
       <w:pgSz w:w="11906" w:h="16838"/>
@@ -5217,8 +8566,201 @@
 </w:document>
 </file>
 
+<file path=word/numbering.xml><?xml version="1.0" encoding="utf-8"?>
+<w:numbering xmlns:wpc="http://schemas.microsoft.com/office/word/2010/wordprocessingCanvas" xmlns:cx="http://schemas.microsoft.com/office/drawing/2014/chartex" xmlns:cx1="http://schemas.microsoft.com/office/drawing/2015/9/8/chartex" xmlns:cx2="http://schemas.microsoft.com/office/drawing/2015/10/21/chartex" xmlns:cx3="http://schemas.microsoft.com/office/drawing/2016/5/9/chartex" xmlns:cx4="http://schemas.microsoft.com/office/drawing/2016/5/10/chartex" xmlns:cx5="http://schemas.microsoft.com/office/drawing/2016/5/11/chartex" xmlns:cx6="http://schemas.microsoft.com/office/drawing/2016/5/12/chartex" xmlns:cx7="http://schemas.microsoft.com/office/drawing/2016/5/13/chartex" xmlns:cx8="http://schemas.microsoft.com/office/drawing/2016/5/14/chartex" xmlns:mc="http://schemas.openxmlformats.org/markup-compatibility/2006" xmlns:aink="http://schemas.microsoft.com/office/drawing/2016/ink" xmlns:am3d="http://schemas.microsoft.com/office/drawing/2017/model3d" xmlns:o="urn:schemas-microsoft-com:office:office" xmlns:r="http://schemas.openxmlformats.org/officeDocument/2006/relationships" xmlns:m="http://schemas.openxmlformats.org/officeDocument/2006/math" xmlns:v="urn:schemas-microsoft-com:vml" xmlns:wp14="http://schemas.microsoft.com/office/word/2010/wordprocessingDrawing" xmlns:wp="http://schemas.openxmlformats.org/drawingml/2006/wordprocessingDrawing" xmlns:w10="urn:schemas-microsoft-com:office:word" xmlns:w="http://schemas.openxmlformats.org/wordprocessingml/2006/main" xmlns:w14="http://schemas.microsoft.com/office/word/2010/wordml" xmlns:w15="http://schemas.microsoft.com/office/word/2012/wordml" xmlns:w16cex="http://schemas.microsoft.com/office/word/2018/wordml/cex" xmlns:w16cid="http://schemas.microsoft.com/office/word/2016/wordml/cid" xmlns:w16="http://schemas.microsoft.com/office/word/2018/wordml" xmlns:w16sdtdh="http://schemas.microsoft.com/office/word/2020/wordml/sdtdatahash" xmlns:w16se="http://schemas.microsoft.com/office/word/2015/wordml/symex" xmlns:wpg="http://schemas.microsoft.com/office/word/2010/wordprocessingGroup" xmlns:wpi="http://schemas.microsoft.com/office/word/2010/wordprocessingInk" xmlns:wne="http://schemas.microsoft.com/office/word/2006/wordml" xmlns:wps="http://schemas.microsoft.com/office/word/2010/wordprocessingShape" mc:Ignorable="w14 w15 w16se w16cid w16 w16cex w16sdtdh wp14">
+  <w:abstractNum w:abstractNumId="0" w15:restartNumberingAfterBreak="0">
+    <w:nsid w:val="08501691"/>
+    <w:multiLevelType w:val="hybridMultilevel"/>
+    <w:tmpl w:val="DC10DF5E"/>
+    <w:lvl w:ilvl="0" w:tplc="0419000F">
+      <w:start w:val="1"/>
+      <w:numFmt w:val="decimal"/>
+      <w:lvlText w:val="%1."/>
+      <w:lvlJc w:val="left"/>
+      <w:pPr>
+        <w:ind w:left="720" w:hanging="360"/>
+      </w:pPr>
+      <w:rPr>
+        <w:rFonts w:hint="default"/>
+      </w:rPr>
+    </w:lvl>
+    <w:lvl w:ilvl="1" w:tplc="04190019" w:tentative="1">
+      <w:start w:val="1"/>
+      <w:numFmt w:val="lowerLetter"/>
+      <w:lvlText w:val="%2."/>
+      <w:lvlJc w:val="left"/>
+      <w:pPr>
+        <w:ind w:left="1440" w:hanging="360"/>
+      </w:pPr>
+    </w:lvl>
+    <w:lvl w:ilvl="2" w:tplc="0419001B" w:tentative="1">
+      <w:start w:val="1"/>
+      <w:numFmt w:val="lowerRoman"/>
+      <w:lvlText w:val="%3."/>
+      <w:lvlJc w:val="right"/>
+      <w:pPr>
+        <w:ind w:left="2160" w:hanging="180"/>
+      </w:pPr>
+    </w:lvl>
+    <w:lvl w:ilvl="3" w:tplc="0419000F" w:tentative="1">
+      <w:start w:val="1"/>
+      <w:numFmt w:val="decimal"/>
+      <w:lvlText w:val="%4."/>
+      <w:lvlJc w:val="left"/>
+      <w:pPr>
+        <w:ind w:left="2880" w:hanging="360"/>
+      </w:pPr>
+    </w:lvl>
+    <w:lvl w:ilvl="4" w:tplc="04190019" w:tentative="1">
+      <w:start w:val="1"/>
+      <w:numFmt w:val="lowerLetter"/>
+      <w:lvlText w:val="%5."/>
+      <w:lvlJc w:val="left"/>
+      <w:pPr>
+        <w:ind w:left="3600" w:hanging="360"/>
+      </w:pPr>
+    </w:lvl>
+    <w:lvl w:ilvl="5" w:tplc="0419001B" w:tentative="1">
+      <w:start w:val="1"/>
+      <w:numFmt w:val="lowerRoman"/>
+      <w:lvlText w:val="%6."/>
+      <w:lvlJc w:val="right"/>
+      <w:pPr>
+        <w:ind w:left="4320" w:hanging="180"/>
+      </w:pPr>
+    </w:lvl>
+    <w:lvl w:ilvl="6" w:tplc="0419000F" w:tentative="1">
+      <w:start w:val="1"/>
+      <w:numFmt w:val="decimal"/>
+      <w:lvlText w:val="%7."/>
+      <w:lvlJc w:val="left"/>
+      <w:pPr>
+        <w:ind w:left="5040" w:hanging="360"/>
+      </w:pPr>
+    </w:lvl>
+    <w:lvl w:ilvl="7" w:tplc="04190019" w:tentative="1">
+      <w:start w:val="1"/>
+      <w:numFmt w:val="lowerLetter"/>
+      <w:lvlText w:val="%8."/>
+      <w:lvlJc w:val="left"/>
+      <w:pPr>
+        <w:ind w:left="5760" w:hanging="360"/>
+      </w:pPr>
+    </w:lvl>
+    <w:lvl w:ilvl="8" w:tplc="0419001B" w:tentative="1">
+      <w:start w:val="1"/>
+      <w:numFmt w:val="lowerRoman"/>
+      <w:lvlText w:val="%9."/>
+      <w:lvlJc w:val="right"/>
+      <w:pPr>
+        <w:ind w:left="6480" w:hanging="180"/>
+      </w:pPr>
+    </w:lvl>
+  </w:abstractNum>
+  <w:abstractNum w:abstractNumId="1" w15:restartNumberingAfterBreak="0">
+    <w:nsid w:val="52694591"/>
+    <w:multiLevelType w:val="hybridMultilevel"/>
+    <w:tmpl w:val="040A40A0"/>
+    <w:lvl w:ilvl="0" w:tplc="C06CA356">
+      <w:start w:val="1"/>
+      <w:numFmt w:val="decimal"/>
+      <w:lvlText w:val="%1."/>
+      <w:lvlJc w:val="left"/>
+      <w:pPr>
+        <w:ind w:left="1429" w:hanging="360"/>
+      </w:pPr>
+      <w:rPr>
+        <w:rFonts w:ascii="Times New Roman" w:hAnsi="Times New Roman" w:cs="Times New Roman" w:hint="default"/>
+        <w:i w:val="0"/>
+        <w:iCs w:val="0"/>
+        <w:sz w:val="28"/>
+        <w:szCs w:val="28"/>
+      </w:rPr>
+    </w:lvl>
+    <w:lvl w:ilvl="1" w:tplc="04190019" w:tentative="1">
+      <w:start w:val="1"/>
+      <w:numFmt w:val="lowerLetter"/>
+      <w:lvlText w:val="%2."/>
+      <w:lvlJc w:val="left"/>
+      <w:pPr>
+        <w:ind w:left="2149" w:hanging="360"/>
+      </w:pPr>
+    </w:lvl>
+    <w:lvl w:ilvl="2" w:tplc="0419001B" w:tentative="1">
+      <w:start w:val="1"/>
+      <w:numFmt w:val="lowerRoman"/>
+      <w:lvlText w:val="%3."/>
+      <w:lvlJc w:val="right"/>
+      <w:pPr>
+        <w:ind w:left="2869" w:hanging="180"/>
+      </w:pPr>
+    </w:lvl>
+    <w:lvl w:ilvl="3" w:tplc="0419000F" w:tentative="1">
+      <w:start w:val="1"/>
+      <w:numFmt w:val="decimal"/>
+      <w:lvlText w:val="%4."/>
+      <w:lvlJc w:val="left"/>
+      <w:pPr>
+        <w:ind w:left="3589" w:hanging="360"/>
+      </w:pPr>
+    </w:lvl>
+    <w:lvl w:ilvl="4" w:tplc="04190019" w:tentative="1">
+      <w:start w:val="1"/>
+      <w:numFmt w:val="lowerLetter"/>
+      <w:lvlText w:val="%5."/>
+      <w:lvlJc w:val="left"/>
+      <w:pPr>
+        <w:ind w:left="4309" w:hanging="360"/>
+      </w:pPr>
+    </w:lvl>
+    <w:lvl w:ilvl="5" w:tplc="0419001B" w:tentative="1">
+      <w:start w:val="1"/>
+      <w:numFmt w:val="lowerRoman"/>
+      <w:lvlText w:val="%6."/>
+      <w:lvlJc w:val="right"/>
+      <w:pPr>
+        <w:ind w:left="5029" w:hanging="180"/>
+      </w:pPr>
+    </w:lvl>
+    <w:lvl w:ilvl="6" w:tplc="0419000F" w:tentative="1">
+      <w:start w:val="1"/>
+      <w:numFmt w:val="decimal"/>
+      <w:lvlText w:val="%7."/>
+      <w:lvlJc w:val="left"/>
+      <w:pPr>
+        <w:ind w:left="5749" w:hanging="360"/>
+      </w:pPr>
+    </w:lvl>
+    <w:lvl w:ilvl="7" w:tplc="04190019" w:tentative="1">
+      <w:start w:val="1"/>
+      <w:numFmt w:val="lowerLetter"/>
+      <w:lvlText w:val="%8."/>
+      <w:lvlJc w:val="left"/>
+      <w:pPr>
+        <w:ind w:left="6469" w:hanging="360"/>
+      </w:pPr>
+    </w:lvl>
+    <w:lvl w:ilvl="8" w:tplc="0419001B" w:tentative="1">
+      <w:start w:val="1"/>
+      <w:numFmt w:val="lowerRoman"/>
+      <w:lvlText w:val="%9."/>
+      <w:lvlJc w:val="right"/>
+      <w:pPr>
+        <w:ind w:left="7189" w:hanging="180"/>
+      </w:pPr>
+    </w:lvl>
+  </w:abstractNum>
+  <w:num w:numId="1">
+    <w:abstractNumId w:val="1"/>
+  </w:num>
+  <w:num w:numId="2">
+    <w:abstractNumId w:val="0"/>
+  </w:num>
+</w:numbering>
+</file>
+
 <file path=word/styles.xml><?xml version="1.0" encoding="utf-8"?>
-<w:styles xmlns:mc="http://schemas.openxmlformats.org/markup-compatibility/2006" xmlns:r="http://schemas.openxmlformats.org/officeDocument/2006/relationships" xmlns:w="http://schemas.openxmlformats.org/wordprocessingml/2006/main" xmlns:w14="http://schemas.microsoft.com/office/word/2010/wordml" xmlns:w15="http://schemas.microsoft.com/office/word/2012/wordml" xmlns:w16se="http://schemas.microsoft.com/office/word/2015/wordml/symex" mc:Ignorable="w14 w15 w16se">
+<w:styles xmlns:mc="http://schemas.openxmlformats.org/markup-compatibility/2006" xmlns:r="http://schemas.openxmlformats.org/officeDocument/2006/relationships" xmlns:w="http://schemas.openxmlformats.org/wordprocessingml/2006/main" xmlns:w14="http://schemas.microsoft.com/office/word/2010/wordml" xmlns:w15="http://schemas.microsoft.com/office/word/2012/wordml" xmlns:w16cex="http://schemas.microsoft.com/office/word/2018/wordml/cex" xmlns:w16cid="http://schemas.microsoft.com/office/word/2016/wordml/cid" xmlns:w16="http://schemas.microsoft.com/office/word/2018/wordml" xmlns:w16sdtdh="http://schemas.microsoft.com/office/word/2020/wordml/sdtdatahash" xmlns:w16se="http://schemas.microsoft.com/office/word/2015/wordml/symex" mc:Ignorable="w14 w15 w16se w16cid w16 w16cex w16sdtdh">
   <w:docDefaults>
     <w:rPrDefault>
       <w:rPr>
@@ -5234,7 +8776,7 @@
       </w:pPr>
     </w:pPrDefault>
   </w:docDefaults>
-  <w:latentStyles w:defLockedState="0" w:defUIPriority="99" w:defSemiHidden="0" w:defUnhideWhenUsed="0" w:defQFormat="0" w:count="371">
+  <w:latentStyles w:defLockedState="0" w:defUIPriority="99" w:defSemiHidden="0" w:defUnhideWhenUsed="0" w:defQFormat="0" w:count="376">
     <w:lsdException w:name="Normal" w:uiPriority="0" w:qFormat="1"/>
     <w:lsdException w:name="heading 1" w:uiPriority="9" w:qFormat="1"/>
     <w:lsdException w:name="heading 2" w:semiHidden="1" w:uiPriority="9" w:unhideWhenUsed="1" w:qFormat="1"/>
@@ -5606,6 +9148,11 @@
     <w:lsdException w:name="List Table 5 Dark Accent 6" w:uiPriority="50"/>
     <w:lsdException w:name="List Table 6 Colorful Accent 6" w:uiPriority="51"/>
     <w:lsdException w:name="List Table 7 Colorful Accent 6" w:uiPriority="52"/>
+    <w:lsdException w:name="Mention" w:semiHidden="1" w:unhideWhenUsed="1"/>
+    <w:lsdException w:name="Smart Hyperlink" w:semiHidden="1" w:unhideWhenUsed="1"/>
+    <w:lsdException w:name="Hashtag" w:semiHidden="1" w:unhideWhenUsed="1"/>
+    <w:lsdException w:name="Unresolved Mention" w:semiHidden="1" w:unhideWhenUsed="1"/>
+    <w:lsdException w:name="Smart Link" w:semiHidden="1" w:unhideWhenUsed="1"/>
   </w:latentStyles>
   <w:style w:type="paragraph" w:default="1" w:styleId="a">
     <w:name w:val="Normal"/>
@@ -5713,6 +9260,58 @@
       <w:szCs w:val="24"/>
       <w:lang w:eastAsia="ru-RU"/>
     </w:rPr>
+  </w:style>
+  <w:style w:type="character" w:styleId="a5">
+    <w:name w:val="Placeholder Text"/>
+    <w:basedOn w:val="a0"/>
+    <w:uiPriority w:val="99"/>
+    <w:semiHidden/>
+    <w:rsid w:val="00D7190B"/>
+    <w:rPr>
+      <w:color w:val="808080"/>
+    </w:rPr>
+  </w:style>
+  <w:style w:type="paragraph" w:customStyle="1" w:styleId="8">
+    <w:name w:val="заголовок 8"/>
+    <w:basedOn w:val="a"/>
+    <w:next w:val="a"/>
+    <w:rsid w:val="00D7190B"/>
+    <w:pPr>
+      <w:keepNext/>
+      <w:widowControl w:val="0"/>
+      <w:jc w:val="center"/>
+    </w:pPr>
+    <w:rPr>
+      <w:rFonts w:ascii="Times New Roman" w:eastAsia="Times New Roman" w:hAnsi="Times New Roman"/>
+      <w:sz w:val="28"/>
+      <w:szCs w:val="20"/>
+      <w:lang w:eastAsia="ru-RU"/>
+    </w:rPr>
+  </w:style>
+  <w:style w:type="paragraph" w:customStyle="1" w:styleId="a6">
+    <w:name w:val="Знак Знак Знак Знак Знак Знак Знак Знак Знак Знак Знак Знак Знак Знак Знак Знак"/>
+    <w:basedOn w:val="a"/>
+    <w:rsid w:val="00D7190B"/>
+    <w:pPr>
+      <w:spacing w:after="160" w:line="240" w:lineRule="exact"/>
+    </w:pPr>
+    <w:rPr>
+      <w:rFonts w:ascii="Verdana" w:eastAsia="Times New Roman" w:hAnsi="Verdana" w:cs="Verdana"/>
+      <w:sz w:val="20"/>
+      <w:szCs w:val="20"/>
+      <w:lang w:val="en-US"/>
+    </w:rPr>
+  </w:style>
+  <w:style w:type="paragraph" w:styleId="a7">
+    <w:name w:val="List Paragraph"/>
+    <w:basedOn w:val="a"/>
+    <w:uiPriority w:val="34"/>
+    <w:qFormat/>
+    <w:rsid w:val="00D52186"/>
+    <w:pPr>
+      <w:ind w:left="720"/>
+      <w:contextualSpacing/>
+    </w:pPr>
   </w:style>
 </w:styles>
 </file>
